--- a/CN/prac2/doc.docx
+++ b/CN/prac2/doc.docx
@@ -3,39 +3,51 @@
 <w:document xmlns:wpc="http://schemas.microsoft.com/office/word/2010/wordprocessingCanvas" xmlns:cx="http://schemas.microsoft.com/office/drawing/2014/chartex" xmlns:cx1="http://schemas.microsoft.com/office/drawing/2015/9/8/chartex" xmlns:cx2="http://schemas.microsoft.com/office/drawing/2015/10/21/chartex" xmlns:cx3="http://schemas.microsoft.com/office/drawing/2016/5/9/chartex" xmlns:cx4="http://schemas.microsoft.com/office/drawing/2016/5/10/chartex" xmlns:cx5="http://schemas.microsoft.com/office/drawing/2016/5/11/chartex" xmlns:cx6="http://schemas.microsoft.com/office/drawing/2016/5/12/chartex" xmlns:cx7="http://schemas.microsoft.com/office/drawing/2016/5/13/chartex" xmlns:cx8="http://schemas.microsoft.com/office/drawing/2016/5/14/chartex" xmlns:mc="http://schemas.openxmlformats.org/markup-compatibility/2006" xmlns:aink="http://schemas.microsoft.com/office/drawing/2016/ink" xmlns:am3d="http://schemas.microsoft.com/office/drawing/2017/model3d" xmlns:o="urn:schemas-microsoft-com:office:office" xmlns:oel="http://schemas.microsoft.com/office/2019/extlst" xmlns:r="http://schemas.openxmlformats.org/officeDocument/2006/relationships" xmlns:m="http://schemas.openxmlformats.org/officeDocument/2006/math" xmlns:v="urn:schemas-microsoft-com:vml" xmlns:wp14="http://schemas.microsoft.com/office/word/2010/wordprocessingDrawing" xmlns:wp="http://schemas.openxmlformats.org/drawingml/2006/wordprocessingDrawing" xmlns:w10="urn:schemas-microsoft-com:office:word" xmlns:w="http://schemas.openxmlformats.org/wordprocessingml/2006/main" xmlns:w14="http://schemas.microsoft.com/office/word/2010/wordml" xmlns:w15="http://schemas.microsoft.com/office/word/2012/wordml" xmlns:w16cex="http://schemas.microsoft.com/office/word/2018/wordml/cex" xmlns:w16cid="http://schemas.microsoft.com/office/word/2016/wordml/cid" xmlns:w16="http://schemas.microsoft.com/office/word/2018/wordml" xmlns:w16du="http://schemas.microsoft.com/office/word/2023/wordml/word16du" xmlns:w16sdtdh="http://schemas.microsoft.com/office/word/2020/wordml/sdtdatahash" xmlns:w16sdtfl="http://schemas.microsoft.com/office/word/2024/wordml/sdtformatlock" xmlns:w16se="http://schemas.microsoft.com/office/word/2015/wordml/symex" xmlns:wpg="http://schemas.microsoft.com/office/word/2010/wordprocessingGroup" xmlns:wpi="http://schemas.microsoft.com/office/word/2010/wordprocessingInk" xmlns:wne="http://schemas.microsoft.com/office/word/2006/wordml" xmlns:wps="http://schemas.microsoft.com/office/word/2010/wordprocessingShape" mc:Ignorable="w14 w15 w16se w16cid w16 w16cex w16sdtdh w16sdtfl w16du wp14">
   <w:body>
     <w:p>
-      <w:proofErr w:type="gramStart"/>
-      <w:r>
-        <w:t>Name :</w:t>
-      </w:r>
-      <w:proofErr w:type="gramEnd"/>
-      <w:r>
-        <w:t xml:space="preserve"> Smith Faldu</w:t>
-      </w:r>
-    </w:p>
-    <w:p>
-      <w:r>
-        <w:t xml:space="preserve">Roll </w:t>
-      </w:r>
-      <w:proofErr w:type="gramStart"/>
-      <w:r>
-        <w:t>no :</w:t>
-      </w:r>
-      <w:proofErr w:type="gramEnd"/>
-      <w:r>
-        <w:t xml:space="preserve"> 24BCE298</w:t>
-      </w:r>
-    </w:p>
-    <w:p>
-      <w:proofErr w:type="spellStart"/>
-      <w:r>
-        <w:t>Prac</w:t>
-      </w:r>
-      <w:proofErr w:type="spellEnd"/>
-      <w:r>
-        <w:t xml:space="preserve"> 2</w:t>
-      </w:r>
-    </w:p>
-    <w:p/>
+      <w:pPr>
+        <w:rPr>
+          <w:rFonts w:asciiTheme="majorHAnsi" w:hAnsiTheme="majorHAnsi"/>
+        </w:rPr>
+      </w:pPr>
+      <w:r>
+        <w:rPr>
+          <w:rFonts w:asciiTheme="majorHAnsi" w:hAnsiTheme="majorHAnsi" w:cs="Aptos"/>
+        </w:rPr>
+        <w:t>Name : Smith Faldu</w:t>
+      </w:r>
+    </w:p>
+    <w:p>
+      <w:pPr>
+        <w:rPr>
+          <w:rFonts w:asciiTheme="majorHAnsi" w:hAnsiTheme="majorHAnsi"/>
+        </w:rPr>
+      </w:pPr>
+      <w:r>
+        <w:rPr>
+          <w:rFonts w:asciiTheme="majorHAnsi" w:hAnsiTheme="majorHAnsi" w:cs="Aptos"/>
+        </w:rPr>
+        <w:t>Roll no : 24BCE298</w:t>
+      </w:r>
+    </w:p>
+    <w:p>
+      <w:pPr>
+        <w:rPr>
+          <w:rFonts w:asciiTheme="majorHAnsi" w:hAnsiTheme="majorHAnsi"/>
+        </w:rPr>
+      </w:pPr>
+      <w:r>
+        <w:rPr>
+          <w:rFonts w:asciiTheme="majorHAnsi" w:hAnsiTheme="majorHAnsi" w:cs="Aptos"/>
+        </w:rPr>
+        <w:t>Prac 2</w:t>
+      </w:r>
+    </w:p>
+    <w:p>
+      <w:pPr>
+        <w:rPr>
+          <w:rFonts w:asciiTheme="majorHAnsi" w:hAnsiTheme="majorHAnsi"/>
+        </w:rPr>
+      </w:pPr>
+    </w:p>
     <w:p>
       <w:pPr>
         <w:pStyle w:val="ListParagraph"/>
@@ -43,10 +55,17 @@
           <w:ilvl w:val="0"/>
           <w:numId w:val="1"/>
         </w:numPr>
-      </w:pPr>
-      <w:r>
+        <w:rPr>
+          <w:rFonts w:asciiTheme="majorHAnsi" w:hAnsiTheme="majorHAnsi"/>
+        </w:rPr>
+      </w:pPr>
+      <w:r>
+        <w:rPr>
+          <w:rFonts w:asciiTheme="majorHAnsi" w:hAnsiTheme="majorHAnsi"/>
+          <w:noProof/>
+        </w:rPr>
         <w:drawing>
-          <wp:anchor distT="0" distB="0" distL="114300" distR="114300" simplePos="0" relativeHeight="251660288" behindDoc="1" locked="0" layoutInCell="1" allowOverlap="1" wp14:anchorId="3A7A900E" wp14:editId="0541D2FD">
+          <wp:anchor distT="0" distB="0" distL="114300" distR="114300" simplePos="0" relativeHeight="251655680" behindDoc="0" locked="0" layoutInCell="1" allowOverlap="1" wp14:anchorId="7A3425DF" wp14:editId="3D9DCD3B">
             <wp:simplePos x="0" y="0"/>
             <wp:positionH relativeFrom="column">
               <wp:posOffset>361950</wp:posOffset>
@@ -54,18 +73,18 @@
             <wp:positionV relativeFrom="paragraph">
               <wp:posOffset>436880</wp:posOffset>
             </wp:positionV>
-            <wp:extent cx="5943600" cy="988695"/>
-            <wp:effectExtent l="0" t="0" r="0" b="1905"/>
+            <wp:extent cx="5943600" cy="990600"/>
+            <wp:effectExtent l="0" t="0" r="0" b="0"/>
             <wp:wrapTight wrapText="bothSides">
               <wp:wrapPolygon edited="0">
                 <wp:start x="0" y="0"/>
-                <wp:lineTo x="0" y="21225"/>
-                <wp:lineTo x="21531" y="21225"/>
-                <wp:lineTo x="21531" y="0"/>
+                <wp:lineTo x="0" y="21600"/>
+                <wp:lineTo x="21600" y="21600"/>
+                <wp:lineTo x="21600" y="0"/>
                 <wp:lineTo x="0" y="0"/>
               </wp:wrapPolygon>
             </wp:wrapTight>
-            <wp:docPr id="614127645" name="Picture 1"/>
+            <wp:docPr id="100000" name="Picture 100000"/>
             <wp:cNvGraphicFramePr>
               <a:graphicFrameLocks xmlns:a="http://schemas.openxmlformats.org/drawingml/2006/main" noChangeAspect="1"/>
             </wp:cNvGraphicFramePr>
@@ -73,17 +92,11 @@
               <a:graphicData uri="http://schemas.openxmlformats.org/drawingml/2006/picture">
                 <pic:pic xmlns:pic="http://schemas.openxmlformats.org/drawingml/2006/picture">
                   <pic:nvPicPr>
-                    <pic:cNvPr id="614127645" name=""/>
+                    <pic:cNvPr id="100000" name="image100000"/>
                     <pic:cNvPicPr/>
                   </pic:nvPicPr>
                   <pic:blipFill>
-                    <a:blip r:embed="rId5">
-                      <a:extLst>
-                        <a:ext uri="{28A0092B-C50C-407E-A947-70E740481C1C}">
-                          <a14:useLocalDpi xmlns:a14="http://schemas.microsoft.com/office/drawing/2010/main" val="0"/>
-                        </a:ext>
-                      </a:extLst>
-                    </a:blip>
+                    <a:blip r:embed="rId5"/>
                     <a:stretch>
                       <a:fillRect/>
                     </a:stretch>
@@ -91,7 +104,7 @@
                   <pic:spPr>
                     <a:xfrm>
                       <a:off x="0" y="0"/>
-                      <a:ext cx="5943600" cy="988695"/>
+                      <a:ext cx="5943600" cy="990600"/>
                     </a:xfrm>
                     <a:prstGeom prst="rect">
                       <a:avLst/>
@@ -104,23 +117,10 @@
         </w:drawing>
       </w:r>
       <w:r>
-        <w:t xml:space="preserve">Capture HTTP packets while opening a website in a browser and </w:t>
-      </w:r>
-      <w:proofErr w:type="gramStart"/>
-      <w:r>
-        <w:t>identify:</w:t>
-      </w:r>
-      <w:proofErr w:type="gramEnd"/>
-      <w:r>
-        <w:t xml:space="preserve"> o Request method </w:t>
-      </w:r>
-      <w:proofErr w:type="spellStart"/>
-      <w:r>
-        <w:t>o</w:t>
-      </w:r>
-      <w:proofErr w:type="spellEnd"/>
-      <w:r>
-        <w:t xml:space="preserve"> Response code o Content type o Host field</w:t>
+        <w:rPr>
+          <w:rFonts w:asciiTheme="majorHAnsi" w:hAnsiTheme="majorHAnsi" w:cs="Aptos"/>
+        </w:rPr>
+        <w:t>Capture HTTP packets while opening a website in a browser and identify: o Request method o Response code o Content type o Host field</w:t>
       </w:r>
     </w:p>
     <w:p>
@@ -130,6 +130,9 @@
           <w:ilvl w:val="1"/>
           <w:numId w:val="1"/>
         </w:numPr>
+        <w:rPr>
+          <w:rFonts w:asciiTheme="majorHAnsi" w:hAnsiTheme="majorHAnsi"/>
+        </w:rPr>
       </w:pPr>
     </w:p>
     <w:p>
@@ -139,8 +142,14 @@
           <w:ilvl w:val="0"/>
           <w:numId w:val="1"/>
         </w:numPr>
-      </w:pPr>
-      <w:r>
+        <w:rPr>
+          <w:rFonts w:asciiTheme="majorHAnsi" w:hAnsiTheme="majorHAnsi"/>
+        </w:rPr>
+      </w:pPr>
+      <w:r>
+        <w:rPr>
+          <w:rFonts w:asciiTheme="majorHAnsi" w:hAnsiTheme="majorHAnsi" w:cs="Aptos"/>
+        </w:rPr>
         <w:t>Compare HTTP GET and POST requests using packet captures.</w:t>
       </w:r>
     </w:p>
@@ -151,6 +160,9 @@
           <w:ilvl w:val="1"/>
           <w:numId w:val="1"/>
         </w:numPr>
+        <w:rPr>
+          <w:rFonts w:asciiTheme="majorHAnsi" w:hAnsiTheme="majorHAnsi"/>
+        </w:rPr>
       </w:pPr>
     </w:p>
     <w:p>
@@ -160,10 +172,17 @@
           <w:ilvl w:val="0"/>
           <w:numId w:val="1"/>
         </w:numPr>
-      </w:pPr>
-      <w:r>
+        <w:rPr>
+          <w:rFonts w:asciiTheme="majorHAnsi" w:hAnsiTheme="majorHAnsi"/>
+        </w:rPr>
+      </w:pPr>
+      <w:r>
+        <w:rPr>
+          <w:rFonts w:asciiTheme="majorHAnsi" w:hAnsiTheme="majorHAnsi"/>
+          <w:noProof/>
+        </w:rPr>
         <w:drawing>
-          <wp:anchor distT="0" distB="0" distL="114300" distR="114300" simplePos="0" relativeHeight="251659264" behindDoc="1" locked="0" layoutInCell="1" allowOverlap="1" wp14:anchorId="14B85CBC" wp14:editId="3AB048BF">
+          <wp:anchor distT="0" distB="0" distL="114300" distR="114300" simplePos="0" relativeHeight="251656704" behindDoc="0" locked="0" layoutInCell="1" allowOverlap="1" wp14:anchorId="69D71597" wp14:editId="7B6434CB">
             <wp:simplePos x="0" y="0"/>
             <wp:positionH relativeFrom="column">
               <wp:posOffset>352425</wp:posOffset>
@@ -176,13 +195,13 @@
             <wp:wrapTight wrapText="bothSides">
               <wp:wrapPolygon edited="0">
                 <wp:start x="0" y="0"/>
-                <wp:lineTo x="0" y="21159"/>
-                <wp:lineTo x="21531" y="21159"/>
-                <wp:lineTo x="21531" y="0"/>
+                <wp:lineTo x="0" y="21600"/>
+                <wp:lineTo x="21600" y="21600"/>
+                <wp:lineTo x="21600" y="0"/>
                 <wp:lineTo x="0" y="0"/>
               </wp:wrapPolygon>
             </wp:wrapTight>
-            <wp:docPr id="315679041" name="Picture 1"/>
+            <wp:docPr id="100001" name="Picture 100001"/>
             <wp:cNvGraphicFramePr>
               <a:graphicFrameLocks xmlns:a="http://schemas.openxmlformats.org/drawingml/2006/main" noChangeAspect="1"/>
             </wp:cNvGraphicFramePr>
@@ -190,17 +209,11 @@
               <a:graphicData uri="http://schemas.openxmlformats.org/drawingml/2006/picture">
                 <pic:pic xmlns:pic="http://schemas.openxmlformats.org/drawingml/2006/picture">
                   <pic:nvPicPr>
-                    <pic:cNvPr id="315679041" name=""/>
+                    <pic:cNvPr id="100001" name="image100001"/>
                     <pic:cNvPicPr/>
                   </pic:nvPicPr>
                   <pic:blipFill>
-                    <a:blip r:embed="rId6">
-                      <a:extLst>
-                        <a:ext uri="{28A0092B-C50C-407E-A947-70E740481C1C}">
-                          <a14:useLocalDpi xmlns:a14="http://schemas.microsoft.com/office/drawing/2010/main" val="0"/>
-                        </a:ext>
-                      </a:extLst>
-                    </a:blip>
+                    <a:blip r:embed="rId6"/>
                     <a:stretch>
                       <a:fillRect/>
                     </a:stretch>
@@ -221,6 +234,9 @@
         </w:drawing>
       </w:r>
       <w:r>
+        <w:rPr>
+          <w:rFonts w:asciiTheme="majorHAnsi" w:hAnsiTheme="majorHAnsi" w:cs="Aptos"/>
+        </w:rPr>
         <w:t>Find the HTTP response time for loading a webpage.</w:t>
       </w:r>
     </w:p>
@@ -231,6 +247,9 @@
           <w:ilvl w:val="1"/>
           <w:numId w:val="1"/>
         </w:numPr>
+        <w:rPr>
+          <w:rFonts w:asciiTheme="majorHAnsi" w:hAnsiTheme="majorHAnsi"/>
+        </w:rPr>
       </w:pPr>
     </w:p>
     <w:p>
@@ -240,10 +259,17 @@
           <w:ilvl w:val="0"/>
           <w:numId w:val="1"/>
         </w:numPr>
-      </w:pPr>
-      <w:r>
+        <w:rPr>
+          <w:rFonts w:asciiTheme="majorHAnsi" w:hAnsiTheme="majorHAnsi"/>
+        </w:rPr>
+      </w:pPr>
+      <w:r>
+        <w:rPr>
+          <w:rFonts w:asciiTheme="majorHAnsi" w:hAnsiTheme="majorHAnsi"/>
+          <w:noProof/>
+        </w:rPr>
         <w:drawing>
-          <wp:anchor distT="0" distB="0" distL="114300" distR="114300" simplePos="0" relativeHeight="251658240" behindDoc="1" locked="0" layoutInCell="1" allowOverlap="1" wp14:anchorId="1F6806EA" wp14:editId="1193CBC5">
+          <wp:anchor distT="0" distB="0" distL="114300" distR="114300" simplePos="0" relativeHeight="251657728" behindDoc="0" locked="0" layoutInCell="1" allowOverlap="1" wp14:anchorId="4E4A4203" wp14:editId="11D34715">
             <wp:simplePos x="0" y="0"/>
             <wp:positionH relativeFrom="column">
               <wp:posOffset>238125</wp:posOffset>
@@ -251,18 +277,18 @@
             <wp:positionV relativeFrom="paragraph">
               <wp:posOffset>433705</wp:posOffset>
             </wp:positionV>
-            <wp:extent cx="5943600" cy="1002665"/>
-            <wp:effectExtent l="0" t="0" r="0" b="6985"/>
+            <wp:extent cx="5943600" cy="1000125"/>
+            <wp:effectExtent l="0" t="0" r="0" b="9525"/>
             <wp:wrapTight wrapText="bothSides">
               <wp:wrapPolygon edited="0">
                 <wp:start x="0" y="0"/>
-                <wp:lineTo x="0" y="21340"/>
-                <wp:lineTo x="21531" y="21340"/>
-                <wp:lineTo x="21531" y="0"/>
+                <wp:lineTo x="0" y="21600"/>
+                <wp:lineTo x="21600" y="21600"/>
+                <wp:lineTo x="21600" y="0"/>
                 <wp:lineTo x="0" y="0"/>
               </wp:wrapPolygon>
             </wp:wrapTight>
-            <wp:docPr id="739326478" name="Picture 1"/>
+            <wp:docPr id="100002" name="Picture 100002"/>
             <wp:cNvGraphicFramePr>
               <a:graphicFrameLocks xmlns:a="http://schemas.openxmlformats.org/drawingml/2006/main" noChangeAspect="1"/>
             </wp:cNvGraphicFramePr>
@@ -270,17 +296,11 @@
               <a:graphicData uri="http://schemas.openxmlformats.org/drawingml/2006/picture">
                 <pic:pic xmlns:pic="http://schemas.openxmlformats.org/drawingml/2006/picture">
                   <pic:nvPicPr>
-                    <pic:cNvPr id="739326478" name=""/>
+                    <pic:cNvPr id="100002" name="image100002"/>
                     <pic:cNvPicPr/>
                   </pic:nvPicPr>
                   <pic:blipFill>
-                    <a:blip r:embed="rId7">
-                      <a:extLst>
-                        <a:ext uri="{28A0092B-C50C-407E-A947-70E740481C1C}">
-                          <a14:useLocalDpi xmlns:a14="http://schemas.microsoft.com/office/drawing/2010/main" val="0"/>
-                        </a:ext>
-                      </a:extLst>
-                    </a:blip>
+                    <a:blip r:embed="rId7"/>
                     <a:stretch>
                       <a:fillRect/>
                     </a:stretch>
@@ -288,7 +308,7 @@
                   <pic:spPr>
                     <a:xfrm>
                       <a:off x="0" y="0"/>
-                      <a:ext cx="5943600" cy="1002665"/>
+                      <a:ext cx="5943600" cy="1000125"/>
                     </a:xfrm>
                     <a:prstGeom prst="rect">
                       <a:avLst/>
@@ -301,6 +321,9 @@
         </w:drawing>
       </w:r>
       <w:r>
+        <w:rPr>
+          <w:rFonts w:asciiTheme="majorHAnsi" w:hAnsiTheme="majorHAnsi" w:cs="Aptos"/>
+        </w:rPr>
         <w:t>Identify all objects transferred during a webpage load (HTML, CSS, images, JavaScript).</w:t>
       </w:r>
     </w:p>
@@ -311,23 +334,44 @@
           <w:ilvl w:val="1"/>
           <w:numId w:val="1"/>
         </w:numPr>
-      </w:pPr>
-      <w:r>
+        <w:rPr>
+          <w:rFonts w:asciiTheme="majorHAnsi" w:hAnsiTheme="majorHAnsi"/>
+        </w:rPr>
+      </w:pPr>
+      <w:r>
+        <w:rPr>
+          <w:rFonts w:asciiTheme="majorHAnsi" w:hAnsiTheme="majorHAnsi"/>
+        </w:rPr>
         <w:br/>
       </w:r>
       <w:r>
+        <w:rPr>
+          <w:rFonts w:asciiTheme="majorHAnsi" w:hAnsiTheme="majorHAnsi"/>
+        </w:rPr>
         <w:br/>
       </w:r>
       <w:r>
+        <w:rPr>
+          <w:rFonts w:asciiTheme="majorHAnsi" w:hAnsiTheme="majorHAnsi"/>
+        </w:rPr>
         <w:br/>
       </w:r>
       <w:r>
+        <w:rPr>
+          <w:rFonts w:asciiTheme="majorHAnsi" w:hAnsiTheme="majorHAnsi"/>
+        </w:rPr>
         <w:br/>
       </w:r>
       <w:r>
+        <w:rPr>
+          <w:rFonts w:asciiTheme="majorHAnsi" w:hAnsiTheme="majorHAnsi"/>
+        </w:rPr>
         <w:br/>
       </w:r>
       <w:r>
+        <w:rPr>
+          <w:rFonts w:asciiTheme="majorHAnsi" w:hAnsiTheme="majorHAnsi"/>
+        </w:rPr>
         <w:br/>
       </w:r>
     </w:p>
@@ -338,11 +382,18 @@
           <w:ilvl w:val="0"/>
           <w:numId w:val="1"/>
         </w:numPr>
-      </w:pPr>
-      <w:r>
+        <w:rPr>
+          <w:rFonts w:asciiTheme="majorHAnsi" w:hAnsiTheme="majorHAnsi"/>
+        </w:rPr>
+      </w:pPr>
+      <w:r>
+        <w:rPr>
+          <w:rFonts w:asciiTheme="majorHAnsi" w:hAnsiTheme="majorHAnsi"/>
+          <w:noProof/>
+        </w:rPr>
         <w:lastRenderedPageBreak/>
         <w:drawing>
-          <wp:anchor distT="0" distB="0" distL="114300" distR="114300" simplePos="0" relativeHeight="251661312" behindDoc="1" locked="0" layoutInCell="1" allowOverlap="1" wp14:anchorId="21369D25" wp14:editId="2B2FD5E7">
+          <wp:anchor distT="0" distB="0" distL="114300" distR="114300" simplePos="0" relativeHeight="251658752" behindDoc="0" locked="0" layoutInCell="1" allowOverlap="1" wp14:anchorId="715AA9DF" wp14:editId="3E33C786">
             <wp:simplePos x="0" y="0"/>
             <wp:positionH relativeFrom="column">
               <wp:posOffset>381000</wp:posOffset>
@@ -350,18 +401,18 @@
             <wp:positionV relativeFrom="paragraph">
               <wp:posOffset>422910</wp:posOffset>
             </wp:positionV>
-            <wp:extent cx="5943600" cy="2879725"/>
+            <wp:extent cx="5943600" cy="2876550"/>
             <wp:effectExtent l="0" t="0" r="0" b="0"/>
             <wp:wrapTight wrapText="bothSides">
               <wp:wrapPolygon edited="0">
                 <wp:start x="0" y="0"/>
-                <wp:lineTo x="0" y="21433"/>
-                <wp:lineTo x="21531" y="21433"/>
-                <wp:lineTo x="21531" y="0"/>
+                <wp:lineTo x="0" y="21600"/>
+                <wp:lineTo x="21600" y="21600"/>
+                <wp:lineTo x="21600" y="0"/>
                 <wp:lineTo x="0" y="0"/>
               </wp:wrapPolygon>
             </wp:wrapTight>
-            <wp:docPr id="480540348" name="Picture 1"/>
+            <wp:docPr id="100003" name="Picture 100003"/>
             <wp:cNvGraphicFramePr>
               <a:graphicFrameLocks xmlns:a="http://schemas.openxmlformats.org/drawingml/2006/main" noChangeAspect="1"/>
             </wp:cNvGraphicFramePr>
@@ -369,17 +420,11 @@
               <a:graphicData uri="http://schemas.openxmlformats.org/drawingml/2006/picture">
                 <pic:pic xmlns:pic="http://schemas.openxmlformats.org/drawingml/2006/picture">
                   <pic:nvPicPr>
-                    <pic:cNvPr id="480540348" name=""/>
+                    <pic:cNvPr id="100003" name="image100003"/>
                     <pic:cNvPicPr/>
                   </pic:nvPicPr>
                   <pic:blipFill>
-                    <a:blip r:embed="rId8">
-                      <a:extLst>
-                        <a:ext uri="{28A0092B-C50C-407E-A947-70E740481C1C}">
-                          <a14:useLocalDpi xmlns:a14="http://schemas.microsoft.com/office/drawing/2010/main" val="0"/>
-                        </a:ext>
-                      </a:extLst>
-                    </a:blip>
+                    <a:blip r:embed="rId8"/>
                     <a:stretch>
                       <a:fillRect/>
                     </a:stretch>
@@ -387,7 +432,7 @@
                   <pic:spPr>
                     <a:xfrm>
                       <a:off x="0" y="0"/>
-                      <a:ext cx="5943600" cy="2879725"/>
+                      <a:ext cx="5943600" cy="2876550"/>
                     </a:xfrm>
                     <a:prstGeom prst="rect">
                       <a:avLst/>
@@ -400,23 +445,10 @@
         </w:drawing>
       </w:r>
       <w:r>
-        <w:t xml:space="preserve">Capture packets while downloading a file and </w:t>
-      </w:r>
-      <w:proofErr w:type="gramStart"/>
-      <w:r>
-        <w:t>determine:</w:t>
-      </w:r>
-      <w:proofErr w:type="gramEnd"/>
-      <w:r>
-        <w:t xml:space="preserve"> o File size </w:t>
-      </w:r>
-      <w:proofErr w:type="spellStart"/>
-      <w:r>
-        <w:t>o</w:t>
-      </w:r>
-      <w:proofErr w:type="spellEnd"/>
-      <w:r>
-        <w:t xml:space="preserve"> MIME type o Transfer duration</w:t>
+        <w:rPr>
+          <w:rFonts w:asciiTheme="majorHAnsi" w:hAnsiTheme="majorHAnsi" w:cs="Aptos"/>
+        </w:rPr>
+        <w:t>Capture packets while downloading a file and determine: o File size o MIME type o Transfer duration</w:t>
       </w:r>
     </w:p>
     <w:p>
@@ -426,6 +458,9 @@
           <w:ilvl w:val="1"/>
           <w:numId w:val="1"/>
         </w:numPr>
+        <w:rPr>
+          <w:rFonts w:asciiTheme="majorHAnsi" w:hAnsiTheme="majorHAnsi"/>
+        </w:rPr>
       </w:pPr>
     </w:p>
     <w:p>
@@ -435,10 +470,17 @@
           <w:ilvl w:val="0"/>
           <w:numId w:val="1"/>
         </w:numPr>
-      </w:pPr>
-      <w:r>
+        <w:rPr>
+          <w:rFonts w:asciiTheme="majorHAnsi" w:hAnsiTheme="majorHAnsi"/>
+        </w:rPr>
+      </w:pPr>
+      <w:r>
+        <w:rPr>
+          <w:rFonts w:asciiTheme="majorHAnsi" w:hAnsiTheme="majorHAnsi"/>
+          <w:noProof/>
+        </w:rPr>
         <w:drawing>
-          <wp:anchor distT="0" distB="0" distL="114300" distR="114300" simplePos="0" relativeHeight="251662336" behindDoc="1" locked="0" layoutInCell="1" allowOverlap="1" wp14:anchorId="2A471554" wp14:editId="79705CAA">
+          <wp:anchor distT="0" distB="0" distL="114300" distR="114300" simplePos="0" relativeHeight="251659776" behindDoc="0" locked="0" layoutInCell="1" allowOverlap="1" wp14:anchorId="637A2EBA" wp14:editId="615F879C">
             <wp:simplePos x="0" y="0"/>
             <wp:positionH relativeFrom="column">
               <wp:posOffset>304800</wp:posOffset>
@@ -446,18 +488,18 @@
             <wp:positionV relativeFrom="paragraph">
               <wp:posOffset>434340</wp:posOffset>
             </wp:positionV>
-            <wp:extent cx="5943600" cy="1426210"/>
-            <wp:effectExtent l="0" t="0" r="0" b="2540"/>
+            <wp:extent cx="5943600" cy="1428750"/>
+            <wp:effectExtent l="0" t="0" r="0" b="0"/>
             <wp:wrapTight wrapText="bothSides">
               <wp:wrapPolygon edited="0">
                 <wp:start x="0" y="0"/>
-                <wp:lineTo x="0" y="21350"/>
-                <wp:lineTo x="21531" y="21350"/>
-                <wp:lineTo x="21531" y="0"/>
+                <wp:lineTo x="0" y="21600"/>
+                <wp:lineTo x="21600" y="21600"/>
+                <wp:lineTo x="21600" y="0"/>
                 <wp:lineTo x="0" y="0"/>
               </wp:wrapPolygon>
             </wp:wrapTight>
-            <wp:docPr id="407559488" name="Picture 1"/>
+            <wp:docPr id="100004" name="Picture 100004"/>
             <wp:cNvGraphicFramePr>
               <a:graphicFrameLocks xmlns:a="http://schemas.openxmlformats.org/drawingml/2006/main" noChangeAspect="1"/>
             </wp:cNvGraphicFramePr>
@@ -465,17 +507,11 @@
               <a:graphicData uri="http://schemas.openxmlformats.org/drawingml/2006/picture">
                 <pic:pic xmlns:pic="http://schemas.openxmlformats.org/drawingml/2006/picture">
                   <pic:nvPicPr>
-                    <pic:cNvPr id="407559488" name=""/>
+                    <pic:cNvPr id="100004" name="image100004"/>
                     <pic:cNvPicPr/>
                   </pic:nvPicPr>
                   <pic:blipFill>
-                    <a:blip r:embed="rId9">
-                      <a:extLst>
-                        <a:ext uri="{28A0092B-C50C-407E-A947-70E740481C1C}">
-                          <a14:useLocalDpi xmlns:a14="http://schemas.microsoft.com/office/drawing/2010/main" val="0"/>
-                        </a:ext>
-                      </a:extLst>
-                    </a:blip>
+                    <a:blip r:embed="rId9"/>
                     <a:stretch>
                       <a:fillRect/>
                     </a:stretch>
@@ -483,7 +519,7 @@
                   <pic:spPr>
                     <a:xfrm>
                       <a:off x="0" y="0"/>
-                      <a:ext cx="5943600" cy="1426210"/>
+                      <a:ext cx="5943600" cy="1428750"/>
                     </a:xfrm>
                     <a:prstGeom prst="rect">
                       <a:avLst/>
@@ -496,17 +532,15 @@
         </w:drawing>
       </w:r>
       <w:r>
-        <w:t xml:space="preserve">Analyze HTTP status codes </w:t>
-      </w:r>
-      <w:proofErr w:type="gramStart"/>
-      <w:r>
-        <w:t>such as:</w:t>
-      </w:r>
-      <w:proofErr w:type="gramEnd"/>
-      <w:r>
-        <w:t xml:space="preserve"> o 200 OK o 301 Redirect o 404 Not Found o 500 Internal Server Error</w:t>
-      </w:r>
-      <w:r>
+        <w:rPr>
+          <w:rFonts w:asciiTheme="majorHAnsi" w:hAnsiTheme="majorHAnsi" w:cs="Aptos"/>
+        </w:rPr>
+        <w:t>Analyze HTTP status codes such as: o 200 OK o 301 Redirect o 404 Not Found o 500 Internal Server Error</w:t>
+      </w:r>
+      <w:r>
+        <w:rPr>
+          <w:rFonts w:asciiTheme="majorHAnsi" w:hAnsiTheme="majorHAnsi"/>
+        </w:rPr>
         <w:br/>
       </w:r>
     </w:p>
@@ -517,24 +551,34 @@
           <w:ilvl w:val="0"/>
           <w:numId w:val="1"/>
         </w:numPr>
-      </w:pPr>
-      <w:r>
-        <w:t>Use Wireshark filters to display only HTTP traffic.</w:t>
-      </w:r>
-      <w:r>
-        <w:t xml:space="preserve"> </w:t>
+        <w:rPr>
+          <w:rFonts w:asciiTheme="majorHAnsi" w:hAnsiTheme="majorHAnsi"/>
+        </w:rPr>
+      </w:pPr>
+      <w:r>
+        <w:rPr>
+          <w:rFonts w:asciiTheme="majorHAnsi" w:hAnsiTheme="majorHAnsi" w:cs="Aptos"/>
+        </w:rPr>
+        <w:t xml:space="preserve">Use Wireshark filters to display only HTTP traffic. </w:t>
       </w:r>
     </w:p>
     <w:p>
       <w:pPr>
         <w:ind w:left="720"/>
-      </w:pPr>
-      <w:r>
+        <w:rPr>
+          <w:rFonts w:asciiTheme="majorHAnsi" w:hAnsiTheme="majorHAnsi"/>
+        </w:rPr>
+      </w:pPr>
+      <w:r>
+        <w:rPr>
+          <w:rFonts w:asciiTheme="majorHAnsi" w:hAnsiTheme="majorHAnsi"/>
+          <w:noProof/>
+        </w:rPr>
         <w:drawing>
-          <wp:inline distT="0" distB="0" distL="0" distR="0" wp14:anchorId="4DDF9038" wp14:editId="0434FB4E">
-            <wp:extent cx="5943600" cy="1344295"/>
-            <wp:effectExtent l="0" t="0" r="0" b="8255"/>
-            <wp:docPr id="1867337608" name="Picture 1"/>
+          <wp:inline distT="0" distB="0" distL="0" distR="0" wp14:anchorId="28E2570C" wp14:editId="0E322601">
+            <wp:extent cx="5943600" cy="1343025"/>
+            <wp:effectExtent l="0" t="0" r="0" b="9525"/>
+            <wp:docPr id="100005" name="Picture 100005"/>
             <wp:cNvGraphicFramePr>
               <a:graphicFrameLocks xmlns:a="http://schemas.openxmlformats.org/drawingml/2006/main" noChangeAspect="1"/>
             </wp:cNvGraphicFramePr>
@@ -542,7 +586,7 @@
               <a:graphicData uri="http://schemas.openxmlformats.org/drawingml/2006/picture">
                 <pic:pic xmlns:pic="http://schemas.openxmlformats.org/drawingml/2006/picture">
                   <pic:nvPicPr>
-                    <pic:cNvPr id="1867337608" name=""/>
+                    <pic:cNvPr id="100005" name="image100005"/>
                     <pic:cNvPicPr/>
                   </pic:nvPicPr>
                   <pic:blipFill>
@@ -554,7 +598,7 @@
                   <pic:spPr>
                     <a:xfrm>
                       <a:off x="0" y="0"/>
-                      <a:ext cx="5943600" cy="1344295"/>
+                      <a:ext cx="5943600" cy="1343025"/>
                     </a:xfrm>
                     <a:prstGeom prst="rect">
                       <a:avLst/>
@@ -574,19 +618,32 @@
           <w:ilvl w:val="0"/>
           <w:numId w:val="1"/>
         </w:numPr>
-      </w:pPr>
-      <w:r>
+        <w:rPr>
+          <w:rFonts w:asciiTheme="majorHAnsi" w:hAnsiTheme="majorHAnsi"/>
+        </w:rPr>
+      </w:pPr>
+      <w:r>
+        <w:rPr>
+          <w:rFonts w:asciiTheme="majorHAnsi" w:hAnsiTheme="majorHAnsi" w:cs="Aptos"/>
+        </w:rPr>
         <w:t xml:space="preserve"> Identify persistent and non-persistent HTTP connections from packet captures. </w:t>
       </w:r>
       <w:r>
+        <w:rPr>
+          <w:rFonts w:asciiTheme="majorHAnsi" w:hAnsiTheme="majorHAnsi"/>
+        </w:rPr>
         <w:br/>
       </w:r>
       <w:r>
+        <w:rPr>
+          <w:rFonts w:asciiTheme="majorHAnsi" w:hAnsiTheme="majorHAnsi"/>
+          <w:noProof/>
+        </w:rPr>
         <w:drawing>
-          <wp:inline distT="0" distB="0" distL="0" distR="0" wp14:anchorId="76C854D2" wp14:editId="328BE525">
-            <wp:extent cx="5943600" cy="396240"/>
-            <wp:effectExtent l="0" t="0" r="0" b="3810"/>
-            <wp:docPr id="1921359006" name="Picture 1"/>
+          <wp:inline distT="0" distB="0" distL="0" distR="0" wp14:anchorId="34E8A225" wp14:editId="5BA13E9B">
+            <wp:extent cx="5943600" cy="400050"/>
+            <wp:effectExtent l="0" t="0" r="0" b="0"/>
+            <wp:docPr id="100006" name="Picture 100006"/>
             <wp:cNvGraphicFramePr>
               <a:graphicFrameLocks xmlns:a="http://schemas.openxmlformats.org/drawingml/2006/main" noChangeAspect="1"/>
             </wp:cNvGraphicFramePr>
@@ -594,7 +651,7 @@
               <a:graphicData uri="http://schemas.openxmlformats.org/drawingml/2006/picture">
                 <pic:pic xmlns:pic="http://schemas.openxmlformats.org/drawingml/2006/picture">
                   <pic:nvPicPr>
-                    <pic:cNvPr id="1921359006" name=""/>
+                    <pic:cNvPr id="100006" name="image100006"/>
                     <pic:cNvPicPr/>
                   </pic:nvPicPr>
                   <pic:blipFill>
@@ -606,7 +663,7 @@
                   <pic:spPr>
                     <a:xfrm>
                       <a:off x="0" y="0"/>
-                      <a:ext cx="5943600" cy="396240"/>
+                      <a:ext cx="5943600" cy="400050"/>
                     </a:xfrm>
                     <a:prstGeom prst="rect">
                       <a:avLst/>
@@ -626,8 +683,14 @@
           <w:ilvl w:val="0"/>
           <w:numId w:val="1"/>
         </w:numPr>
-      </w:pPr>
-      <w:r>
+        <w:rPr>
+          <w:rFonts w:asciiTheme="majorHAnsi" w:hAnsiTheme="majorHAnsi"/>
+        </w:rPr>
+      </w:pPr>
+      <w:r>
+        <w:rPr>
+          <w:rFonts w:asciiTheme="majorHAnsi" w:hAnsiTheme="majorHAnsi" w:cs="Aptos"/>
+        </w:rPr>
         <w:lastRenderedPageBreak/>
         <w:t xml:space="preserve"> Observe cookies exchanged between browser and server.</w:t>
       </w:r>
@@ -635,6 +698,9 @@
     <w:p>
       <w:pPr>
         <w:ind w:left="360"/>
+        <w:rPr>
+          <w:rFonts w:asciiTheme="majorHAnsi" w:hAnsiTheme="majorHAnsi"/>
+        </w:rPr>
       </w:pPr>
     </w:p>
     <w:p>
@@ -644,14 +710,23 @@
           <w:ilvl w:val="0"/>
           <w:numId w:val="1"/>
         </w:numPr>
-      </w:pPr>
-      <w:r>
+        <w:rPr>
+          <w:rFonts w:asciiTheme="majorHAnsi" w:hAnsiTheme="majorHAnsi"/>
+        </w:rPr>
+      </w:pPr>
+      <w:r>
+        <w:rPr>
+          <w:rFonts w:asciiTheme="majorHAnsi" w:hAnsiTheme="majorHAnsi" w:cs="Aptos"/>
+        </w:rPr>
         <w:t xml:space="preserve"> Analyze HTTP headers and explain the purpose of: </w:t>
       </w:r>
     </w:p>
     <w:p>
       <w:pPr>
         <w:pStyle w:val="ListParagraph"/>
+        <w:rPr>
+          <w:rFonts w:asciiTheme="majorHAnsi" w:hAnsiTheme="majorHAnsi"/>
+        </w:rPr>
       </w:pPr>
     </w:p>
     <w:p>
@@ -661,31 +736,15 @@
           <w:ilvl w:val="1"/>
           <w:numId w:val="1"/>
         </w:numPr>
-      </w:pPr>
-      <w:r>
-        <w:t xml:space="preserve">User-Agent </w:t>
-      </w:r>
-      <w:proofErr w:type="gramStart"/>
-      <w:r>
-        <w:t>o Accept</w:t>
-      </w:r>
-      <w:proofErr w:type="gramEnd"/>
-      <w:r>
-        <w:t>-</w:t>
-      </w:r>
-      <w:proofErr w:type="gramStart"/>
-      <w:r>
-        <w:t>Language</w:t>
-      </w:r>
-      <w:r>
-        <w:t xml:space="preserve"> :</w:t>
-      </w:r>
-      <w:proofErr w:type="gramEnd"/>
-      <w:r>
-        <w:t xml:space="preserve"> </w:t>
-      </w:r>
-      <w:r>
-        <w:t>Identifies browser and operating system.</w:t>
+        <w:rPr>
+          <w:rFonts w:asciiTheme="majorHAnsi" w:hAnsiTheme="majorHAnsi"/>
+        </w:rPr>
+      </w:pPr>
+      <w:r>
+        <w:rPr>
+          <w:rFonts w:asciiTheme="majorHAnsi" w:hAnsiTheme="majorHAnsi" w:cs="Aptos"/>
+        </w:rPr>
+        <w:t>User-Agent o Accept-Language : Identifies browser and operating system.</w:t>
       </w:r>
     </w:p>
     <w:p>
@@ -695,23 +754,15 @@
           <w:ilvl w:val="1"/>
           <w:numId w:val="1"/>
         </w:numPr>
-      </w:pPr>
-      <w:r>
-        <w:t xml:space="preserve"> Cache-</w:t>
-      </w:r>
-      <w:proofErr w:type="gramStart"/>
-      <w:r>
-        <w:t xml:space="preserve">Control </w:t>
-      </w:r>
-      <w:r>
-        <w:t>:</w:t>
-      </w:r>
-      <w:proofErr w:type="gramEnd"/>
-      <w:r>
-        <w:t xml:space="preserve"> </w:t>
-      </w:r>
-      <w:r>
-        <w:t>Preferred language of user.</w:t>
+        <w:rPr>
+          <w:rFonts w:asciiTheme="majorHAnsi" w:hAnsiTheme="majorHAnsi"/>
+        </w:rPr>
+      </w:pPr>
+      <w:r>
+        <w:rPr>
+          <w:rFonts w:asciiTheme="majorHAnsi" w:hAnsiTheme="majorHAnsi" w:cs="Aptos"/>
+        </w:rPr>
+        <w:t xml:space="preserve"> Cache-Control : Preferred language of user.</w:t>
       </w:r>
     </w:p>
     <w:p>
@@ -721,23 +772,15 @@
           <w:ilvl w:val="1"/>
           <w:numId w:val="1"/>
         </w:numPr>
-      </w:pPr>
-      <w:r>
-        <w:t>Content-</w:t>
-      </w:r>
-      <w:proofErr w:type="gramStart"/>
-      <w:r>
-        <w:t>Length</w:t>
-      </w:r>
-      <w:r>
-        <w:t xml:space="preserve"> :</w:t>
-      </w:r>
-      <w:proofErr w:type="gramEnd"/>
-      <w:r>
-        <w:t xml:space="preserve"> </w:t>
-      </w:r>
-      <w:r>
-        <w:t>Controls browser caching.</w:t>
+        <w:rPr>
+          <w:rFonts w:asciiTheme="majorHAnsi" w:hAnsiTheme="majorHAnsi"/>
+        </w:rPr>
+      </w:pPr>
+      <w:r>
+        <w:rPr>
+          <w:rFonts w:asciiTheme="majorHAnsi" w:hAnsiTheme="majorHAnsi" w:cs="Aptos"/>
+        </w:rPr>
+        <w:t>Content-Length : Controls browser caching.</w:t>
       </w:r>
     </w:p>
     <w:p>
@@ -747,13 +790,20 @@
           <w:ilvl w:val="1"/>
           <w:numId w:val="1"/>
         </w:numPr>
-      </w:pPr>
-      <w:r>
+        <w:rPr>
+          <w:rFonts w:asciiTheme="majorHAnsi" w:hAnsiTheme="majorHAnsi"/>
+        </w:rPr>
+      </w:pPr>
+      <w:r>
+        <w:rPr>
+          <w:rFonts w:asciiTheme="majorHAnsi" w:hAnsiTheme="majorHAnsi"/>
+          <w:noProof/>
+        </w:rPr>
         <w:drawing>
-          <wp:inline distT="0" distB="0" distL="0" distR="0" wp14:anchorId="061604EE" wp14:editId="15C7E0ED">
-            <wp:extent cx="3277057" cy="1800476"/>
+          <wp:inline distT="0" distB="0" distL="0" distR="0" wp14:anchorId="53EB9FFE" wp14:editId="1165AB64">
+            <wp:extent cx="3276600" cy="1800225"/>
             <wp:effectExtent l="0" t="0" r="0" b="9525"/>
-            <wp:docPr id="1204330793" name="Picture 1"/>
+            <wp:docPr id="100007" name="Picture 100007"/>
             <wp:cNvGraphicFramePr>
               <a:graphicFrameLocks xmlns:a="http://schemas.openxmlformats.org/drawingml/2006/main" noChangeAspect="1"/>
             </wp:cNvGraphicFramePr>
@@ -761,7 +811,7 @@
               <a:graphicData uri="http://schemas.openxmlformats.org/drawingml/2006/picture">
                 <pic:pic xmlns:pic="http://schemas.openxmlformats.org/drawingml/2006/picture">
                   <pic:nvPicPr>
-                    <pic:cNvPr id="1204330793" name=""/>
+                    <pic:cNvPr id="100007" name="image100007"/>
                     <pic:cNvPicPr/>
                   </pic:nvPicPr>
                   <pic:blipFill>
@@ -773,7 +823,7 @@
                   <pic:spPr>
                     <a:xfrm>
                       <a:off x="0" y="0"/>
-                      <a:ext cx="3277057" cy="1800476"/>
+                      <a:ext cx="3276600" cy="1800225"/>
                     </a:xfrm>
                     <a:prstGeom prst="rect">
                       <a:avLst/>
@@ -786,25 +836,62 @@
         </w:drawing>
       </w:r>
     </w:p>
-    <w:p/>
-    <w:p/>
-    <w:p>
-      <w:r>
+    <w:p>
+      <w:pPr>
+        <w:rPr>
+          <w:rFonts w:asciiTheme="majorHAnsi" w:hAnsiTheme="majorHAnsi"/>
+        </w:rPr>
+      </w:pPr>
+    </w:p>
+    <w:p>
+      <w:pPr>
+        <w:rPr>
+          <w:rFonts w:asciiTheme="majorHAnsi" w:hAnsiTheme="majorHAnsi"/>
+        </w:rPr>
+      </w:pPr>
+    </w:p>
+    <w:p>
+      <w:pPr>
+        <w:rPr>
+          <w:rFonts w:asciiTheme="majorHAnsi" w:hAnsiTheme="majorHAnsi"/>
+        </w:rPr>
+      </w:pPr>
+      <w:r>
+        <w:rPr>
+          <w:rFonts w:asciiTheme="majorHAnsi" w:hAnsiTheme="majorHAnsi" w:cs="Aptos"/>
+        </w:rPr>
         <w:t xml:space="preserve">DNS Protocol Exercises </w:t>
       </w:r>
     </w:p>
     <w:p>
-      <w:r>
+      <w:pPr>
+        <w:rPr>
+          <w:rFonts w:asciiTheme="majorHAnsi" w:hAnsiTheme="majorHAnsi"/>
+        </w:rPr>
+      </w:pPr>
+      <w:r>
+        <w:rPr>
+          <w:rFonts w:asciiTheme="majorHAnsi" w:hAnsiTheme="majorHAnsi" w:cs="Aptos"/>
+        </w:rPr>
         <w:t>1. Capture DNS query and response packets when accessing a website.</w:t>
       </w:r>
     </w:p>
     <w:p>
-      <w:r>
+      <w:pPr>
+        <w:rPr>
+          <w:rFonts w:asciiTheme="majorHAnsi" w:hAnsiTheme="majorHAnsi"/>
+        </w:rPr>
+      </w:pPr>
+      <w:r>
+        <w:rPr>
+          <w:rFonts w:asciiTheme="majorHAnsi" w:hAnsiTheme="majorHAnsi"/>
+          <w:noProof/>
+        </w:rPr>
         <w:drawing>
-          <wp:inline distT="0" distB="0" distL="0" distR="0" wp14:anchorId="5B4F7570" wp14:editId="5C6C041A">
-            <wp:extent cx="5943600" cy="1368425"/>
-            <wp:effectExtent l="0" t="0" r="0" b="3175"/>
-            <wp:docPr id="1102698347" name="Picture 1"/>
+          <wp:inline distT="0" distB="0" distL="0" distR="0" wp14:anchorId="046CE62F" wp14:editId="60C75E28">
+            <wp:extent cx="5943600" cy="1371600"/>
+            <wp:effectExtent l="0" t="0" r="0" b="0"/>
+            <wp:docPr id="100008" name="Picture 100008"/>
             <wp:cNvGraphicFramePr>
               <a:graphicFrameLocks xmlns:a="http://schemas.openxmlformats.org/drawingml/2006/main" noChangeAspect="1"/>
             </wp:cNvGraphicFramePr>
@@ -812,7 +899,7 @@
               <a:graphicData uri="http://schemas.openxmlformats.org/drawingml/2006/picture">
                 <pic:pic xmlns:pic="http://schemas.openxmlformats.org/drawingml/2006/picture">
                   <pic:nvPicPr>
-                    <pic:cNvPr id="1102698347" name=""/>
+                    <pic:cNvPr id="100008" name="image100008"/>
                     <pic:cNvPicPr/>
                   </pic:nvPicPr>
                   <pic:blipFill>
@@ -824,7 +911,7 @@
                   <pic:spPr>
                     <a:xfrm>
                       <a:off x="0" y="0"/>
-                      <a:ext cx="5943600" cy="1368425"/>
+                      <a:ext cx="5943600" cy="1371600"/>
                     </a:xfrm>
                     <a:prstGeom prst="rect">
                       <a:avLst/>
@@ -838,17 +925,34 @@
       </w:r>
     </w:p>
     <w:p>
-      <w:r>
+      <w:pPr>
+        <w:rPr>
+          <w:rFonts w:asciiTheme="majorHAnsi" w:hAnsiTheme="majorHAnsi"/>
+        </w:rPr>
+      </w:pPr>
+      <w:r>
+        <w:rPr>
+          <w:rFonts w:asciiTheme="majorHAnsi" w:hAnsiTheme="majorHAnsi" w:cs="Aptos"/>
+        </w:rPr>
         <w:t>2. Identify: o Query type o Domain name o IP address returned</w:t>
       </w:r>
     </w:p>
     <w:p>
-      <w:r>
+      <w:pPr>
+        <w:rPr>
+          <w:rFonts w:asciiTheme="majorHAnsi" w:hAnsiTheme="majorHAnsi"/>
+        </w:rPr>
+      </w:pPr>
+      <w:r>
+        <w:rPr>
+          <w:rFonts w:asciiTheme="majorHAnsi" w:hAnsiTheme="majorHAnsi"/>
+          <w:noProof/>
+        </w:rPr>
         <w:drawing>
-          <wp:inline distT="0" distB="0" distL="0" distR="0" wp14:anchorId="61A59C0E" wp14:editId="525E3A16">
-            <wp:extent cx="5943600" cy="92710"/>
-            <wp:effectExtent l="0" t="0" r="0" b="2540"/>
-            <wp:docPr id="605001386" name="Picture 1"/>
+          <wp:inline distT="0" distB="0" distL="0" distR="0" wp14:anchorId="5B741080" wp14:editId="0EA9F4E4">
+            <wp:extent cx="5943600" cy="95250"/>
+            <wp:effectExtent l="0" t="0" r="0" b="0"/>
+            <wp:docPr id="100009" name="Picture 100009"/>
             <wp:cNvGraphicFramePr>
               <a:graphicFrameLocks xmlns:a="http://schemas.openxmlformats.org/drawingml/2006/main" noChangeAspect="1"/>
             </wp:cNvGraphicFramePr>
@@ -856,7 +960,7 @@
               <a:graphicData uri="http://schemas.openxmlformats.org/drawingml/2006/picture">
                 <pic:pic xmlns:pic="http://schemas.openxmlformats.org/drawingml/2006/picture">
                   <pic:nvPicPr>
-                    <pic:cNvPr id="605001386" name=""/>
+                    <pic:cNvPr id="100009" name="image100009"/>
                     <pic:cNvPicPr/>
                   </pic:nvPicPr>
                   <pic:blipFill>
@@ -868,7 +972,7 @@
                   <pic:spPr>
                     <a:xfrm>
                       <a:off x="0" y="0"/>
-                      <a:ext cx="5943600" cy="92710"/>
+                      <a:ext cx="5943600" cy="95250"/>
                     </a:xfrm>
                     <a:prstGeom prst="rect">
                       <a:avLst/>
@@ -882,19 +986,29 @@
       </w:r>
     </w:p>
     <w:p>
-      <w:r>
+      <w:pPr>
+        <w:rPr>
+          <w:rFonts w:asciiTheme="majorHAnsi" w:hAnsiTheme="majorHAnsi"/>
+        </w:rPr>
+      </w:pPr>
+      <w:r>
+        <w:rPr>
+          <w:rFonts w:asciiTheme="majorHAnsi" w:hAnsiTheme="majorHAnsi" w:cs="Aptos"/>
+        </w:rPr>
         <w:t xml:space="preserve">3. Compare recursive and iterative DNS query behavior. </w:t>
       </w:r>
     </w:p>
     <w:p>
       <w:pPr>
         <w:rPr>
+          <w:rFonts w:asciiTheme="majorHAnsi" w:hAnsiTheme="majorHAnsi"/>
           <w:b/>
           <w:bCs/>
         </w:rPr>
       </w:pPr>
       <w:r>
         <w:rPr>
+          <w:rFonts w:asciiTheme="majorHAnsi" w:hAnsiTheme="majorHAnsi" w:cs="Aptos"/>
           <w:b/>
           <w:bCs/>
         </w:rPr>
@@ -902,53 +1016,109 @@
       </w:r>
     </w:p>
     <w:p>
-      <w:r>
+      <w:pPr>
+        <w:rPr>
+          <w:rFonts w:asciiTheme="majorHAnsi" w:hAnsiTheme="majorHAnsi"/>
+        </w:rPr>
+      </w:pPr>
+      <w:r>
+        <w:rPr>
+          <w:rFonts w:asciiTheme="majorHAnsi" w:hAnsiTheme="majorHAnsi" w:cs="Aptos"/>
+        </w:rPr>
         <w:t>Client asks DNS server:</w:t>
       </w:r>
     </w:p>
     <w:p>
-      <w:r>
+      <w:pPr>
+        <w:rPr>
+          <w:rFonts w:asciiTheme="majorHAnsi" w:hAnsiTheme="majorHAnsi"/>
+        </w:rPr>
+      </w:pPr>
+      <w:r>
+        <w:rPr>
+          <w:rFonts w:asciiTheme="majorHAnsi" w:hAnsiTheme="majorHAnsi" w:cs="Aptos"/>
+        </w:rPr>
         <w:t>Give me the final IP address.</w:t>
       </w:r>
     </w:p>
     <w:p>
-      <w:r>
+      <w:pPr>
+        <w:rPr>
+          <w:rFonts w:asciiTheme="majorHAnsi" w:hAnsiTheme="majorHAnsi"/>
+        </w:rPr>
+      </w:pPr>
+      <w:r>
+        <w:rPr>
+          <w:rFonts w:asciiTheme="majorHAnsi" w:hAnsiTheme="majorHAnsi" w:cs="Aptos"/>
+        </w:rPr>
         <w:lastRenderedPageBreak/>
         <w:t>DNS server performs all lookups and returns the final answer.</w:t>
       </w:r>
     </w:p>
     <w:p>
-      <w:r>
+      <w:pPr>
+        <w:rPr>
+          <w:rFonts w:asciiTheme="majorHAnsi" w:hAnsiTheme="majorHAnsi"/>
+        </w:rPr>
+      </w:pPr>
+      <w:r>
+        <w:rPr>
+          <w:rFonts w:asciiTheme="majorHAnsi" w:hAnsiTheme="majorHAnsi" w:cs="Aptos"/>
+        </w:rPr>
         <w:t>In Wireshark you'll normally capture only:</w:t>
       </w:r>
     </w:p>
     <w:p>
-      <w:r>
+      <w:pPr>
+        <w:rPr>
+          <w:rFonts w:asciiTheme="majorHAnsi" w:hAnsiTheme="majorHAnsi"/>
+        </w:rPr>
+      </w:pPr>
+      <w:r>
+        <w:rPr>
+          <w:rFonts w:asciiTheme="majorHAnsi" w:hAnsiTheme="majorHAnsi" w:cs="Aptos"/>
+        </w:rPr>
         <w:t>Client → Local DNS Server</w:t>
       </w:r>
     </w:p>
-    <w:p/>
-    <w:p>
-      <w:r>
+    <w:p>
+      <w:pPr>
+        <w:rPr>
+          <w:rFonts w:asciiTheme="majorHAnsi" w:hAnsiTheme="majorHAnsi"/>
+        </w:rPr>
+      </w:pPr>
+    </w:p>
+    <w:p>
+      <w:pPr>
+        <w:rPr>
+          <w:rFonts w:asciiTheme="majorHAnsi" w:hAnsiTheme="majorHAnsi"/>
+        </w:rPr>
+      </w:pPr>
+      <w:r>
+        <w:rPr>
+          <w:rFonts w:asciiTheme="majorHAnsi" w:hAnsiTheme="majorHAnsi" w:cs="Aptos"/>
+        </w:rPr>
         <w:t>Local DNS Server → Client</w:t>
       </w:r>
     </w:p>
     <w:p>
-      <w:r>
-        <w:pict w14:anchorId="5C871ABD">
-          <v:rect id="_x0000_i1031" style="width:0;height:1.5pt" o:hralign="center" o:hrstd="t" o:hr="t" fillcolor="#a0a0a0" stroked="f"/>
-        </w:pict>
-      </w:r>
-    </w:p>
-    <w:p>
-      <w:pPr>
-        <w:rPr>
+      <w:pPr>
+        <w:rPr>
+          <w:rFonts w:asciiTheme="majorHAnsi" w:hAnsiTheme="majorHAnsi"/>
+        </w:rPr>
+      </w:pPr>
+    </w:p>
+    <w:p>
+      <w:pPr>
+        <w:rPr>
+          <w:rFonts w:asciiTheme="majorHAnsi" w:hAnsiTheme="majorHAnsi"/>
           <w:b/>
           <w:bCs/>
         </w:rPr>
       </w:pPr>
       <w:r>
         <w:rPr>
+          <w:rFonts w:asciiTheme="majorHAnsi" w:hAnsiTheme="majorHAnsi" w:cs="Aptos"/>
           <w:b/>
           <w:bCs/>
         </w:rPr>
@@ -956,86 +1126,1695 @@
       </w:r>
     </w:p>
     <w:p>
-      <w:r>
+      <w:pPr>
+        <w:rPr>
+          <w:rFonts w:asciiTheme="majorHAnsi" w:hAnsiTheme="majorHAnsi"/>
+        </w:rPr>
+      </w:pPr>
+      <w:r>
+        <w:rPr>
+          <w:rFonts w:asciiTheme="majorHAnsi" w:hAnsiTheme="majorHAnsi" w:cs="Aptos"/>
+        </w:rPr>
         <w:t>Occurs between DNS servers.</w:t>
       </w:r>
     </w:p>
     <w:p>
-      <w:r>
+      <w:pPr>
+        <w:rPr>
+          <w:rFonts w:asciiTheme="majorHAnsi" w:hAnsiTheme="majorHAnsi"/>
+        </w:rPr>
+      </w:pPr>
+      <w:r>
+        <w:rPr>
+          <w:rFonts w:asciiTheme="majorHAnsi" w:hAnsiTheme="majorHAnsi" w:cs="Aptos"/>
+        </w:rPr>
         <w:t>Example:</w:t>
       </w:r>
     </w:p>
     <w:p>
-      <w:r>
+      <w:pPr>
+        <w:rPr>
+          <w:rFonts w:asciiTheme="majorHAnsi" w:hAnsiTheme="majorHAnsi"/>
+        </w:rPr>
+      </w:pPr>
+      <w:r>
+        <w:rPr>
+          <w:rFonts w:asciiTheme="majorHAnsi" w:hAnsiTheme="majorHAnsi" w:cs="Aptos"/>
+        </w:rPr>
         <w:t>Root Server</w:t>
       </w:r>
     </w:p>
-    <w:p/>
-    <w:p>
-      <w:r>
+    <w:p>
+      <w:pPr>
+        <w:rPr>
+          <w:rFonts w:asciiTheme="majorHAnsi" w:hAnsiTheme="majorHAnsi"/>
+        </w:rPr>
+      </w:pPr>
+    </w:p>
+    <w:p>
+      <w:pPr>
+        <w:rPr>
+          <w:rFonts w:asciiTheme="majorHAnsi" w:hAnsiTheme="majorHAnsi"/>
+        </w:rPr>
+      </w:pPr>
+      <w:r>
+        <w:rPr>
+          <w:rFonts w:asciiTheme="majorHAnsi" w:hAnsiTheme="majorHAnsi" w:cs="Aptos"/>
+        </w:rPr>
         <w:t>↓</w:t>
       </w:r>
     </w:p>
-    <w:p/>
-    <w:p>
-      <w:r>
+    <w:p>
+      <w:pPr>
+        <w:rPr>
+          <w:rFonts w:asciiTheme="majorHAnsi" w:hAnsiTheme="majorHAnsi"/>
+        </w:rPr>
+      </w:pPr>
+    </w:p>
+    <w:p>
+      <w:pPr>
+        <w:rPr>
+          <w:rFonts w:asciiTheme="majorHAnsi" w:hAnsiTheme="majorHAnsi"/>
+        </w:rPr>
+      </w:pPr>
+      <w:r>
+        <w:rPr>
+          <w:rFonts w:asciiTheme="majorHAnsi" w:hAnsiTheme="majorHAnsi" w:cs="Aptos"/>
+        </w:rPr>
         <w:t>.com Server</w:t>
       </w:r>
     </w:p>
-    <w:p/>
-    <w:p>
-      <w:r>
+    <w:p>
+      <w:pPr>
+        <w:rPr>
+          <w:rFonts w:asciiTheme="majorHAnsi" w:hAnsiTheme="majorHAnsi"/>
+        </w:rPr>
+      </w:pPr>
+    </w:p>
+    <w:p>
+      <w:pPr>
+        <w:rPr>
+          <w:rFonts w:asciiTheme="majorHAnsi" w:hAnsiTheme="majorHAnsi"/>
+        </w:rPr>
+      </w:pPr>
+      <w:r>
+        <w:rPr>
+          <w:rFonts w:asciiTheme="majorHAnsi" w:hAnsiTheme="majorHAnsi" w:cs="Aptos"/>
+        </w:rPr>
         <w:t>↓</w:t>
       </w:r>
     </w:p>
-    <w:p/>
-    <w:p>
-      <w:r>
+    <w:p>
+      <w:pPr>
+        <w:rPr>
+          <w:rFonts w:asciiTheme="majorHAnsi" w:hAnsiTheme="majorHAnsi"/>
+        </w:rPr>
+      </w:pPr>
+    </w:p>
+    <w:p>
+      <w:pPr>
+        <w:rPr>
+          <w:rFonts w:asciiTheme="majorHAnsi" w:hAnsiTheme="majorHAnsi"/>
+        </w:rPr>
+      </w:pPr>
+      <w:r>
+        <w:rPr>
+          <w:rFonts w:asciiTheme="majorHAnsi" w:hAnsiTheme="majorHAnsi" w:cs="Aptos"/>
+        </w:rPr>
         <w:t>Google Authoritative Server</w:t>
       </w:r>
     </w:p>
     <w:p>
-      <w:r>
+      <w:pPr>
+        <w:rPr>
+          <w:rFonts w:asciiTheme="majorHAnsi" w:hAnsiTheme="majorHAnsi"/>
+        </w:rPr>
+      </w:pPr>
+      <w:r>
+        <w:rPr>
+          <w:rFonts w:asciiTheme="majorHAnsi" w:hAnsiTheme="majorHAnsi" w:cs="Aptos"/>
+        </w:rPr>
         <w:t>Each server refers the requester to another server.</w:t>
       </w:r>
     </w:p>
     <w:p>
-      <w:r>
+      <w:pPr>
+        <w:rPr>
+          <w:rFonts w:asciiTheme="majorHAnsi" w:hAnsiTheme="majorHAnsi"/>
+        </w:rPr>
+      </w:pPr>
+      <w:r>
+        <w:rPr>
+          <w:rFonts w:asciiTheme="majorHAnsi" w:hAnsiTheme="majorHAnsi" w:cs="Aptos"/>
+        </w:rPr>
         <w:t xml:space="preserve">Normally </w:t>
       </w:r>
-      <w:proofErr w:type="gramStart"/>
-      <w:r>
-        <w:rPr>
+      <w:r>
+        <w:rPr>
+          <w:rFonts w:asciiTheme="majorHAnsi" w:hAnsiTheme="majorHAnsi" w:cs="Aptos"/>
           <w:b/>
           <w:bCs/>
         </w:rPr>
-        <w:t>not</w:t>
-      </w:r>
-      <w:proofErr w:type="gramEnd"/>
-      <w:r>
-        <w:rPr>
+        <w:t>not visible</w:t>
+      </w:r>
+      <w:r>
+        <w:rPr>
+          <w:rFonts w:asciiTheme="majorHAnsi" w:hAnsiTheme="majorHAnsi" w:cs="Aptos"/>
+        </w:rPr>
+        <w:t xml:space="preserve"> unless capturing on a DNS server or specialized network.</w:t>
+      </w:r>
+    </w:p>
+    <w:p>
+      <w:pPr>
+        <w:rPr>
+          <w:rFonts w:asciiTheme="majorHAnsi" w:hAnsiTheme="majorHAnsi"/>
           <w:b/>
           <w:bCs/>
         </w:rPr>
-        <w:t xml:space="preserve"> visible</w:t>
-      </w:r>
-      <w:r>
-        <w:t xml:space="preserve"> unless capturing on a DNS server or specialized network.</w:t>
-      </w:r>
-    </w:p>
-    <w:p>
-      <w:pPr>
-        <w:rPr>
+      </w:pPr>
+      <w:r>
+        <w:rPr>
+          <w:rFonts w:asciiTheme="majorHAnsi" w:hAnsiTheme="majorHAnsi" w:cs="Aptos"/>
           <w:b/>
           <w:bCs/>
         </w:rPr>
-      </w:pPr>
-      <w:r>
-        <w:rPr>
+        <w:t>Comparison</w:t>
+      </w:r>
+    </w:p>
+    <w:tbl>
+      <w:tblPr>
+        <w:tblW w:w="0" w:type="auto"/>
+        <w:tblCellSpacing w:w="15" w:type="dxa"/>
+        <w:tblCellMar>
+          <w:top w:w="15" w:type="dxa"/>
+          <w:left w:w="15" w:type="dxa"/>
+          <w:bottom w:w="15" w:type="dxa"/>
+          <w:right w:w="15" w:type="dxa"/>
+        </w:tblCellMar>
+        <w:tblLook w:val="07E0" w:firstRow="1" w:lastRow="1" w:firstColumn="1" w:lastColumn="1" w:noHBand="1" w:noVBand="1"/>
+      </w:tblPr>
+      <w:tblGrid>
+        <w:gridCol w:w="3487"/>
+        <w:gridCol w:w="2960"/>
+      </w:tblGrid>
+      <w:tr>
+        <w:trPr>
+          <w:tblHeader/>
+          <w:tblCellSpacing w:w="15" w:type="dxa"/>
+        </w:trPr>
+        <w:tc>
+          <w:tcPr>
+            <w:tcW w:w="0" w:type="auto"/>
+            <w:tcMar>
+              <w:top w:w="15" w:type="dxa"/>
+              <w:left w:w="15" w:type="dxa"/>
+              <w:bottom w:w="15" w:type="dxa"/>
+              <w:right w:w="15" w:type="dxa"/>
+            </w:tcMar>
+            <w:vAlign w:val="center"/>
+            <w:hideMark/>
+          </w:tcPr>
+          <w:p>
+            <w:pPr>
+              <w:rPr>
+                <w:rFonts w:asciiTheme="majorHAnsi" w:hAnsiTheme="majorHAnsi"/>
+                <w:b/>
+                <w:bCs/>
+              </w:rPr>
+            </w:pPr>
+            <w:r>
+              <w:rPr>
+                <w:rFonts w:asciiTheme="majorHAnsi" w:hAnsiTheme="majorHAnsi" w:cs="Aptos"/>
+                <w:b/>
+                <w:bCs/>
+              </w:rPr>
+              <w:t>Recursive</w:t>
+            </w:r>
+          </w:p>
+        </w:tc>
+        <w:tc>
+          <w:tcPr>
+            <w:tcW w:w="0" w:type="auto"/>
+            <w:tcMar>
+              <w:top w:w="15" w:type="dxa"/>
+              <w:left w:w="15" w:type="dxa"/>
+              <w:bottom w:w="15" w:type="dxa"/>
+              <w:right w:w="15" w:type="dxa"/>
+            </w:tcMar>
+            <w:vAlign w:val="center"/>
+            <w:hideMark/>
+          </w:tcPr>
+          <w:p>
+            <w:pPr>
+              <w:rPr>
+                <w:rFonts w:asciiTheme="majorHAnsi" w:hAnsiTheme="majorHAnsi"/>
+                <w:b/>
+                <w:bCs/>
+              </w:rPr>
+            </w:pPr>
+            <w:r>
+              <w:rPr>
+                <w:rFonts w:asciiTheme="majorHAnsi" w:hAnsiTheme="majorHAnsi" w:cs="Aptos"/>
+                <w:b/>
+                <w:bCs/>
+              </w:rPr>
+              <w:t>Iterative</w:t>
+            </w:r>
+          </w:p>
+        </w:tc>
+      </w:tr>
+      <w:tr>
+        <w:trPr>
+          <w:tblCellSpacing w:w="15" w:type="dxa"/>
+        </w:trPr>
+        <w:tc>
+          <w:tcPr>
+            <w:tcW w:w="0" w:type="auto"/>
+            <w:tcMar>
+              <w:top w:w="15" w:type="dxa"/>
+              <w:left w:w="15" w:type="dxa"/>
+              <w:bottom w:w="15" w:type="dxa"/>
+              <w:right w:w="15" w:type="dxa"/>
+            </w:tcMar>
+            <w:vAlign w:val="center"/>
+            <w:hideMark/>
+          </w:tcPr>
+          <w:p>
+            <w:pPr>
+              <w:rPr>
+                <w:rFonts w:asciiTheme="majorHAnsi" w:hAnsiTheme="majorHAnsi"/>
+              </w:rPr>
+            </w:pPr>
+            <w:r>
+              <w:rPr>
+                <w:rFonts w:asciiTheme="majorHAnsi" w:hAnsiTheme="majorHAnsi" w:cs="Aptos"/>
+              </w:rPr>
+              <w:t>Client receives final answer</w:t>
+            </w:r>
+          </w:p>
+        </w:tc>
+        <w:tc>
+          <w:tcPr>
+            <w:tcW w:w="0" w:type="auto"/>
+            <w:tcMar>
+              <w:top w:w="15" w:type="dxa"/>
+              <w:left w:w="15" w:type="dxa"/>
+              <w:bottom w:w="15" w:type="dxa"/>
+              <w:right w:w="15" w:type="dxa"/>
+            </w:tcMar>
+            <w:vAlign w:val="center"/>
+            <w:hideMark/>
+          </w:tcPr>
+          <w:p>
+            <w:pPr>
+              <w:rPr>
+                <w:rFonts w:asciiTheme="majorHAnsi" w:hAnsiTheme="majorHAnsi"/>
+              </w:rPr>
+            </w:pPr>
+            <w:r>
+              <w:rPr>
+                <w:rFonts w:asciiTheme="majorHAnsi" w:hAnsiTheme="majorHAnsi" w:cs="Aptos"/>
+              </w:rPr>
+              <w:t>Server returns referral</w:t>
+            </w:r>
+          </w:p>
+        </w:tc>
+      </w:tr>
+      <w:tr>
+        <w:trPr>
+          <w:tblCellSpacing w:w="15" w:type="dxa"/>
+        </w:trPr>
+        <w:tc>
+          <w:tcPr>
+            <w:tcW w:w="0" w:type="auto"/>
+            <w:tcMar>
+              <w:top w:w="15" w:type="dxa"/>
+              <w:left w:w="15" w:type="dxa"/>
+              <w:bottom w:w="15" w:type="dxa"/>
+              <w:right w:w="15" w:type="dxa"/>
+            </w:tcMar>
+            <w:vAlign w:val="center"/>
+            <w:hideMark/>
+          </w:tcPr>
+          <w:p>
+            <w:pPr>
+              <w:rPr>
+                <w:rFonts w:asciiTheme="majorHAnsi" w:hAnsiTheme="majorHAnsi"/>
+              </w:rPr>
+            </w:pPr>
+            <w:r>
+              <w:rPr>
+                <w:rFonts w:asciiTheme="majorHAnsi" w:hAnsiTheme="majorHAnsi" w:cs="Aptos"/>
+              </w:rPr>
+              <w:t>Used between client and local DNS</w:t>
+            </w:r>
+          </w:p>
+        </w:tc>
+        <w:tc>
+          <w:tcPr>
+            <w:tcW w:w="0" w:type="auto"/>
+            <w:tcMar>
+              <w:top w:w="15" w:type="dxa"/>
+              <w:left w:w="15" w:type="dxa"/>
+              <w:bottom w:w="15" w:type="dxa"/>
+              <w:right w:w="15" w:type="dxa"/>
+            </w:tcMar>
+            <w:vAlign w:val="center"/>
+            <w:hideMark/>
+          </w:tcPr>
+          <w:p>
+            <w:pPr>
+              <w:rPr>
+                <w:rFonts w:asciiTheme="majorHAnsi" w:hAnsiTheme="majorHAnsi"/>
+              </w:rPr>
+            </w:pPr>
+            <w:r>
+              <w:rPr>
+                <w:rFonts w:asciiTheme="majorHAnsi" w:hAnsiTheme="majorHAnsi" w:cs="Aptos"/>
+              </w:rPr>
+              <w:t>Used between DNS servers</w:t>
+            </w:r>
+          </w:p>
+        </w:tc>
+      </w:tr>
+      <w:tr>
+        <w:trPr>
+          <w:tblCellSpacing w:w="15" w:type="dxa"/>
+        </w:trPr>
+        <w:tc>
+          <w:tcPr>
+            <w:tcW w:w="0" w:type="auto"/>
+            <w:tcMar>
+              <w:top w:w="15" w:type="dxa"/>
+              <w:left w:w="15" w:type="dxa"/>
+              <w:bottom w:w="15" w:type="dxa"/>
+              <w:right w:w="15" w:type="dxa"/>
+            </w:tcMar>
+            <w:vAlign w:val="center"/>
+            <w:hideMark/>
+          </w:tcPr>
+          <w:p>
+            <w:pPr>
+              <w:rPr>
+                <w:rFonts w:asciiTheme="majorHAnsi" w:hAnsiTheme="majorHAnsi"/>
+              </w:rPr>
+            </w:pPr>
+            <w:r>
+              <w:rPr>
+                <w:rFonts w:asciiTheme="majorHAnsi" w:hAnsiTheme="majorHAnsi" w:cs="Aptos"/>
+              </w:rPr>
+              <w:t>Faster for client</w:t>
+            </w:r>
+          </w:p>
+        </w:tc>
+        <w:tc>
+          <w:tcPr>
+            <w:tcW w:w="0" w:type="auto"/>
+            <w:tcMar>
+              <w:top w:w="15" w:type="dxa"/>
+              <w:left w:w="15" w:type="dxa"/>
+              <w:bottom w:w="15" w:type="dxa"/>
+              <w:right w:w="15" w:type="dxa"/>
+            </w:tcMar>
+            <w:vAlign w:val="center"/>
+            <w:hideMark/>
+          </w:tcPr>
+          <w:p>
+            <w:pPr>
+              <w:rPr>
+                <w:rFonts w:asciiTheme="majorHAnsi" w:hAnsiTheme="majorHAnsi"/>
+              </w:rPr>
+            </w:pPr>
+            <w:r>
+              <w:rPr>
+                <w:rFonts w:asciiTheme="majorHAnsi" w:hAnsiTheme="majorHAnsi" w:cs="Aptos"/>
+              </w:rPr>
+              <w:t>Multiple DNS servers involved</w:t>
+            </w:r>
+          </w:p>
+        </w:tc>
+      </w:tr>
+    </w:tbl>
+    <w:p>
+      <w:pPr>
+        <w:rPr>
+          <w:rFonts w:asciiTheme="majorHAnsi" w:hAnsiTheme="majorHAnsi"/>
+        </w:rPr>
+      </w:pPr>
+    </w:p>
+    <w:p>
+      <w:pPr>
+        <w:rPr>
+          <w:rFonts w:asciiTheme="majorHAnsi" w:hAnsiTheme="majorHAnsi"/>
+        </w:rPr>
+      </w:pPr>
+      <w:r>
+        <w:rPr>
+          <w:rFonts w:asciiTheme="majorHAnsi" w:hAnsiTheme="majorHAnsi" w:cs="Aptos"/>
+        </w:rPr>
+        <w:t xml:space="preserve">4. Find the Time-To-Live (TTL) value in DNS responses. </w:t>
+      </w:r>
+    </w:p>
+    <w:p>
+      <w:pPr>
+        <w:rPr>
+          <w:rFonts w:asciiTheme="majorHAnsi" w:hAnsiTheme="majorHAnsi"/>
+        </w:rPr>
+      </w:pPr>
+      <w:r>
+        <w:rPr>
+          <w:rFonts w:asciiTheme="majorHAnsi" w:hAnsiTheme="majorHAnsi"/>
+          <w:noProof/>
+        </w:rPr>
+        <w:drawing>
+          <wp:inline distT="0" distB="0" distL="0" distR="0" wp14:anchorId="29248202" wp14:editId="789C3C86">
+            <wp:extent cx="4867275" cy="723900"/>
+            <wp:effectExtent l="0" t="0" r="9525" b="0"/>
+            <wp:docPr id="100010" name="Picture 100010"/>
+            <wp:cNvGraphicFramePr>
+              <a:graphicFrameLocks xmlns:a="http://schemas.openxmlformats.org/drawingml/2006/main" noChangeAspect="1"/>
+            </wp:cNvGraphicFramePr>
+            <a:graphic xmlns:a="http://schemas.openxmlformats.org/drawingml/2006/main">
+              <a:graphicData uri="http://schemas.openxmlformats.org/drawingml/2006/picture">
+                <pic:pic xmlns:pic="http://schemas.openxmlformats.org/drawingml/2006/picture">
+                  <pic:nvPicPr>
+                    <pic:cNvPr id="100010" name="image100010"/>
+                    <pic:cNvPicPr/>
+                  </pic:nvPicPr>
+                  <pic:blipFill>
+                    <a:blip r:embed="rId15"/>
+                    <a:stretch>
+                      <a:fillRect/>
+                    </a:stretch>
+                  </pic:blipFill>
+                  <pic:spPr>
+                    <a:xfrm>
+                      <a:off x="0" y="0"/>
+                      <a:ext cx="4867275" cy="723900"/>
+                    </a:xfrm>
+                    <a:prstGeom prst="rect">
+                      <a:avLst/>
+                    </a:prstGeom>
+                  </pic:spPr>
+                </pic:pic>
+              </a:graphicData>
+            </a:graphic>
+          </wp:inline>
+        </w:drawing>
+      </w:r>
+    </w:p>
+    <w:p>
+      <w:pPr>
+        <w:rPr>
+          <w:rFonts w:asciiTheme="majorHAnsi" w:hAnsiTheme="majorHAnsi"/>
+        </w:rPr>
+      </w:pPr>
+      <w:r>
+        <w:rPr>
+          <w:rFonts w:asciiTheme="majorHAnsi" w:hAnsiTheme="majorHAnsi" w:cs="Aptos"/>
+        </w:rPr>
+        <w:t xml:space="preserve">5. Analyze DNS traffic for multiple websites and compare response times. </w:t>
+      </w:r>
+    </w:p>
+    <w:tbl>
+      <w:tblPr>
+        <w:tblW w:w="0" w:type="auto"/>
+        <w:tblCellSpacing w:w="15" w:type="dxa"/>
+        <w:tblCellMar>
+          <w:top w:w="15" w:type="dxa"/>
+          <w:left w:w="15" w:type="dxa"/>
+          <w:bottom w:w="15" w:type="dxa"/>
+          <w:right w:w="15" w:type="dxa"/>
+        </w:tblCellMar>
+        <w:tblLook w:val="07E0" w:firstRow="1" w:lastRow="1" w:firstColumn="1" w:lastColumn="1" w:noHBand="1" w:noVBand="1"/>
+      </w:tblPr>
+      <w:tblGrid>
+        <w:gridCol w:w="1031"/>
+        <w:gridCol w:w="1632"/>
+      </w:tblGrid>
+      <w:tr>
+        <w:trPr>
+          <w:tblHeader/>
+          <w:tblCellSpacing w:w="15" w:type="dxa"/>
+        </w:trPr>
+        <w:tc>
+          <w:tcPr>
+            <w:tcW w:w="0" w:type="auto"/>
+            <w:tcMar>
+              <w:top w:w="15" w:type="dxa"/>
+              <w:left w:w="15" w:type="dxa"/>
+              <w:bottom w:w="15" w:type="dxa"/>
+              <w:right w:w="15" w:type="dxa"/>
+            </w:tcMar>
+            <w:vAlign w:val="center"/>
+            <w:hideMark/>
+          </w:tcPr>
+          <w:p>
+            <w:pPr>
+              <w:rPr>
+                <w:rFonts w:asciiTheme="majorHAnsi" w:hAnsiTheme="majorHAnsi"/>
+                <w:b/>
+                <w:bCs/>
+              </w:rPr>
+            </w:pPr>
+            <w:r>
+              <w:rPr>
+                <w:rFonts w:asciiTheme="majorHAnsi" w:hAnsiTheme="majorHAnsi" w:cs="Aptos"/>
+                <w:b/>
+                <w:bCs/>
+              </w:rPr>
+              <w:t>Website</w:t>
+            </w:r>
+          </w:p>
+        </w:tc>
+        <w:tc>
+          <w:tcPr>
+            <w:tcW w:w="0" w:type="auto"/>
+            <w:tcMar>
+              <w:top w:w="15" w:type="dxa"/>
+              <w:left w:w="15" w:type="dxa"/>
+              <w:bottom w:w="15" w:type="dxa"/>
+              <w:right w:w="15" w:type="dxa"/>
+            </w:tcMar>
+            <w:vAlign w:val="center"/>
+            <w:hideMark/>
+          </w:tcPr>
+          <w:p>
+            <w:pPr>
+              <w:rPr>
+                <w:rFonts w:asciiTheme="majorHAnsi" w:hAnsiTheme="majorHAnsi"/>
+                <w:b/>
+                <w:bCs/>
+              </w:rPr>
+            </w:pPr>
+            <w:r>
+              <w:rPr>
+                <w:rFonts w:asciiTheme="majorHAnsi" w:hAnsiTheme="majorHAnsi" w:cs="Aptos"/>
+                <w:b/>
+                <w:bCs/>
+              </w:rPr>
+              <w:t>Response Time</w:t>
+            </w:r>
+          </w:p>
+        </w:tc>
+      </w:tr>
+      <w:tr>
+        <w:trPr>
+          <w:tblCellSpacing w:w="15" w:type="dxa"/>
+        </w:trPr>
+        <w:tc>
+          <w:tcPr>
+            <w:tcW w:w="0" w:type="auto"/>
+            <w:tcMar>
+              <w:top w:w="15" w:type="dxa"/>
+              <w:left w:w="15" w:type="dxa"/>
+              <w:bottom w:w="15" w:type="dxa"/>
+              <w:right w:w="15" w:type="dxa"/>
+            </w:tcMar>
+            <w:vAlign w:val="center"/>
+            <w:hideMark/>
+          </w:tcPr>
+          <w:p>
+            <w:pPr>
+              <w:rPr>
+                <w:rFonts w:asciiTheme="majorHAnsi" w:hAnsiTheme="majorHAnsi"/>
+              </w:rPr>
+            </w:pPr>
+            <w:r>
+              <w:rPr>
+                <w:rFonts w:asciiTheme="majorHAnsi" w:hAnsiTheme="majorHAnsi" w:cs="Aptos"/>
+              </w:rPr>
+              <w:t>Google</w:t>
+            </w:r>
+          </w:p>
+        </w:tc>
+        <w:tc>
+          <w:tcPr>
+            <w:tcW w:w="0" w:type="auto"/>
+            <w:tcMar>
+              <w:top w:w="15" w:type="dxa"/>
+              <w:left w:w="15" w:type="dxa"/>
+              <w:bottom w:w="15" w:type="dxa"/>
+              <w:right w:w="15" w:type="dxa"/>
+            </w:tcMar>
+            <w:vAlign w:val="center"/>
+            <w:hideMark/>
+          </w:tcPr>
+          <w:p>
+            <w:pPr>
+              <w:rPr>
+                <w:rFonts w:asciiTheme="majorHAnsi" w:hAnsiTheme="majorHAnsi"/>
+              </w:rPr>
+            </w:pPr>
+            <w:r>
+              <w:rPr>
+                <w:rFonts w:asciiTheme="majorHAnsi" w:hAnsiTheme="majorHAnsi" w:cs="Aptos"/>
+              </w:rPr>
+              <w:t>6 ms</w:t>
+            </w:r>
+          </w:p>
+        </w:tc>
+      </w:tr>
+      <w:tr>
+        <w:trPr>
+          <w:tblCellSpacing w:w="15" w:type="dxa"/>
+        </w:trPr>
+        <w:tc>
+          <w:tcPr>
+            <w:tcW w:w="0" w:type="auto"/>
+            <w:tcMar>
+              <w:top w:w="15" w:type="dxa"/>
+              <w:left w:w="15" w:type="dxa"/>
+              <w:bottom w:w="15" w:type="dxa"/>
+              <w:right w:w="15" w:type="dxa"/>
+            </w:tcMar>
+            <w:vAlign w:val="center"/>
+            <w:hideMark/>
+          </w:tcPr>
+          <w:p>
+            <w:pPr>
+              <w:rPr>
+                <w:rFonts w:asciiTheme="majorHAnsi" w:hAnsiTheme="majorHAnsi"/>
+              </w:rPr>
+            </w:pPr>
+            <w:r>
+              <w:rPr>
+                <w:rFonts w:asciiTheme="majorHAnsi" w:hAnsiTheme="majorHAnsi" w:cs="Aptos"/>
+              </w:rPr>
+              <w:t>GitHub</w:t>
+            </w:r>
+          </w:p>
+        </w:tc>
+        <w:tc>
+          <w:tcPr>
+            <w:tcW w:w="0" w:type="auto"/>
+            <w:tcMar>
+              <w:top w:w="15" w:type="dxa"/>
+              <w:left w:w="15" w:type="dxa"/>
+              <w:bottom w:w="15" w:type="dxa"/>
+              <w:right w:w="15" w:type="dxa"/>
+            </w:tcMar>
+            <w:vAlign w:val="center"/>
+            <w:hideMark/>
+          </w:tcPr>
+          <w:p>
+            <w:pPr>
+              <w:rPr>
+                <w:rFonts w:asciiTheme="majorHAnsi" w:hAnsiTheme="majorHAnsi"/>
+              </w:rPr>
+            </w:pPr>
+            <w:r>
+              <w:rPr>
+                <w:rFonts w:asciiTheme="majorHAnsi" w:hAnsiTheme="majorHAnsi" w:cs="Aptos"/>
+              </w:rPr>
+              <w:t>12 ms</w:t>
+            </w:r>
+          </w:p>
+        </w:tc>
+      </w:tr>
+      <w:tr>
+        <w:trPr>
+          <w:tblCellSpacing w:w="15" w:type="dxa"/>
+        </w:trPr>
+        <w:tc>
+          <w:tcPr>
+            <w:tcW w:w="0" w:type="auto"/>
+            <w:tcMar>
+              <w:top w:w="15" w:type="dxa"/>
+              <w:left w:w="15" w:type="dxa"/>
+              <w:bottom w:w="15" w:type="dxa"/>
+              <w:right w:w="15" w:type="dxa"/>
+            </w:tcMar>
+            <w:vAlign w:val="center"/>
+            <w:hideMark/>
+          </w:tcPr>
+          <w:p>
+            <w:pPr>
+              <w:rPr>
+                <w:rFonts w:asciiTheme="majorHAnsi" w:hAnsiTheme="majorHAnsi"/>
+              </w:rPr>
+            </w:pPr>
+            <w:r>
+              <w:rPr>
+                <w:rFonts w:asciiTheme="majorHAnsi" w:hAnsiTheme="majorHAnsi" w:cs="Aptos"/>
+              </w:rPr>
+              <w:t>Wikipedia</w:t>
+            </w:r>
+          </w:p>
+        </w:tc>
+        <w:tc>
+          <w:tcPr>
+            <w:tcW w:w="0" w:type="auto"/>
+            <w:tcMar>
+              <w:top w:w="15" w:type="dxa"/>
+              <w:left w:w="15" w:type="dxa"/>
+              <w:bottom w:w="15" w:type="dxa"/>
+              <w:right w:w="15" w:type="dxa"/>
+            </w:tcMar>
+            <w:vAlign w:val="center"/>
+            <w:hideMark/>
+          </w:tcPr>
+          <w:p>
+            <w:pPr>
+              <w:rPr>
+                <w:rFonts w:asciiTheme="majorHAnsi" w:hAnsiTheme="majorHAnsi"/>
+              </w:rPr>
+            </w:pPr>
+            <w:r>
+              <w:rPr>
+                <w:rFonts w:asciiTheme="majorHAnsi" w:hAnsiTheme="majorHAnsi" w:cs="Aptos"/>
+              </w:rPr>
+              <w:t>8 ms</w:t>
+            </w:r>
+          </w:p>
+        </w:tc>
+      </w:tr>
+    </w:tbl>
+    <w:p>
+      <w:pPr>
+        <w:rPr>
+          <w:rFonts w:asciiTheme="majorHAnsi" w:hAnsiTheme="majorHAnsi"/>
+        </w:rPr>
+      </w:pPr>
+    </w:p>
+    <w:p>
+      <w:pPr>
+        <w:rPr>
+          <w:rFonts w:asciiTheme="majorHAnsi" w:hAnsiTheme="majorHAnsi"/>
+        </w:rPr>
+      </w:pPr>
+      <w:r>
+        <w:rPr>
+          <w:rFonts w:asciiTheme="majorHAnsi" w:hAnsiTheme="majorHAnsi" w:cs="Aptos"/>
+        </w:rPr>
+        <w:t xml:space="preserve">6. Use Wireshark filters to display only DNS traffic. </w:t>
+      </w:r>
+    </w:p>
+    <w:p>
+      <w:pPr>
+        <w:rPr>
+          <w:rFonts w:asciiTheme="majorHAnsi" w:hAnsiTheme="majorHAnsi"/>
+        </w:rPr>
+      </w:pPr>
+      <w:r>
+        <w:rPr>
+          <w:rFonts w:asciiTheme="majorHAnsi" w:hAnsiTheme="majorHAnsi"/>
+          <w:noProof/>
+        </w:rPr>
+        <w:drawing>
+          <wp:inline distT="0" distB="0" distL="0" distR="0" wp14:anchorId="1CCACA8E" wp14:editId="2AC97664">
+            <wp:extent cx="3552825" cy="1962150"/>
+            <wp:effectExtent l="0" t="0" r="0" b="0"/>
+            <wp:docPr id="100011" name="Picture 100011"/>
+            <wp:cNvGraphicFramePr>
+              <a:graphicFrameLocks xmlns:a="http://schemas.openxmlformats.org/drawingml/2006/main" noChangeAspect="1"/>
+            </wp:cNvGraphicFramePr>
+            <a:graphic xmlns:a="http://schemas.openxmlformats.org/drawingml/2006/main">
+              <a:graphicData uri="http://schemas.openxmlformats.org/drawingml/2006/picture">
+                <pic:pic xmlns:pic="http://schemas.openxmlformats.org/drawingml/2006/picture">
+                  <pic:nvPicPr>
+                    <pic:cNvPr id="100011" name="image100011"/>
+                    <pic:cNvPicPr/>
+                  </pic:nvPicPr>
+                  <pic:blipFill>
+                    <a:blip r:embed="rId16"/>
+                    <a:stretch>
+                      <a:fillRect/>
+                    </a:stretch>
+                  </pic:blipFill>
+                  <pic:spPr>
+                    <a:xfrm flipH="1">
+                      <a:off x="0" y="0"/>
+                      <a:ext cx="3552825" cy="1962150"/>
+                    </a:xfrm>
+                    <a:prstGeom prst="rect">
+                      <a:avLst/>
+                    </a:prstGeom>
+                  </pic:spPr>
+                </pic:pic>
+              </a:graphicData>
+            </a:graphic>
+          </wp:inline>
+        </w:drawing>
+      </w:r>
+      <w:r>
+        <w:rPr>
+          <w:rFonts w:asciiTheme="majorHAnsi" w:hAnsiTheme="majorHAnsi" w:cs="Aptos"/>
+        </w:rPr>
+        <w:t xml:space="preserve"> </w:t>
+      </w:r>
+      <w:r>
+        <w:rPr>
+          <w:rFonts w:asciiTheme="majorHAnsi" w:hAnsiTheme="majorHAnsi"/>
+          <w:noProof/>
+        </w:rPr>
+        <w:drawing>
+          <wp:inline distT="0" distB="0" distL="0" distR="0" wp14:anchorId="0DCF94C7" wp14:editId="6F8B3D7A">
+            <wp:extent cx="5943600" cy="2200275"/>
+            <wp:effectExtent l="0" t="0" r="0" b="0"/>
+            <wp:docPr id="100012" name="Picture 100012"/>
+            <wp:cNvGraphicFramePr>
+              <a:graphicFrameLocks xmlns:a="http://schemas.openxmlformats.org/drawingml/2006/main" noChangeAspect="1"/>
+            </wp:cNvGraphicFramePr>
+            <a:graphic xmlns:a="http://schemas.openxmlformats.org/drawingml/2006/main">
+              <a:graphicData uri="http://schemas.openxmlformats.org/drawingml/2006/picture">
+                <pic:pic xmlns:pic="http://schemas.openxmlformats.org/drawingml/2006/picture">
+                  <pic:nvPicPr>
+                    <pic:cNvPr id="100012" name="image100012"/>
+                    <pic:cNvPicPr/>
+                  </pic:nvPicPr>
+                  <pic:blipFill>
+                    <a:blip r:embed="rId17"/>
+                    <a:stretch>
+                      <a:fillRect/>
+                    </a:stretch>
+                  </pic:blipFill>
+                  <pic:spPr>
+                    <a:xfrm>
+                      <a:off x="0" y="0"/>
+                      <a:ext cx="5943600" cy="2200275"/>
+                    </a:xfrm>
+                    <a:prstGeom prst="rect">
+                      <a:avLst/>
+                    </a:prstGeom>
+                  </pic:spPr>
+                </pic:pic>
+              </a:graphicData>
+            </a:graphic>
+          </wp:inline>
+        </w:drawing>
+      </w:r>
+    </w:p>
+    <w:p>
+      <w:pPr>
+        <w:rPr>
+          <w:rFonts w:asciiTheme="majorHAnsi" w:hAnsiTheme="majorHAnsi"/>
+        </w:rPr>
+      </w:pPr>
+      <w:r>
+        <w:rPr>
+          <w:rFonts w:asciiTheme="majorHAnsi" w:hAnsiTheme="majorHAnsi" w:cs="Aptos"/>
+        </w:rPr>
+        <w:lastRenderedPageBreak/>
+        <w:t xml:space="preserve">7. Identify the DNS server used by the system. </w:t>
+      </w:r>
+    </w:p>
+    <w:p>
+      <w:pPr>
+        <w:rPr>
+          <w:rFonts w:asciiTheme="majorHAnsi" w:hAnsiTheme="majorHAnsi"/>
+        </w:rPr>
+      </w:pPr>
+      <w:r>
+        <w:rPr>
+          <w:rFonts w:asciiTheme="majorHAnsi" w:hAnsiTheme="majorHAnsi"/>
+          <w:noProof/>
+        </w:rPr>
+        <w:drawing>
+          <wp:inline distT="0" distB="0" distL="0" distR="0" wp14:anchorId="4BC27173" wp14:editId="7D8713A1">
+            <wp:extent cx="4324350" cy="704850"/>
+            <wp:effectExtent l="0" t="0" r="0" b="0"/>
+            <wp:docPr id="100013" name="Picture 100013"/>
+            <wp:cNvGraphicFramePr>
+              <a:graphicFrameLocks xmlns:a="http://schemas.openxmlformats.org/drawingml/2006/main" noChangeAspect="1"/>
+            </wp:cNvGraphicFramePr>
+            <a:graphic xmlns:a="http://schemas.openxmlformats.org/drawingml/2006/main">
+              <a:graphicData uri="http://schemas.openxmlformats.org/drawingml/2006/picture">
+                <pic:pic xmlns:pic="http://schemas.openxmlformats.org/drawingml/2006/picture">
+                  <pic:nvPicPr>
+                    <pic:cNvPr id="100013" name="image100013"/>
+                    <pic:cNvPicPr/>
+                  </pic:nvPicPr>
+                  <pic:blipFill>
+                    <a:blip r:embed="rId18"/>
+                    <a:stretch>
+                      <a:fillRect/>
+                    </a:stretch>
+                  </pic:blipFill>
+                  <pic:spPr>
+                    <a:xfrm>
+                      <a:off x="0" y="0"/>
+                      <a:ext cx="4324350" cy="704850"/>
+                    </a:xfrm>
+                    <a:prstGeom prst="rect">
+                      <a:avLst/>
+                    </a:prstGeom>
+                  </pic:spPr>
+                </pic:pic>
+              </a:graphicData>
+            </a:graphic>
+          </wp:inline>
+        </w:drawing>
+      </w:r>
+    </w:p>
+    <w:p>
+      <w:pPr>
+        <w:rPr>
+          <w:rFonts w:asciiTheme="majorHAnsi" w:hAnsiTheme="majorHAnsi"/>
+        </w:rPr>
+      </w:pPr>
+      <w:r>
+        <w:rPr>
+          <w:rFonts w:asciiTheme="majorHAnsi" w:hAnsiTheme="majorHAnsi" w:cs="Aptos"/>
+        </w:rPr>
+        <w:t xml:space="preserve">8. Capture reverse DNS lookup traffic and explain its purpose. </w:t>
+      </w:r>
+    </w:p>
+    <w:p>
+      <w:pPr>
+        <w:rPr>
+          <w:rFonts w:asciiTheme="majorHAnsi" w:hAnsiTheme="majorHAnsi"/>
+        </w:rPr>
+      </w:pPr>
+    </w:p>
+    <w:p>
+      <w:pPr>
+        <w:rPr>
+          <w:rFonts w:asciiTheme="majorHAnsi" w:hAnsiTheme="majorHAnsi"/>
+        </w:rPr>
+      </w:pPr>
+      <w:r>
+        <w:rPr>
+          <w:rFonts w:asciiTheme="majorHAnsi" w:hAnsiTheme="majorHAnsi" w:cs="Aptos"/>
+        </w:rPr>
+        <w:t xml:space="preserve">9. Observe DNS packet structure including: </w:t>
+      </w:r>
+    </w:p>
+    <w:p>
+      <w:pPr>
+        <w:rPr>
+          <w:rFonts w:asciiTheme="majorHAnsi" w:hAnsiTheme="majorHAnsi"/>
+        </w:rPr>
+      </w:pPr>
+      <w:r>
+        <w:rPr>
+          <w:rFonts w:asciiTheme="majorHAnsi" w:hAnsiTheme="majorHAnsi"/>
+          <w:noProof/>
+        </w:rPr>
+        <w:drawing>
+          <wp:inline distT="0" distB="0" distL="0" distR="0" wp14:anchorId="4208F2F0" wp14:editId="6C5CA6F2">
+            <wp:extent cx="2686050" cy="1552575"/>
+            <wp:effectExtent l="0" t="0" r="0" b="9525"/>
+            <wp:docPr id="100014" name="Picture 100014"/>
+            <wp:cNvGraphicFramePr>
+              <a:graphicFrameLocks xmlns:a="http://schemas.openxmlformats.org/drawingml/2006/main" noChangeAspect="1"/>
+            </wp:cNvGraphicFramePr>
+            <a:graphic xmlns:a="http://schemas.openxmlformats.org/drawingml/2006/main">
+              <a:graphicData uri="http://schemas.openxmlformats.org/drawingml/2006/picture">
+                <pic:pic xmlns:pic="http://schemas.openxmlformats.org/drawingml/2006/picture">
+                  <pic:nvPicPr>
+                    <pic:cNvPr id="100014" name="image100014"/>
+                    <pic:cNvPicPr/>
+                  </pic:nvPicPr>
+                  <pic:blipFill>
+                    <a:blip r:embed="rId19"/>
+                    <a:stretch>
+                      <a:fillRect/>
+                    </a:stretch>
+                  </pic:blipFill>
+                  <pic:spPr>
+                    <a:xfrm>
+                      <a:off x="0" y="0"/>
+                      <a:ext cx="2686050" cy="1552575"/>
+                    </a:xfrm>
+                    <a:prstGeom prst="rect">
+                      <a:avLst/>
+                    </a:prstGeom>
+                  </pic:spPr>
+                </pic:pic>
+              </a:graphicData>
+            </a:graphic>
+          </wp:inline>
+        </w:drawing>
+      </w:r>
+    </w:p>
+    <w:p>
+      <w:pPr>
+        <w:pStyle w:val="ListParagraph"/>
+        <w:numPr>
+          <w:ilvl w:val="0"/>
+          <w:numId w:val="1"/>
+        </w:numPr>
+        <w:rPr>
+          <w:rFonts w:asciiTheme="majorHAnsi" w:hAnsiTheme="majorHAnsi"/>
+        </w:rPr>
+      </w:pPr>
+      <w:r>
+        <w:rPr>
+          <w:rFonts w:asciiTheme="majorHAnsi" w:hAnsiTheme="majorHAnsi" w:cs="Aptos"/>
+        </w:rPr>
+        <w:t>Compare UDP-based and TCP-based DNS communication.</w:t>
+      </w:r>
+    </w:p>
+    <w:tbl>
+      <w:tblPr>
+        <w:tblW w:w="0" w:type="auto"/>
+        <w:tblCellSpacing w:w="15" w:type="dxa"/>
+        <w:tblCellMar>
+          <w:top w:w="15" w:type="dxa"/>
+          <w:left w:w="15" w:type="dxa"/>
+          <w:bottom w:w="15" w:type="dxa"/>
+          <w:right w:w="15" w:type="dxa"/>
+        </w:tblCellMar>
+        <w:tblLook w:val="07E0" w:firstRow="1" w:lastRow="1" w:firstColumn="1" w:lastColumn="1" w:noHBand="1" w:noVBand="1"/>
+      </w:tblPr>
+      <w:tblGrid>
+        <w:gridCol w:w="2790"/>
+        <w:gridCol w:w="3505"/>
+      </w:tblGrid>
+      <w:tr>
+        <w:trPr>
+          <w:trHeight w:val="495"/>
+          <w:tblHeader/>
+          <w:tblCellSpacing w:w="15" w:type="dxa"/>
+        </w:trPr>
+        <w:tc>
+          <w:tcPr>
+            <w:tcW w:w="2745" w:type="dxa"/>
+            <w:tcMar>
+              <w:top w:w="15" w:type="dxa"/>
+              <w:left w:w="15" w:type="dxa"/>
+              <w:bottom w:w="15" w:type="dxa"/>
+              <w:right w:w="15" w:type="dxa"/>
+            </w:tcMar>
+            <w:vAlign w:val="center"/>
+            <w:hideMark/>
+          </w:tcPr>
+          <w:p>
+            <w:pPr>
+              <w:spacing w:after="0" w:line="240" w:lineRule="auto"/>
+              <w:jc w:val="center"/>
+              <w:rPr>
+                <w:rFonts w:asciiTheme="majorHAnsi" w:eastAsia="Times New Roman" w:hAnsiTheme="majorHAnsi" w:cs="Times New Roman"/>
+                <w:b/>
+                <w:bCs/>
+                <w:kern w:val="0"/>
+              </w:rPr>
+            </w:pPr>
+            <w:r>
+              <w:rPr>
+                <w:rFonts w:asciiTheme="majorHAnsi" w:eastAsia="Times New Roman" w:hAnsiTheme="majorHAnsi" w:cs="Times New Roman"/>
+                <w:b/>
+                <w:bCs/>
+                <w:kern w:val="0"/>
+              </w:rPr>
+              <w:t>UDP DNS</w:t>
+            </w:r>
+          </w:p>
+        </w:tc>
+        <w:tc>
+          <w:tcPr>
+            <w:tcW w:w="3460" w:type="dxa"/>
+            <w:tcMar>
+              <w:top w:w="15" w:type="dxa"/>
+              <w:left w:w="15" w:type="dxa"/>
+              <w:bottom w:w="15" w:type="dxa"/>
+              <w:right w:w="15" w:type="dxa"/>
+            </w:tcMar>
+            <w:vAlign w:val="center"/>
+            <w:hideMark/>
+          </w:tcPr>
+          <w:p>
+            <w:pPr>
+              <w:spacing w:after="0" w:line="240" w:lineRule="auto"/>
+              <w:jc w:val="center"/>
+              <w:rPr>
+                <w:rFonts w:asciiTheme="majorHAnsi" w:eastAsia="Times New Roman" w:hAnsiTheme="majorHAnsi" w:cs="Times New Roman"/>
+                <w:b/>
+                <w:bCs/>
+                <w:kern w:val="0"/>
+              </w:rPr>
+            </w:pPr>
+            <w:r>
+              <w:rPr>
+                <w:rFonts w:asciiTheme="majorHAnsi" w:eastAsia="Times New Roman" w:hAnsiTheme="majorHAnsi" w:cs="Times New Roman"/>
+                <w:b/>
+                <w:bCs/>
+                <w:kern w:val="0"/>
+              </w:rPr>
+              <w:t>TCP DNS</w:t>
+            </w:r>
+          </w:p>
+        </w:tc>
+      </w:tr>
+      <w:tr>
+        <w:trPr>
+          <w:tblCellSpacing w:w="15" w:type="dxa"/>
+        </w:trPr>
+        <w:tc>
+          <w:tcPr>
+            <w:tcW w:w="2745" w:type="dxa"/>
+            <w:tcMar>
+              <w:top w:w="15" w:type="dxa"/>
+              <w:left w:w="15" w:type="dxa"/>
+              <w:bottom w:w="15" w:type="dxa"/>
+              <w:right w:w="15" w:type="dxa"/>
+            </w:tcMar>
+            <w:vAlign w:val="center"/>
+            <w:hideMark/>
+          </w:tcPr>
+          <w:p>
+            <w:pPr>
+              <w:spacing w:after="0" w:line="240" w:lineRule="auto"/>
+              <w:rPr>
+                <w:rFonts w:asciiTheme="majorHAnsi" w:eastAsia="Times New Roman" w:hAnsiTheme="majorHAnsi" w:cs="Times New Roman"/>
+                <w:kern w:val="0"/>
+              </w:rPr>
+            </w:pPr>
+            <w:r>
+              <w:rPr>
+                <w:rFonts w:asciiTheme="majorHAnsi" w:eastAsia="Times New Roman" w:hAnsiTheme="majorHAnsi" w:cs="Times New Roman"/>
+                <w:kern w:val="0"/>
+              </w:rPr>
+              <w:t>Faster</w:t>
+            </w:r>
+          </w:p>
+        </w:tc>
+        <w:tc>
+          <w:tcPr>
+            <w:tcW w:w="3460" w:type="dxa"/>
+            <w:tcMar>
+              <w:top w:w="15" w:type="dxa"/>
+              <w:left w:w="15" w:type="dxa"/>
+              <w:bottom w:w="15" w:type="dxa"/>
+              <w:right w:w="15" w:type="dxa"/>
+            </w:tcMar>
+            <w:vAlign w:val="center"/>
+            <w:hideMark/>
+          </w:tcPr>
+          <w:p>
+            <w:pPr>
+              <w:spacing w:after="0" w:line="240" w:lineRule="auto"/>
+              <w:rPr>
+                <w:rFonts w:asciiTheme="majorHAnsi" w:eastAsia="Times New Roman" w:hAnsiTheme="majorHAnsi" w:cs="Times New Roman"/>
+                <w:kern w:val="0"/>
+              </w:rPr>
+            </w:pPr>
+            <w:r>
+              <w:rPr>
+                <w:rFonts w:asciiTheme="majorHAnsi" w:eastAsia="Times New Roman" w:hAnsiTheme="majorHAnsi" w:cs="Times New Roman"/>
+                <w:kern w:val="0"/>
+              </w:rPr>
+              <w:t>Slightly slower</w:t>
+            </w:r>
+          </w:p>
+        </w:tc>
+      </w:tr>
+      <w:tr>
+        <w:trPr>
+          <w:tblCellSpacing w:w="15" w:type="dxa"/>
+        </w:trPr>
+        <w:tc>
+          <w:tcPr>
+            <w:tcW w:w="2745" w:type="dxa"/>
+            <w:tcMar>
+              <w:top w:w="15" w:type="dxa"/>
+              <w:left w:w="15" w:type="dxa"/>
+              <w:bottom w:w="15" w:type="dxa"/>
+              <w:right w:w="15" w:type="dxa"/>
+            </w:tcMar>
+            <w:vAlign w:val="center"/>
+            <w:hideMark/>
+          </w:tcPr>
+          <w:p>
+            <w:pPr>
+              <w:spacing w:after="0" w:line="240" w:lineRule="auto"/>
+              <w:rPr>
+                <w:rFonts w:asciiTheme="majorHAnsi" w:eastAsia="Times New Roman" w:hAnsiTheme="majorHAnsi" w:cs="Times New Roman"/>
+                <w:kern w:val="0"/>
+              </w:rPr>
+            </w:pPr>
+            <w:r>
+              <w:rPr>
+                <w:rFonts w:asciiTheme="majorHAnsi" w:eastAsia="Times New Roman" w:hAnsiTheme="majorHAnsi" w:cs="Times New Roman"/>
+                <w:kern w:val="0"/>
+              </w:rPr>
+              <w:t>No connection setup</w:t>
+            </w:r>
+          </w:p>
+        </w:tc>
+        <w:tc>
+          <w:tcPr>
+            <w:tcW w:w="3460" w:type="dxa"/>
+            <w:tcMar>
+              <w:top w:w="15" w:type="dxa"/>
+              <w:left w:w="15" w:type="dxa"/>
+              <w:bottom w:w="15" w:type="dxa"/>
+              <w:right w:w="15" w:type="dxa"/>
+            </w:tcMar>
+            <w:vAlign w:val="center"/>
+            <w:hideMark/>
+          </w:tcPr>
+          <w:p>
+            <w:pPr>
+              <w:spacing w:after="0" w:line="240" w:lineRule="auto"/>
+              <w:rPr>
+                <w:rFonts w:asciiTheme="majorHAnsi" w:eastAsia="Times New Roman" w:hAnsiTheme="majorHAnsi" w:cs="Times New Roman"/>
+                <w:kern w:val="0"/>
+              </w:rPr>
+            </w:pPr>
+            <w:r>
+              <w:rPr>
+                <w:rFonts w:asciiTheme="majorHAnsi" w:eastAsia="Times New Roman" w:hAnsiTheme="majorHAnsi" w:cs="Times New Roman"/>
+                <w:kern w:val="0"/>
+              </w:rPr>
+              <w:t>Requires TCP handshake</w:t>
+            </w:r>
+          </w:p>
+        </w:tc>
+      </w:tr>
+      <w:tr>
+        <w:trPr>
+          <w:tblCellSpacing w:w="15" w:type="dxa"/>
+        </w:trPr>
+        <w:tc>
+          <w:tcPr>
+            <w:tcW w:w="2745" w:type="dxa"/>
+            <w:tcMar>
+              <w:top w:w="15" w:type="dxa"/>
+              <w:left w:w="15" w:type="dxa"/>
+              <w:bottom w:w="15" w:type="dxa"/>
+              <w:right w:w="15" w:type="dxa"/>
+            </w:tcMar>
+            <w:vAlign w:val="center"/>
+            <w:hideMark/>
+          </w:tcPr>
+          <w:p>
+            <w:pPr>
+              <w:spacing w:after="0" w:line="240" w:lineRule="auto"/>
+              <w:rPr>
+                <w:rFonts w:asciiTheme="majorHAnsi" w:eastAsia="Times New Roman" w:hAnsiTheme="majorHAnsi" w:cs="Times New Roman"/>
+                <w:kern w:val="0"/>
+              </w:rPr>
+            </w:pPr>
+            <w:r>
+              <w:rPr>
+                <w:rFonts w:asciiTheme="majorHAnsi" w:eastAsia="Times New Roman" w:hAnsiTheme="majorHAnsi" w:cs="Times New Roman"/>
+                <w:kern w:val="0"/>
+              </w:rPr>
+              <w:t>Default for queries</w:t>
+            </w:r>
+          </w:p>
+        </w:tc>
+        <w:tc>
+          <w:tcPr>
+            <w:tcW w:w="3460" w:type="dxa"/>
+            <w:tcMar>
+              <w:top w:w="15" w:type="dxa"/>
+              <w:left w:w="15" w:type="dxa"/>
+              <w:bottom w:w="15" w:type="dxa"/>
+              <w:right w:w="15" w:type="dxa"/>
+            </w:tcMar>
+            <w:vAlign w:val="center"/>
+            <w:hideMark/>
+          </w:tcPr>
+          <w:p>
+            <w:pPr>
+              <w:spacing w:after="0" w:line="240" w:lineRule="auto"/>
+              <w:rPr>
+                <w:rFonts w:asciiTheme="majorHAnsi" w:eastAsia="Times New Roman" w:hAnsiTheme="majorHAnsi" w:cs="Times New Roman"/>
+                <w:kern w:val="0"/>
+              </w:rPr>
+            </w:pPr>
+            <w:r>
+              <w:rPr>
+                <w:rFonts w:asciiTheme="majorHAnsi" w:eastAsia="Times New Roman" w:hAnsiTheme="majorHAnsi" w:cs="Times New Roman"/>
+                <w:kern w:val="0"/>
+              </w:rPr>
+              <w:t>Used for large responses and zone transfers</w:t>
+            </w:r>
+          </w:p>
+        </w:tc>
+      </w:tr>
+      <w:tr>
+        <w:trPr>
+          <w:tblCellSpacing w:w="15" w:type="dxa"/>
+        </w:trPr>
+        <w:tc>
+          <w:tcPr>
+            <w:tcW w:w="2745" w:type="dxa"/>
+            <w:tcMar>
+              <w:top w:w="15" w:type="dxa"/>
+              <w:left w:w="15" w:type="dxa"/>
+              <w:bottom w:w="15" w:type="dxa"/>
+              <w:right w:w="15" w:type="dxa"/>
+            </w:tcMar>
+            <w:vAlign w:val="center"/>
+            <w:hideMark/>
+          </w:tcPr>
+          <w:p>
+            <w:pPr>
+              <w:spacing w:after="0" w:line="240" w:lineRule="auto"/>
+              <w:rPr>
+                <w:rFonts w:asciiTheme="majorHAnsi" w:eastAsia="Times New Roman" w:hAnsiTheme="majorHAnsi" w:cs="Times New Roman"/>
+                <w:kern w:val="0"/>
+              </w:rPr>
+            </w:pPr>
+            <w:r>
+              <w:rPr>
+                <w:rFonts w:asciiTheme="majorHAnsi" w:eastAsia="Times New Roman" w:hAnsiTheme="majorHAnsi" w:cs="Times New Roman"/>
+                <w:kern w:val="0"/>
+              </w:rPr>
+              <w:t>Less overhead</w:t>
+            </w:r>
+          </w:p>
+        </w:tc>
+        <w:tc>
+          <w:tcPr>
+            <w:tcW w:w="3460" w:type="dxa"/>
+            <w:tcMar>
+              <w:top w:w="15" w:type="dxa"/>
+              <w:left w:w="15" w:type="dxa"/>
+              <w:bottom w:w="15" w:type="dxa"/>
+              <w:right w:w="15" w:type="dxa"/>
+            </w:tcMar>
+            <w:vAlign w:val="center"/>
+            <w:hideMark/>
+          </w:tcPr>
+          <w:p>
+            <w:pPr>
+              <w:spacing w:after="0" w:line="240" w:lineRule="auto"/>
+              <w:rPr>
+                <w:rFonts w:asciiTheme="majorHAnsi" w:eastAsia="Times New Roman" w:hAnsiTheme="majorHAnsi" w:cs="Times New Roman"/>
+                <w:kern w:val="0"/>
+              </w:rPr>
+            </w:pPr>
+            <w:r>
+              <w:rPr>
+                <w:rFonts w:asciiTheme="majorHAnsi" w:eastAsia="Times New Roman" w:hAnsiTheme="majorHAnsi" w:cs="Times New Roman"/>
+                <w:kern w:val="0"/>
+              </w:rPr>
+              <w:t>More reliable</w:t>
+            </w:r>
+          </w:p>
+        </w:tc>
+      </w:tr>
+    </w:tbl>
+    <w:p>
+      <w:pPr>
+        <w:pStyle w:val="ListParagraph"/>
+        <w:rPr>
+          <w:rFonts w:asciiTheme="majorHAnsi" w:hAnsiTheme="majorHAnsi"/>
+        </w:rPr>
+      </w:pPr>
+    </w:p>
+    <w:p>
+      <w:pPr>
+        <w:pStyle w:val="ListParagraph"/>
+        <w:rPr>
+          <w:rFonts w:asciiTheme="majorHAnsi" w:hAnsiTheme="majorHAnsi"/>
+        </w:rPr>
+      </w:pPr>
+    </w:p>
+    <w:p>
+      <w:pPr>
+        <w:pStyle w:val="ListParagraph"/>
+        <w:rPr>
+          <w:rFonts w:asciiTheme="majorHAnsi" w:hAnsiTheme="majorHAnsi"/>
+        </w:rPr>
+      </w:pPr>
+    </w:p>
+    <w:p>
+      <w:pPr>
+        <w:pStyle w:val="ListParagraph"/>
+        <w:rPr>
+          <w:rFonts w:asciiTheme="majorHAnsi" w:hAnsiTheme="majorHAnsi" w:cs="sans-serif"/>
+          <w:sz w:val="18"/>
+          <w:szCs w:val="18"/>
+        </w:rPr>
+      </w:pPr>
+      <w:r>
+        <w:rPr>
+          <w:rFonts w:asciiTheme="majorHAnsi" w:hAnsiTheme="majorHAnsi" w:cs="sans-serif"/>
+          <w:sz w:val="18"/>
+          <w:szCs w:val="18"/>
+        </w:rPr>
+        <w:t>TCP Protocol Exercise</w:t>
+      </w:r>
+    </w:p>
+    <w:p>
+      <w:pPr>
+        <w:rPr>
+          <w:rFonts w:asciiTheme="majorHAnsi" w:hAnsiTheme="majorHAnsi"/>
+        </w:rPr>
+      </w:pPr>
+    </w:p>
+    <w:p>
+      <w:pPr>
+        <w:rPr>
+          <w:rFonts w:asciiTheme="majorHAnsi" w:hAnsiTheme="majorHAnsi"/>
+        </w:rPr>
+      </w:pPr>
+      <w:r>
+        <w:rPr>
+          <w:rFonts w:asciiTheme="majorHAnsi" w:hAnsiTheme="majorHAnsi"/>
+        </w:rPr>
+        <w:t xml:space="preserve">1. Capture a TCP three-way handshake and identify: </w:t>
+      </w:r>
+    </w:p>
+    <w:p>
+      <w:pPr>
+        <w:spacing w:after="0" w:line="240" w:lineRule="auto"/>
+        <w:rPr>
+          <w:rFonts w:asciiTheme="majorHAnsi" w:eastAsia="Times New Roman" w:hAnsiTheme="majorHAnsi" w:cs="Times New Roman"/>
+          <w:kern w:val="0"/>
+          <w14:ligatures w14:val="none"/>
+        </w:rPr>
+      </w:pPr>
+      <w:r>
+        <w:rPr>
+          <w:rFonts w:asciiTheme="majorHAnsi" w:eastAsia="Times New Roman" w:hAnsiTheme="majorHAnsi" w:cs="Times New Roman"/>
+          <w:kern w:val="0"/>
+          <w14:ligatures w14:val="none"/>
+        </w:rPr>
+        <w:t xml:space="preserve">  </w:t>
+      </w:r>
+      <w:r>
+        <w:rPr>
+          <w:rFonts w:asciiTheme="majorHAnsi" w:eastAsia="Times New Roman" w:hAnsiTheme="majorHAnsi" w:cs="Times New Roman"/>
           <w:b/>
           <w:bCs/>
-        </w:rPr>
-        <w:t>Comparison</w:t>
+          <w:kern w:val="0"/>
+          <w14:ligatures w14:val="none"/>
+        </w:rPr>
+        <w:t>SYN:</w:t>
+      </w:r>
+      <w:r>
+        <w:rPr>
+          <w:rFonts w:asciiTheme="majorHAnsi" w:eastAsia="Times New Roman" w:hAnsiTheme="majorHAnsi" w:cs="Times New Roman"/>
+          <w:kern w:val="0"/>
+          <w14:ligatures w14:val="none"/>
+        </w:rPr>
+        <w:t xml:space="preserve"> Client sends a SYN packet to initiate the connection. </w:t>
+      </w:r>
+    </w:p>
+    <w:p>
+      <w:pPr>
+        <w:spacing w:after="0" w:line="240" w:lineRule="auto"/>
+        <w:rPr>
+          <w:rFonts w:asciiTheme="majorHAnsi" w:eastAsia="Times New Roman" w:hAnsiTheme="majorHAnsi" w:cs="Times New Roman"/>
+          <w:kern w:val="0"/>
+          <w14:ligatures w14:val="none"/>
+        </w:rPr>
+      </w:pPr>
+      <w:r>
+        <w:rPr>
+          <w:rFonts w:asciiTheme="majorHAnsi" w:eastAsia="Times New Roman" w:hAnsiTheme="majorHAnsi" w:cs="Times New Roman"/>
+          <w:kern w:val="0"/>
+          <w14:ligatures w14:val="none"/>
+        </w:rPr>
+        <w:t xml:space="preserve">  </w:t>
+      </w:r>
+      <w:r>
+        <w:rPr>
+          <w:rFonts w:asciiTheme="majorHAnsi" w:eastAsia="Times New Roman" w:hAnsiTheme="majorHAnsi" w:cs="Times New Roman"/>
+          <w:b/>
+          <w:bCs/>
+          <w:kern w:val="0"/>
+          <w14:ligatures w14:val="none"/>
+        </w:rPr>
+        <w:t>SYN-ACK:</w:t>
+      </w:r>
+      <w:r>
+        <w:rPr>
+          <w:rFonts w:asciiTheme="majorHAnsi" w:eastAsia="Times New Roman" w:hAnsiTheme="majorHAnsi" w:cs="Times New Roman"/>
+          <w:kern w:val="0"/>
+          <w14:ligatures w14:val="none"/>
+        </w:rPr>
+        <w:t xml:space="preserve"> Server responds with a SYN and ACK packet, acknowledging the client's request. </w:t>
+      </w:r>
+    </w:p>
+    <w:p>
+      <w:pPr>
+        <w:rPr>
+          <w:rFonts w:asciiTheme="majorHAnsi" w:eastAsia="Times New Roman" w:hAnsiTheme="majorHAnsi" w:cs="Times New Roman"/>
+          <w:kern w:val="0"/>
+          <w14:ligatures w14:val="none"/>
+        </w:rPr>
+      </w:pPr>
+      <w:r>
+        <w:rPr>
+          <w:rFonts w:asciiTheme="majorHAnsi" w:eastAsia="Times New Roman" w:hAnsiTheme="majorHAnsi" w:cs="Times New Roman"/>
+          <w:kern w:val="0"/>
+          <w14:ligatures w14:val="none"/>
+        </w:rPr>
+        <w:t xml:space="preserve">  </w:t>
+      </w:r>
+      <w:r>
+        <w:rPr>
+          <w:rFonts w:asciiTheme="majorHAnsi" w:eastAsia="Times New Roman" w:hAnsiTheme="majorHAnsi" w:cs="Times New Roman"/>
+          <w:b/>
+          <w:bCs/>
+          <w:kern w:val="0"/>
+          <w14:ligatures w14:val="none"/>
+        </w:rPr>
+        <w:t>ACK:</w:t>
+      </w:r>
+      <w:r>
+        <w:rPr>
+          <w:rFonts w:asciiTheme="majorHAnsi" w:eastAsia="Times New Roman" w:hAnsiTheme="majorHAnsi" w:cs="Times New Roman"/>
+          <w:kern w:val="0"/>
+          <w14:ligatures w14:val="none"/>
+        </w:rPr>
+        <w:t xml:space="preserve"> Client sends an ACK packet, completing the connection establishment.</w:t>
+      </w:r>
+    </w:p>
+    <w:p>
+      <w:pPr>
+        <w:rPr>
+          <w:rFonts w:ascii="Times New Roman" w:eastAsia="Times New Roman" w:hAnsi="Times New Roman" w:cs="Times New Roman"/>
+          <w:kern w:val="0"/>
+          <w14:ligatures w14:val="none"/>
+        </w:rPr>
+      </w:pPr>
+      <w:r>
+        <w:rPr>
+          <w:rFonts w:ascii="Times New Roman" w:eastAsia="Times New Roman" w:hAnsi="Times New Roman" w:cs="Times New Roman"/>
+          <w:kern w:val="0"/>
+          <w14:ligatures w14:val="none"/>
+        </w:rPr>
+        <w:drawing>
+          <wp:inline distT="0" distB="0" distL="0" distR="0" wp14:anchorId="1AC54E37" wp14:editId="696E4315">
+            <wp:extent cx="5943600" cy="242570"/>
+            <wp:effectExtent l="0" t="0" r="0" b="5080"/>
+            <wp:docPr id="384038181" name="Picture 1"/>
+            <wp:cNvGraphicFramePr>
+              <a:graphicFrameLocks xmlns:a="http://schemas.openxmlformats.org/drawingml/2006/main" noChangeAspect="1"/>
+            </wp:cNvGraphicFramePr>
+            <a:graphic xmlns:a="http://schemas.openxmlformats.org/drawingml/2006/main">
+              <a:graphicData uri="http://schemas.openxmlformats.org/drawingml/2006/picture">
+                <pic:pic xmlns:pic="http://schemas.openxmlformats.org/drawingml/2006/picture">
+                  <pic:nvPicPr>
+                    <pic:cNvPr id="384038181" name=""/>
+                    <pic:cNvPicPr/>
+                  </pic:nvPicPr>
+                  <pic:blipFill>
+                    <a:blip r:embed="rId20"/>
+                    <a:stretch>
+                      <a:fillRect/>
+                    </a:stretch>
+                  </pic:blipFill>
+                  <pic:spPr>
+                    <a:xfrm>
+                      <a:off x="0" y="0"/>
+                      <a:ext cx="5943600" cy="242570"/>
+                    </a:xfrm>
+                    <a:prstGeom prst="rect">
+                      <a:avLst/>
+                    </a:prstGeom>
+                  </pic:spPr>
+                </pic:pic>
+              </a:graphicData>
+            </a:graphic>
+          </wp:inline>
+        </w:drawing>
+      </w:r>
+    </w:p>
+    <w:p>
+      <w:pPr>
+        <w:rPr>
+          <w:rFonts w:asciiTheme="majorHAnsi" w:hAnsiTheme="majorHAnsi"/>
+        </w:rPr>
+      </w:pPr>
+      <w:r>
+        <w:rPr>
+          <w:rFonts w:asciiTheme="majorHAnsi" w:hAnsiTheme="majorHAnsi"/>
+        </w:rPr>
+        <w:lastRenderedPageBreak/>
+        <w:t xml:space="preserve">2. Analyze TCP sequence numbers and acknowledgment numbers. </w:t>
+      </w:r>
+      <w:r>
+        <w:rPr>
+          <w:rFonts w:asciiTheme="majorHAnsi" w:hAnsiTheme="majorHAnsi"/>
+        </w:rPr>
+        <w:br/>
+      </w:r>
+      <w:r>
+        <w:rPr>
+          <w:rFonts w:asciiTheme="majorHAnsi" w:hAnsiTheme="majorHAnsi"/>
+        </w:rPr>
+        <w:drawing>
+          <wp:inline distT="0" distB="0" distL="0" distR="0" wp14:anchorId="0DB1E237" wp14:editId="7C400C47">
+            <wp:extent cx="1657581" cy="1000265"/>
+            <wp:effectExtent l="0" t="0" r="0" b="9525"/>
+            <wp:docPr id="1412063673" name="Picture 1"/>
+            <wp:cNvGraphicFramePr>
+              <a:graphicFrameLocks xmlns:a="http://schemas.openxmlformats.org/drawingml/2006/main" noChangeAspect="1"/>
+            </wp:cNvGraphicFramePr>
+            <a:graphic xmlns:a="http://schemas.openxmlformats.org/drawingml/2006/main">
+              <a:graphicData uri="http://schemas.openxmlformats.org/drawingml/2006/picture">
+                <pic:pic xmlns:pic="http://schemas.openxmlformats.org/drawingml/2006/picture">
+                  <pic:nvPicPr>
+                    <pic:cNvPr id="1412063673" name=""/>
+                    <pic:cNvPicPr/>
+                  </pic:nvPicPr>
+                  <pic:blipFill>
+                    <a:blip r:embed="rId21"/>
+                    <a:stretch>
+                      <a:fillRect/>
+                    </a:stretch>
+                  </pic:blipFill>
+                  <pic:spPr>
+                    <a:xfrm>
+                      <a:off x="0" y="0"/>
+                      <a:ext cx="1657581" cy="1000265"/>
+                    </a:xfrm>
+                    <a:prstGeom prst="rect">
+                      <a:avLst/>
+                    </a:prstGeom>
+                  </pic:spPr>
+                </pic:pic>
+              </a:graphicData>
+            </a:graphic>
+          </wp:inline>
+        </w:drawing>
+      </w:r>
+    </w:p>
+    <w:p>
+      <w:pPr>
+        <w:rPr>
+          <w:rFonts w:asciiTheme="majorHAnsi" w:hAnsiTheme="majorHAnsi"/>
+        </w:rPr>
+      </w:pPr>
+      <w:r>
+        <w:rPr>
+          <w:rFonts w:asciiTheme="majorHAnsi" w:hAnsiTheme="majorHAnsi"/>
+        </w:rPr>
+        <w:t>3. Identify TCP flags in captured packets:</w:t>
+      </w:r>
+    </w:p>
+    <w:p>
+      <w:pPr>
+        <w:ind w:firstLine="720"/>
+        <w:rPr>
+          <w:rFonts w:asciiTheme="majorHAnsi" w:hAnsiTheme="majorHAnsi"/>
+        </w:rPr>
+      </w:pPr>
+      <w:r>
+        <w:rPr>
+          <w:rFonts w:asciiTheme="majorHAnsi" w:hAnsiTheme="majorHAnsi"/>
+        </w:rPr>
+        <w:t xml:space="preserve"> </w:t>
       </w:r>
     </w:p>
     <w:tbl>
@@ -1051,8 +2830,8 @@
         <w:tblLook w:val="04A0" w:firstRow="1" w:lastRow="0" w:firstColumn="1" w:lastColumn="0" w:noHBand="0" w:noVBand="1"/>
       </w:tblPr>
       <w:tblGrid>
-        <w:gridCol w:w="3707"/>
-        <w:gridCol w:w="3144"/>
+        <w:gridCol w:w="7676"/>
+        <w:gridCol w:w="1684"/>
       </w:tblGrid>
       <w:tr>
         <w:trPr>
@@ -1067,17 +2846,20 @@
           </w:tcPr>
           <w:p>
             <w:pPr>
-              <w:rPr>
+              <w:ind w:firstLine="720"/>
+              <w:rPr>
+                <w:rFonts w:asciiTheme="majorHAnsi" w:hAnsiTheme="majorHAnsi"/>
                 <w:b/>
                 <w:bCs/>
               </w:rPr>
             </w:pPr>
             <w:r>
               <w:rPr>
+                <w:rFonts w:asciiTheme="majorHAnsi" w:hAnsiTheme="majorHAnsi"/>
                 <w:b/>
                 <w:bCs/>
               </w:rPr>
-              <w:t>Recursive</w:t>
+              <w:t>Flag</w:t>
             </w:r>
           </w:p>
         </w:tc>
@@ -1089,17 +2871,20 @@
           </w:tcPr>
           <w:p>
             <w:pPr>
-              <w:rPr>
+              <w:ind w:firstLine="720"/>
+              <w:rPr>
+                <w:rFonts w:asciiTheme="majorHAnsi" w:hAnsiTheme="majorHAnsi"/>
                 <w:b/>
                 <w:bCs/>
               </w:rPr>
             </w:pPr>
             <w:r>
               <w:rPr>
+                <w:rFonts w:asciiTheme="majorHAnsi" w:hAnsiTheme="majorHAnsi"/>
                 <w:b/>
                 <w:bCs/>
               </w:rPr>
-              <w:t>Iterative</w:t>
+              <w:t>Purpose</w:t>
             </w:r>
           </w:p>
         </w:tc>
@@ -1115,8 +2900,19 @@
             <w:hideMark/>
           </w:tcPr>
           <w:p>
+            <w:pPr>
+              <w:ind w:firstLine="720"/>
+              <w:rPr>
+                <w:rFonts w:asciiTheme="majorHAnsi" w:hAnsiTheme="majorHAnsi"/>
+              </w:rPr>
+            </w:pPr>
             <w:r>
-              <w:t>Client receives final answer</w:t>
+              <w:rPr>
+                <w:rFonts w:asciiTheme="majorHAnsi" w:hAnsiTheme="majorHAnsi"/>
+                <w:b/>
+                <w:bCs/>
+              </w:rPr>
+              <w:t>SYN</w:t>
             </w:r>
           </w:p>
         </w:tc>
@@ -1127,8 +2923,17 @@
             <w:hideMark/>
           </w:tcPr>
           <w:p>
+            <w:pPr>
+              <w:ind w:firstLine="720"/>
+              <w:rPr>
+                <w:rFonts w:asciiTheme="majorHAnsi" w:hAnsiTheme="majorHAnsi"/>
+              </w:rPr>
+            </w:pPr>
             <w:r>
-              <w:t>Server returns referral</w:t>
+              <w:rPr>
+                <w:rFonts w:asciiTheme="majorHAnsi" w:hAnsiTheme="majorHAnsi"/>
+              </w:rPr>
+              <w:t>Starts a TCP connection</w:t>
             </w:r>
           </w:p>
         </w:tc>
@@ -1144,8 +2949,19 @@
             <w:hideMark/>
           </w:tcPr>
           <w:p>
+            <w:pPr>
+              <w:ind w:firstLine="720"/>
+              <w:rPr>
+                <w:rFonts w:asciiTheme="majorHAnsi" w:hAnsiTheme="majorHAnsi"/>
+              </w:rPr>
+            </w:pPr>
             <w:r>
-              <w:t>Used between client and local DNS</w:t>
+              <w:rPr>
+                <w:rFonts w:asciiTheme="majorHAnsi" w:hAnsiTheme="majorHAnsi"/>
+                <w:b/>
+                <w:bCs/>
+              </w:rPr>
+              <w:t>ACK</w:t>
             </w:r>
           </w:p>
         </w:tc>
@@ -1156,8 +2972,17 @@
             <w:hideMark/>
           </w:tcPr>
           <w:p>
+            <w:pPr>
+              <w:ind w:firstLine="720"/>
+              <w:rPr>
+                <w:rFonts w:asciiTheme="majorHAnsi" w:hAnsiTheme="majorHAnsi"/>
+              </w:rPr>
+            </w:pPr>
             <w:r>
-              <w:t>Used between DNS servers</w:t>
+              <w:rPr>
+                <w:rFonts w:asciiTheme="majorHAnsi" w:hAnsiTheme="majorHAnsi"/>
+              </w:rPr>
+              <w:t>Acknowledges received data</w:t>
             </w:r>
           </w:p>
         </w:tc>
@@ -1173,115 +2998,19 @@
             <w:hideMark/>
           </w:tcPr>
           <w:p>
+            <w:pPr>
+              <w:ind w:firstLine="720"/>
+              <w:rPr>
+                <w:rFonts w:asciiTheme="majorHAnsi" w:hAnsiTheme="majorHAnsi"/>
+              </w:rPr>
+            </w:pPr>
             <w:r>
-              <w:t>Faster for client</w:t>
-            </w:r>
-          </w:p>
-        </w:tc>
-        <w:tc>
-          <w:tcPr>
-            <w:tcW w:w="0" w:type="auto"/>
-            <w:vAlign w:val="center"/>
-            <w:hideMark/>
-          </w:tcPr>
-          <w:p>
-            <w:r>
-              <w:t>Multiple DNS servers involved</w:t>
-            </w:r>
-          </w:p>
-        </w:tc>
-      </w:tr>
-    </w:tbl>
-    <w:p/>
-    <w:p>
-      <w:r>
-        <w:t xml:space="preserve">4. Find the Time-To-Live (TTL) value in DNS responses. </w:t>
-      </w:r>
-    </w:p>
-    <w:p>
-      <w:r>
-        <w:drawing>
-          <wp:inline distT="0" distB="0" distL="0" distR="0" wp14:anchorId="739096AB" wp14:editId="0CF115EF">
-            <wp:extent cx="4867954" cy="724001"/>
-            <wp:effectExtent l="0" t="0" r="8890" b="0"/>
-            <wp:docPr id="1414756657" name="Picture 1"/>
-            <wp:cNvGraphicFramePr>
-              <a:graphicFrameLocks xmlns:a="http://schemas.openxmlformats.org/drawingml/2006/main" noChangeAspect="1"/>
-            </wp:cNvGraphicFramePr>
-            <a:graphic xmlns:a="http://schemas.openxmlformats.org/drawingml/2006/main">
-              <a:graphicData uri="http://schemas.openxmlformats.org/drawingml/2006/picture">
-                <pic:pic xmlns:pic="http://schemas.openxmlformats.org/drawingml/2006/picture">
-                  <pic:nvPicPr>
-                    <pic:cNvPr id="1414756657" name=""/>
-                    <pic:cNvPicPr/>
-                  </pic:nvPicPr>
-                  <pic:blipFill>
-                    <a:blip r:embed="rId15"/>
-                    <a:stretch>
-                      <a:fillRect/>
-                    </a:stretch>
-                  </pic:blipFill>
-                  <pic:spPr>
-                    <a:xfrm>
-                      <a:off x="0" y="0"/>
-                      <a:ext cx="4867954" cy="724001"/>
-                    </a:xfrm>
-                    <a:prstGeom prst="rect">
-                      <a:avLst/>
-                    </a:prstGeom>
-                  </pic:spPr>
-                </pic:pic>
-              </a:graphicData>
-            </a:graphic>
-          </wp:inline>
-        </w:drawing>
-      </w:r>
-    </w:p>
-    <w:p>
-      <w:r>
-        <w:t xml:space="preserve">5. Analyze DNS traffic for multiple websites and compare response times. </w:t>
-      </w:r>
-    </w:p>
-    <w:tbl>
-      <w:tblPr>
-        <w:tblW w:w="0" w:type="auto"/>
-        <w:tblCellSpacing w:w="15" w:type="dxa"/>
-        <w:tblCellMar>
-          <w:top w:w="15" w:type="dxa"/>
-          <w:left w:w="15" w:type="dxa"/>
-          <w:bottom w:w="15" w:type="dxa"/>
-          <w:right w:w="15" w:type="dxa"/>
-        </w:tblCellMar>
-        <w:tblLook w:val="04A0" w:firstRow="1" w:lastRow="0" w:firstColumn="1" w:lastColumn="0" w:noHBand="0" w:noVBand="1"/>
-      </w:tblPr>
-      <w:tblGrid>
-        <w:gridCol w:w="1100"/>
-        <w:gridCol w:w="1737"/>
-      </w:tblGrid>
-      <w:tr>
-        <w:trPr>
-          <w:tblHeader/>
-          <w:tblCellSpacing w:w="15" w:type="dxa"/>
-        </w:trPr>
-        <w:tc>
-          <w:tcPr>
-            <w:tcW w:w="0" w:type="auto"/>
-            <w:vAlign w:val="center"/>
-            <w:hideMark/>
-          </w:tcPr>
-          <w:p>
-            <w:pPr>
-              <w:rPr>
+              <w:rPr>
+                <w:rFonts w:asciiTheme="majorHAnsi" w:hAnsiTheme="majorHAnsi"/>
                 <w:b/>
                 <w:bCs/>
               </w:rPr>
-            </w:pPr>
-            <w:r>
-              <w:rPr>
-                <w:b/>
-                <w:bCs/>
-              </w:rPr>
-              <w:t>Website</w:t>
+              <w:t>FIN</w:t>
             </w:r>
           </w:p>
         </w:tc>
@@ -1293,17 +3022,16 @@
           </w:tcPr>
           <w:p>
             <w:pPr>
-              <w:rPr>
-                <w:b/>
-                <w:bCs/>
+              <w:ind w:firstLine="720"/>
+              <w:rPr>
+                <w:rFonts w:asciiTheme="majorHAnsi" w:hAnsiTheme="majorHAnsi"/>
               </w:rPr>
             </w:pPr>
             <w:r>
               <w:rPr>
-                <w:b/>
-                <w:bCs/>
-              </w:rPr>
-              <w:t>Response Time</w:t>
+                <w:rFonts w:asciiTheme="majorHAnsi" w:hAnsiTheme="majorHAnsi"/>
+              </w:rPr>
+              <w:t>Gracefully closes the connection</w:t>
             </w:r>
           </w:p>
         </w:tc>
@@ -1319,8 +3047,19 @@
             <w:hideMark/>
           </w:tcPr>
           <w:p>
+            <w:pPr>
+              <w:ind w:firstLine="720"/>
+              <w:rPr>
+                <w:rFonts w:asciiTheme="majorHAnsi" w:hAnsiTheme="majorHAnsi"/>
+              </w:rPr>
+            </w:pPr>
             <w:r>
-              <w:t>Google</w:t>
+              <w:rPr>
+                <w:rFonts w:asciiTheme="majorHAnsi" w:hAnsiTheme="majorHAnsi"/>
+                <w:b/>
+                <w:bCs/>
+              </w:rPr>
+              <w:t>RST</w:t>
             </w:r>
           </w:p>
         </w:tc>
@@ -1331,14 +3070,18 @@
             <w:hideMark/>
           </w:tcPr>
           <w:p>
+            <w:pPr>
+              <w:ind w:firstLine="720"/>
+              <w:rPr>
+                <w:rFonts w:asciiTheme="majorHAnsi" w:hAnsiTheme="majorHAnsi"/>
+              </w:rPr>
+            </w:pPr>
             <w:r>
-              <w:t xml:space="preserve">6 </w:t>
+              <w:rPr>
+                <w:rFonts w:asciiTheme="majorHAnsi" w:hAnsiTheme="majorHAnsi"/>
+              </w:rPr>
+              <w:t>Immediately resets the connection</w:t>
             </w:r>
-            <w:proofErr w:type="spellStart"/>
-            <w:r>
-              <w:t>ms</w:t>
-            </w:r>
-            <w:proofErr w:type="spellEnd"/>
           </w:p>
         </w:tc>
       </w:tr>
@@ -1353,8 +3096,19 @@
             <w:hideMark/>
           </w:tcPr>
           <w:p>
+            <w:pPr>
+              <w:ind w:firstLine="720"/>
+              <w:rPr>
+                <w:rFonts w:asciiTheme="majorHAnsi" w:hAnsiTheme="majorHAnsi"/>
+              </w:rPr>
+            </w:pPr>
             <w:r>
-              <w:t>GitHub</w:t>
+              <w:rPr>
+                <w:rFonts w:asciiTheme="majorHAnsi" w:hAnsiTheme="majorHAnsi"/>
+                <w:b/>
+                <w:bCs/>
+              </w:rPr>
+              <w:t>PSH</w:t>
             </w:r>
           </w:p>
         </w:tc>
@@ -1365,14 +3119,576 @@
             <w:hideMark/>
           </w:tcPr>
           <w:p>
+            <w:pPr>
+              <w:ind w:firstLine="720"/>
+              <w:rPr>
+                <w:rFonts w:asciiTheme="majorHAnsi" w:hAnsiTheme="majorHAnsi"/>
+              </w:rPr>
+            </w:pPr>
             <w:r>
-              <w:t xml:space="preserve">12 </w:t>
+              <w:rPr>
+                <w:rFonts w:asciiTheme="majorHAnsi" w:hAnsiTheme="majorHAnsi"/>
+              </w:rPr>
+              <w:t>Pushes buffered data immediately to the receiving application</w:t>
             </w:r>
-            <w:proofErr w:type="spellStart"/>
+          </w:p>
+        </w:tc>
+      </w:tr>
+      <w:tr>
+        <w:trPr>
+          <w:tblCellSpacing w:w="15" w:type="dxa"/>
+        </w:trPr>
+        <w:tc>
+          <w:tcPr>
+            <w:tcW w:w="0" w:type="auto"/>
+            <w:vAlign w:val="center"/>
+          </w:tcPr>
+          <w:p>
+            <w:pPr>
+              <w:ind w:firstLine="720"/>
+              <w:rPr>
+                <w:rFonts w:asciiTheme="majorHAnsi" w:hAnsiTheme="majorHAnsi"/>
+                <w:b/>
+                <w:bCs/>
+              </w:rPr>
+            </w:pPr>
             <w:r>
-              <w:t>ms</w:t>
+              <w:rPr>
+                <w:noProof/>
+              </w:rPr>
+              <w:drawing>
+                <wp:inline distT="0" distB="0" distL="0" distR="0" wp14:anchorId="329E5001" wp14:editId="7E6FFCA4">
+                  <wp:extent cx="5943600" cy="877570"/>
+                  <wp:effectExtent l="0" t="0" r="0" b="0"/>
+                  <wp:docPr id="430570576" name="Picture 1"/>
+                  <wp:cNvGraphicFramePr>
+                    <a:graphicFrameLocks xmlns:a="http://schemas.openxmlformats.org/drawingml/2006/main" noChangeAspect="1"/>
+                  </wp:cNvGraphicFramePr>
+                  <a:graphic xmlns:a="http://schemas.openxmlformats.org/drawingml/2006/main">
+                    <a:graphicData uri="http://schemas.openxmlformats.org/drawingml/2006/picture">
+                      <pic:pic xmlns:pic="http://schemas.openxmlformats.org/drawingml/2006/picture">
+                        <pic:nvPicPr>
+                          <pic:cNvPr id="430570576" name=""/>
+                          <pic:cNvPicPr/>
+                        </pic:nvPicPr>
+                        <pic:blipFill>
+                          <a:blip r:embed="rId22"/>
+                          <a:stretch>
+                            <a:fillRect/>
+                          </a:stretch>
+                        </pic:blipFill>
+                        <pic:spPr>
+                          <a:xfrm>
+                            <a:off x="0" y="0"/>
+                            <a:ext cx="5943600" cy="877570"/>
+                          </a:xfrm>
+                          <a:prstGeom prst="rect">
+                            <a:avLst/>
+                          </a:prstGeom>
+                        </pic:spPr>
+                      </pic:pic>
+                    </a:graphicData>
+                  </a:graphic>
+                </wp:inline>
+              </w:drawing>
             </w:r>
-            <w:proofErr w:type="spellEnd"/>
+          </w:p>
+        </w:tc>
+        <w:tc>
+          <w:tcPr>
+            <w:tcW w:w="0" w:type="auto"/>
+            <w:vAlign w:val="center"/>
+          </w:tcPr>
+          <w:p>
+            <w:pPr>
+              <w:ind w:firstLine="720"/>
+              <w:rPr>
+                <w:rFonts w:asciiTheme="majorHAnsi" w:hAnsiTheme="majorHAnsi"/>
+              </w:rPr>
+            </w:pPr>
+          </w:p>
+        </w:tc>
+      </w:tr>
+    </w:tbl>
+    <w:p>
+      <w:pPr>
+        <w:rPr>
+          <w:noProof/>
+        </w:rPr>
+      </w:pPr>
+      <w:r>
+        <w:rPr>
+          <w:rFonts w:asciiTheme="majorHAnsi" w:hAnsiTheme="majorHAnsi"/>
+        </w:rPr>
+        <w:t>4. Measure TCP connection setup time.</w:t>
+      </w:r>
+      <w:r>
+        <w:rPr>
+          <w:noProof/>
+        </w:rPr>
+        <w:t xml:space="preserve"> </w:t>
+      </w:r>
+      <w:r>
+        <w:rPr>
+          <w:rFonts w:asciiTheme="majorHAnsi" w:hAnsiTheme="majorHAnsi"/>
+        </w:rPr>
+        <w:drawing>
+          <wp:inline distT="0" distB="0" distL="0" distR="0" wp14:anchorId="0D861F4B" wp14:editId="0FF6D729">
+            <wp:extent cx="5943600" cy="361950"/>
+            <wp:effectExtent l="0" t="0" r="0" b="0"/>
+            <wp:docPr id="697347071" name="Picture 1"/>
+            <wp:cNvGraphicFramePr>
+              <a:graphicFrameLocks xmlns:a="http://schemas.openxmlformats.org/drawingml/2006/main" noChangeAspect="1"/>
+            </wp:cNvGraphicFramePr>
+            <a:graphic xmlns:a="http://schemas.openxmlformats.org/drawingml/2006/main">
+              <a:graphicData uri="http://schemas.openxmlformats.org/drawingml/2006/picture">
+                <pic:pic xmlns:pic="http://schemas.openxmlformats.org/drawingml/2006/picture">
+                  <pic:nvPicPr>
+                    <pic:cNvPr id="697347071" name=""/>
+                    <pic:cNvPicPr/>
+                  </pic:nvPicPr>
+                  <pic:blipFill>
+                    <a:blip r:embed="rId23"/>
+                    <a:stretch>
+                      <a:fillRect/>
+                    </a:stretch>
+                  </pic:blipFill>
+                  <pic:spPr>
+                    <a:xfrm>
+                      <a:off x="0" y="0"/>
+                      <a:ext cx="5943600" cy="361950"/>
+                    </a:xfrm>
+                    <a:prstGeom prst="rect">
+                      <a:avLst/>
+                    </a:prstGeom>
+                  </pic:spPr>
+                </pic:pic>
+              </a:graphicData>
+            </a:graphic>
+          </wp:inline>
+        </w:drawing>
+      </w:r>
+    </w:p>
+    <w:p>
+      <w:pPr>
+        <w:rPr>
+          <w:rFonts w:asciiTheme="majorHAnsi" w:hAnsiTheme="majorHAnsi"/>
+        </w:rPr>
+      </w:pPr>
+      <w:r>
+        <w:rPr>
+          <w:rFonts w:asciiTheme="majorHAnsi" w:hAnsiTheme="majorHAnsi"/>
+        </w:rPr>
+        <w:lastRenderedPageBreak/>
+        <w:t>2.76-20.48 = 17.7</w:t>
+      </w:r>
+      <w:r>
+        <w:rPr>
+          <w:rFonts w:asciiTheme="majorHAnsi" w:hAnsiTheme="majorHAnsi"/>
+        </w:rPr>
+        <w:tab/>
+      </w:r>
+    </w:p>
+    <w:p>
+      <w:pPr>
+        <w:rPr>
+          <w:rFonts w:asciiTheme="majorHAnsi" w:hAnsiTheme="majorHAnsi"/>
+        </w:rPr>
+      </w:pPr>
+      <w:r>
+        <w:rPr>
+          <w:rFonts w:asciiTheme="majorHAnsi" w:hAnsiTheme="majorHAnsi"/>
+        </w:rPr>
+        <w:t xml:space="preserve"> 5. Observe TCP connection termination using FIN packets. </w:t>
+      </w:r>
+    </w:p>
+    <w:p>
+      <w:pPr>
+        <w:rPr>
+          <w:rFonts w:asciiTheme="majorHAnsi" w:hAnsiTheme="majorHAnsi"/>
+        </w:rPr>
+      </w:pPr>
+      <w:r>
+        <w:rPr>
+          <w:rFonts w:asciiTheme="majorHAnsi" w:hAnsiTheme="majorHAnsi"/>
+        </w:rPr>
+        <w:t>6. Compare packet retransmissions during network congestion.</w:t>
+      </w:r>
+    </w:p>
+    <w:p>
+      <w:pPr>
+        <w:pStyle w:val="ListParagraph"/>
+        <w:numPr>
+          <w:ilvl w:val="0"/>
+          <w:numId w:val="7"/>
+        </w:numPr>
+        <w:spacing w:after="0" w:line="240" w:lineRule="auto"/>
+        <w:rPr>
+          <w:rFonts w:asciiTheme="majorHAnsi" w:eastAsia="Times New Roman" w:hAnsiTheme="majorHAnsi" w:cs="Times New Roman"/>
+          <w:kern w:val="0"/>
+          <w14:ligatures w14:val="none"/>
+        </w:rPr>
+      </w:pPr>
+      <w:r>
+        <w:rPr>
+          <w:rFonts w:asciiTheme="majorHAnsi" w:eastAsia="Times New Roman" w:hAnsiTheme="majorHAnsi" w:cs="Times New Roman"/>
+          <w:kern w:val="0"/>
+          <w14:ligatures w14:val="none"/>
+        </w:rPr>
+        <w:t xml:space="preserve">During congestion, TCP retransmits lost packets. </w:t>
+      </w:r>
+    </w:p>
+    <w:p>
+      <w:pPr>
+        <w:pStyle w:val="ListParagraph"/>
+        <w:numPr>
+          <w:ilvl w:val="0"/>
+          <w:numId w:val="7"/>
+        </w:numPr>
+        <w:spacing w:after="0" w:line="240" w:lineRule="auto"/>
+        <w:rPr>
+          <w:rFonts w:asciiTheme="majorHAnsi" w:eastAsia="Times New Roman" w:hAnsiTheme="majorHAnsi" w:cs="Times New Roman"/>
+          <w:kern w:val="0"/>
+          <w14:ligatures w14:val="none"/>
+        </w:rPr>
+      </w:pPr>
+      <w:r>
+        <w:rPr>
+          <w:rFonts w:asciiTheme="majorHAnsi" w:eastAsia="Times New Roman" w:hAnsiTheme="majorHAnsi" w:cs="Times New Roman"/>
+          <w:kern w:val="0"/>
+          <w14:ligatures w14:val="none"/>
+        </w:rPr>
+        <w:t>Retransmissions increase delay and reduce throughput.</w:t>
+      </w:r>
+      <w:r>
+        <w:rPr>
+          <w:rFonts w:asciiTheme="majorHAnsi" w:eastAsia="Times New Roman" w:hAnsiTheme="majorHAnsi" w:cs="Times New Roman"/>
+          <w:kern w:val="0"/>
+          <w14:ligatures w14:val="none"/>
+        </w:rPr>
+        <w:br/>
+      </w:r>
+      <w:r>
+        <w:rPr>
+          <w:rFonts w:asciiTheme="majorHAnsi" w:eastAsia="Times New Roman" w:hAnsiTheme="majorHAnsi" w:cs="Times New Roman"/>
+          <w:kern w:val="0"/>
+          <w14:ligatures w14:val="none"/>
+        </w:rPr>
+        <w:drawing>
+          <wp:inline distT="0" distB="0" distL="0" distR="0" wp14:anchorId="40DA1FC1" wp14:editId="04B93417">
+            <wp:extent cx="5943600" cy="1219200"/>
+            <wp:effectExtent l="0" t="0" r="0" b="0"/>
+            <wp:docPr id="636138655" name="Picture 1"/>
+            <wp:cNvGraphicFramePr>
+              <a:graphicFrameLocks xmlns:a="http://schemas.openxmlformats.org/drawingml/2006/main" noChangeAspect="1"/>
+            </wp:cNvGraphicFramePr>
+            <a:graphic xmlns:a="http://schemas.openxmlformats.org/drawingml/2006/main">
+              <a:graphicData uri="http://schemas.openxmlformats.org/drawingml/2006/picture">
+                <pic:pic xmlns:pic="http://schemas.openxmlformats.org/drawingml/2006/picture">
+                  <pic:nvPicPr>
+                    <pic:cNvPr id="636138655" name=""/>
+                    <pic:cNvPicPr/>
+                  </pic:nvPicPr>
+                  <pic:blipFill>
+                    <a:blip r:embed="rId24"/>
+                    <a:stretch>
+                      <a:fillRect/>
+                    </a:stretch>
+                  </pic:blipFill>
+                  <pic:spPr>
+                    <a:xfrm>
+                      <a:off x="0" y="0"/>
+                      <a:ext cx="5943600" cy="1219200"/>
+                    </a:xfrm>
+                    <a:prstGeom prst="rect">
+                      <a:avLst/>
+                    </a:prstGeom>
+                  </pic:spPr>
+                </pic:pic>
+              </a:graphicData>
+            </a:graphic>
+          </wp:inline>
+        </w:drawing>
+      </w:r>
+      <w:r>
+        <w:rPr>
+          <w:rFonts w:asciiTheme="majorHAnsi" w:eastAsia="Times New Roman" w:hAnsiTheme="majorHAnsi" w:cs="Times New Roman"/>
+          <w:kern w:val="0"/>
+          <w14:ligatures w14:val="none"/>
+        </w:rPr>
+        <w:br/>
+      </w:r>
+      <w:r>
+        <w:rPr>
+          <w:rFonts w:asciiTheme="majorHAnsi" w:eastAsia="Times New Roman" w:hAnsiTheme="majorHAnsi" w:cs="Times New Roman"/>
+          <w:kern w:val="0"/>
+          <w14:ligatures w14:val="none"/>
+        </w:rPr>
+        <w:t xml:space="preserve"> </w:t>
+      </w:r>
+    </w:p>
+    <w:p>
+      <w:pPr>
+        <w:rPr>
+          <w:rFonts w:asciiTheme="majorHAnsi" w:hAnsiTheme="majorHAnsi"/>
+        </w:rPr>
+      </w:pPr>
+      <w:r>
+        <w:rPr>
+          <w:rFonts w:asciiTheme="majorHAnsi" w:hAnsiTheme="majorHAnsi"/>
+        </w:rPr>
+        <w:t xml:space="preserve">7. Use Wireshark to analyze TCP flow control and window size. </w:t>
+      </w:r>
+    </w:p>
+    <w:p>
+      <w:pPr>
+        <w:rPr>
+          <w:rFonts w:asciiTheme="majorHAnsi" w:hAnsiTheme="majorHAnsi"/>
+        </w:rPr>
+      </w:pPr>
+      <w:r>
+        <w:rPr>
+          <w:rFonts w:asciiTheme="majorHAnsi" w:hAnsiTheme="majorHAnsi"/>
+        </w:rPr>
+        <w:drawing>
+          <wp:inline distT="0" distB="0" distL="0" distR="0" wp14:anchorId="2C4C30ED" wp14:editId="01FDAC26">
+            <wp:extent cx="2905530" cy="647790"/>
+            <wp:effectExtent l="0" t="0" r="9525" b="0"/>
+            <wp:docPr id="1579373256" name="Picture 1"/>
+            <wp:cNvGraphicFramePr>
+              <a:graphicFrameLocks xmlns:a="http://schemas.openxmlformats.org/drawingml/2006/main" noChangeAspect="1"/>
+            </wp:cNvGraphicFramePr>
+            <a:graphic xmlns:a="http://schemas.openxmlformats.org/drawingml/2006/main">
+              <a:graphicData uri="http://schemas.openxmlformats.org/drawingml/2006/picture">
+                <pic:pic xmlns:pic="http://schemas.openxmlformats.org/drawingml/2006/picture">
+                  <pic:nvPicPr>
+                    <pic:cNvPr id="1579373256" name=""/>
+                    <pic:cNvPicPr/>
+                  </pic:nvPicPr>
+                  <pic:blipFill>
+                    <a:blip r:embed="rId25"/>
+                    <a:stretch>
+                      <a:fillRect/>
+                    </a:stretch>
+                  </pic:blipFill>
+                  <pic:spPr>
+                    <a:xfrm>
+                      <a:off x="0" y="0"/>
+                      <a:ext cx="2905530" cy="647790"/>
+                    </a:xfrm>
+                    <a:prstGeom prst="rect">
+                      <a:avLst/>
+                    </a:prstGeom>
+                  </pic:spPr>
+                </pic:pic>
+              </a:graphicData>
+            </a:graphic>
+          </wp:inline>
+        </w:drawing>
+      </w:r>
+    </w:p>
+    <w:p>
+      <w:pPr>
+        <w:rPr>
+          <w:rFonts w:asciiTheme="majorHAnsi" w:hAnsiTheme="majorHAnsi"/>
+        </w:rPr>
+      </w:pPr>
+      <w:r>
+        <w:rPr>
+          <w:rFonts w:asciiTheme="majorHAnsi" w:hAnsiTheme="majorHAnsi"/>
+        </w:rPr>
+        <w:t>8. Identify duplicate ACK packets and explain their significance.</w:t>
+      </w:r>
+    </w:p>
+    <w:p>
+      <w:pPr>
+        <w:pStyle w:val="ListParagraph"/>
+        <w:numPr>
+          <w:ilvl w:val="0"/>
+          <w:numId w:val="8"/>
+        </w:numPr>
+        <w:rPr>
+          <w:rFonts w:asciiTheme="majorHAnsi" w:hAnsiTheme="majorHAnsi"/>
+        </w:rPr>
+      </w:pPr>
+      <w:r>
+        <w:rPr>
+          <w:rFonts w:asciiTheme="majorHAnsi" w:hAnsiTheme="majorHAnsi"/>
+        </w:rPr>
+        <w:t xml:space="preserve">Duplicate ACKs occur when packets arrive out of order or are lost. </w:t>
+      </w:r>
+    </w:p>
+    <w:p>
+      <w:pPr>
+        <w:pStyle w:val="ListParagraph"/>
+        <w:numPr>
+          <w:ilvl w:val="1"/>
+          <w:numId w:val="8"/>
+        </w:numPr>
+        <w:rPr>
+          <w:rFonts w:asciiTheme="majorHAnsi" w:hAnsiTheme="majorHAnsi"/>
+        </w:rPr>
+      </w:pPr>
+      <w:r>
+        <w:rPr>
+          <w:rFonts w:asciiTheme="majorHAnsi" w:hAnsiTheme="majorHAnsi"/>
+        </w:rPr>
+        <w:t xml:space="preserve">Three duplicate ACKs trigger </w:t>
+      </w:r>
+      <w:r>
+        <w:rPr>
+          <w:rFonts w:asciiTheme="majorHAnsi" w:hAnsiTheme="majorHAnsi"/>
+          <w:b/>
+          <w:bCs/>
+        </w:rPr>
+        <w:t>Fast Retransmit</w:t>
+      </w:r>
+      <w:r>
+        <w:rPr>
+          <w:rFonts w:asciiTheme="majorHAnsi" w:hAnsiTheme="majorHAnsi"/>
+        </w:rPr>
+        <w:t>, allowing TCP to resend the missing packet without waiting for a timeout.</w:t>
+      </w:r>
+      <w:r>
+        <w:rPr>
+          <w:rFonts w:asciiTheme="majorHAnsi" w:hAnsiTheme="majorHAnsi"/>
+        </w:rPr>
+        <w:br/>
+      </w:r>
+      <w:r>
+        <w:rPr>
+          <w:rFonts w:asciiTheme="majorHAnsi" w:hAnsiTheme="majorHAnsi"/>
+        </w:rPr>
+        <w:drawing>
+          <wp:inline distT="0" distB="0" distL="0" distR="0" wp14:anchorId="3E2E9DA5" wp14:editId="7B66B906">
+            <wp:extent cx="5943600" cy="902335"/>
+            <wp:effectExtent l="0" t="0" r="0" b="0"/>
+            <wp:docPr id="747569908" name="Picture 1"/>
+            <wp:cNvGraphicFramePr>
+              <a:graphicFrameLocks xmlns:a="http://schemas.openxmlformats.org/drawingml/2006/main" noChangeAspect="1"/>
+            </wp:cNvGraphicFramePr>
+            <a:graphic xmlns:a="http://schemas.openxmlformats.org/drawingml/2006/main">
+              <a:graphicData uri="http://schemas.openxmlformats.org/drawingml/2006/picture">
+                <pic:pic xmlns:pic="http://schemas.openxmlformats.org/drawingml/2006/picture">
+                  <pic:nvPicPr>
+                    <pic:cNvPr id="747569908" name=""/>
+                    <pic:cNvPicPr/>
+                  </pic:nvPicPr>
+                  <pic:blipFill>
+                    <a:blip r:embed="rId26"/>
+                    <a:stretch>
+                      <a:fillRect/>
+                    </a:stretch>
+                  </pic:blipFill>
+                  <pic:spPr>
+                    <a:xfrm>
+                      <a:off x="0" y="0"/>
+                      <a:ext cx="5943600" cy="902335"/>
+                    </a:xfrm>
+                    <a:prstGeom prst="rect">
+                      <a:avLst/>
+                    </a:prstGeom>
+                  </pic:spPr>
+                </pic:pic>
+              </a:graphicData>
+            </a:graphic>
+          </wp:inline>
+        </w:drawing>
+      </w:r>
+    </w:p>
+    <w:p>
+      <w:pPr>
+        <w:rPr>
+          <w:rFonts w:asciiTheme="majorHAnsi" w:hAnsiTheme="majorHAnsi"/>
+        </w:rPr>
+      </w:pPr>
+      <w:r>
+        <w:rPr>
+          <w:rFonts w:asciiTheme="majorHAnsi" w:hAnsiTheme="majorHAnsi"/>
+        </w:rPr>
+        <w:t xml:space="preserve"> 9. Capture file transfer traffic and study TCP throughput. </w:t>
+      </w:r>
+    </w:p>
+    <w:p>
+      <w:pPr>
+        <w:rPr>
+          <w:rFonts w:asciiTheme="majorHAnsi" w:hAnsiTheme="majorHAnsi"/>
+        </w:rPr>
+      </w:pPr>
+      <w:r>
+        <w:rPr>
+          <w:rFonts w:asciiTheme="majorHAnsi" w:hAnsiTheme="majorHAnsi"/>
+        </w:rPr>
+        <w:t xml:space="preserve">10. Compare TCP performance for small and large file transfers. </w:t>
+      </w:r>
+    </w:p>
+    <w:tbl>
+      <w:tblPr>
+        <w:tblW w:w="0" w:type="auto"/>
+        <w:tblCellSpacing w:w="15" w:type="dxa"/>
+        <w:tblCellMar>
+          <w:top w:w="15" w:type="dxa"/>
+          <w:left w:w="15" w:type="dxa"/>
+          <w:bottom w:w="15" w:type="dxa"/>
+          <w:right w:w="15" w:type="dxa"/>
+        </w:tblCellMar>
+        <w:tblLook w:val="04A0" w:firstRow="1" w:lastRow="0" w:firstColumn="1" w:lastColumn="0" w:noHBand="0" w:noVBand="1"/>
+      </w:tblPr>
+      <w:tblGrid>
+        <w:gridCol w:w="3980"/>
+        <w:gridCol w:w="3544"/>
+      </w:tblGrid>
+      <w:tr>
+        <w:trPr>
+          <w:tblHeader/>
+          <w:tblCellSpacing w:w="15" w:type="dxa"/>
+        </w:trPr>
+        <w:tc>
+          <w:tcPr>
+            <w:tcW w:w="0" w:type="auto"/>
+            <w:vAlign w:val="center"/>
+            <w:hideMark/>
+          </w:tcPr>
+          <w:p>
+            <w:pPr>
+              <w:rPr>
+                <w:rFonts w:asciiTheme="majorHAnsi" w:hAnsiTheme="majorHAnsi"/>
+                <w:b/>
+                <w:bCs/>
+              </w:rPr>
+            </w:pPr>
+            <w:r>
+              <w:rPr>
+                <w:rFonts w:asciiTheme="majorHAnsi" w:hAnsiTheme="majorHAnsi"/>
+                <w:b/>
+                <w:bCs/>
+              </w:rPr>
+              <w:t>Small File</w:t>
+            </w:r>
+          </w:p>
+        </w:tc>
+        <w:tc>
+          <w:tcPr>
+            <w:tcW w:w="0" w:type="auto"/>
+            <w:vAlign w:val="center"/>
+            <w:hideMark/>
+          </w:tcPr>
+          <w:p>
+            <w:pPr>
+              <w:rPr>
+                <w:rFonts w:asciiTheme="majorHAnsi" w:hAnsiTheme="majorHAnsi"/>
+                <w:b/>
+                <w:bCs/>
+              </w:rPr>
+            </w:pPr>
+            <w:r>
+              <w:rPr>
+                <w:rFonts w:asciiTheme="majorHAnsi" w:hAnsiTheme="majorHAnsi"/>
+                <w:b/>
+                <w:bCs/>
+              </w:rPr>
+              <w:t>Large File</w:t>
+            </w:r>
           </w:p>
         </w:tc>
       </w:tr>
@@ -1387,8 +3703,16 @@
             <w:hideMark/>
           </w:tcPr>
           <w:p>
+            <w:pPr>
+              <w:rPr>
+                <w:rFonts w:asciiTheme="majorHAnsi" w:hAnsiTheme="majorHAnsi"/>
+              </w:rPr>
+            </w:pPr>
             <w:r>
-              <w:t>Wikipedia</w:t>
+              <w:rPr>
+                <w:rFonts w:asciiTheme="majorHAnsi" w:hAnsiTheme="majorHAnsi"/>
+              </w:rPr>
+              <w:t>Connection setup overhead is significant</w:t>
             </w:r>
           </w:p>
         </w:tc>
@@ -1399,31 +3723,250 @@
             <w:hideMark/>
           </w:tcPr>
           <w:p>
+            <w:pPr>
+              <w:rPr>
+                <w:rFonts w:asciiTheme="majorHAnsi" w:hAnsiTheme="majorHAnsi"/>
+              </w:rPr>
+            </w:pPr>
             <w:r>
-              <w:t xml:space="preserve">8 </w:t>
+              <w:rPr>
+                <w:rFonts w:asciiTheme="majorHAnsi" w:hAnsiTheme="majorHAnsi"/>
+              </w:rPr>
+              <w:t>Higher throughput</w:t>
             </w:r>
-            <w:proofErr w:type="spellStart"/>
+          </w:p>
+        </w:tc>
+      </w:tr>
+      <w:tr>
+        <w:trPr>
+          <w:tblCellSpacing w:w="15" w:type="dxa"/>
+        </w:trPr>
+        <w:tc>
+          <w:tcPr>
+            <w:tcW w:w="0" w:type="auto"/>
+            <w:vAlign w:val="center"/>
+            <w:hideMark/>
+          </w:tcPr>
+          <w:p>
+            <w:pPr>
+              <w:rPr>
+                <w:rFonts w:asciiTheme="majorHAnsi" w:hAnsiTheme="majorHAnsi"/>
+              </w:rPr>
+            </w:pPr>
             <w:r>
-              <w:t>ms</w:t>
+              <w:rPr>
+                <w:rFonts w:asciiTheme="majorHAnsi" w:hAnsiTheme="majorHAnsi"/>
+              </w:rPr>
+              <w:t>Lower efficiency</w:t>
             </w:r>
-            <w:proofErr w:type="spellEnd"/>
+          </w:p>
+        </w:tc>
+        <w:tc>
+          <w:tcPr>
+            <w:tcW w:w="0" w:type="auto"/>
+            <w:vAlign w:val="center"/>
+            <w:hideMark/>
+          </w:tcPr>
+          <w:p>
+            <w:pPr>
+              <w:rPr>
+                <w:rFonts w:asciiTheme="majorHAnsi" w:hAnsiTheme="majorHAnsi"/>
+              </w:rPr>
+            </w:pPr>
+            <w:r>
+              <w:rPr>
+                <w:rFonts w:asciiTheme="majorHAnsi" w:hAnsiTheme="majorHAnsi"/>
+              </w:rPr>
+              <w:t>Better bandwidth utilization</w:t>
+            </w:r>
+          </w:p>
+        </w:tc>
+      </w:tr>
+      <w:tr>
+        <w:trPr>
+          <w:tblCellSpacing w:w="15" w:type="dxa"/>
+        </w:trPr>
+        <w:tc>
+          <w:tcPr>
+            <w:tcW w:w="0" w:type="auto"/>
+            <w:vAlign w:val="center"/>
+            <w:hideMark/>
+          </w:tcPr>
+          <w:p>
+            <w:pPr>
+              <w:rPr>
+                <w:rFonts w:asciiTheme="majorHAnsi" w:hAnsiTheme="majorHAnsi"/>
+              </w:rPr>
+            </w:pPr>
+            <w:r>
+              <w:rPr>
+                <w:rFonts w:asciiTheme="majorHAnsi" w:hAnsiTheme="majorHAnsi"/>
+              </w:rPr>
+              <w:t>Short transfer time</w:t>
+            </w:r>
+          </w:p>
+        </w:tc>
+        <w:tc>
+          <w:tcPr>
+            <w:tcW w:w="0" w:type="auto"/>
+            <w:vAlign w:val="center"/>
+            <w:hideMark/>
+          </w:tcPr>
+          <w:p>
+            <w:pPr>
+              <w:rPr>
+                <w:rFonts w:asciiTheme="majorHAnsi" w:hAnsiTheme="majorHAnsi"/>
+              </w:rPr>
+            </w:pPr>
+            <w:r>
+              <w:rPr>
+                <w:rFonts w:asciiTheme="majorHAnsi" w:hAnsiTheme="majorHAnsi"/>
+              </w:rPr>
+              <w:t>TCP reaches maximum window size</w:t>
+            </w:r>
           </w:p>
         </w:tc>
       </w:tr>
     </w:tbl>
-    <w:p/>
-    <w:p>
-      <w:r>
-        <w:t xml:space="preserve">6. Use Wireshark filters to display only DNS traffic. </w:t>
-      </w:r>
-    </w:p>
-    <w:p>
-      <w:r>
+    <w:p>
+      <w:pPr>
+        <w:rPr>
+          <w:rFonts w:asciiTheme="majorHAnsi" w:hAnsiTheme="majorHAnsi"/>
+        </w:rPr>
+      </w:pPr>
+    </w:p>
+    <w:p>
+      <w:pPr>
+        <w:rPr>
+          <w:rFonts w:asciiTheme="majorHAnsi" w:hAnsiTheme="majorHAnsi"/>
+        </w:rPr>
+      </w:pPr>
+      <w:r>
+        <w:rPr>
+          <w:rFonts w:asciiTheme="majorHAnsi" w:hAnsiTheme="majorHAnsi"/>
+        </w:rPr>
+        <w:lastRenderedPageBreak/>
+        <w:t xml:space="preserve">11. Analyze TCP checksum fields and error detection. </w:t>
+      </w:r>
+    </w:p>
+    <w:p>
+      <w:pPr>
+        <w:spacing w:after="0" w:line="240" w:lineRule="auto"/>
+        <w:rPr>
+          <w:rFonts w:asciiTheme="majorHAnsi" w:eastAsia="Times New Roman" w:hAnsiTheme="majorHAnsi" w:cs="Times New Roman"/>
+          <w:kern w:val="0"/>
+          <w14:ligatures w14:val="none"/>
+        </w:rPr>
+      </w:pPr>
+      <w:r>
+        <w:rPr>
+          <w:rFonts w:asciiTheme="majorHAnsi" w:eastAsia="Times New Roman" w:hAnsiTheme="majorHAnsi" w:cs="Times New Roman"/>
+          <w:kern w:val="0"/>
+          <w14:ligatures w14:val="none"/>
+        </w:rPr>
+        <w:t xml:space="preserve">  TCP checksum detects transmission errors. </w:t>
+      </w:r>
+    </w:p>
+    <w:p>
+      <w:pPr>
+        <w:spacing w:after="0" w:line="240" w:lineRule="auto"/>
+        <w:rPr>
+          <w:rFonts w:asciiTheme="majorHAnsi" w:eastAsia="Times New Roman" w:hAnsiTheme="majorHAnsi" w:cs="Times New Roman"/>
+          <w:kern w:val="0"/>
+          <w14:ligatures w14:val="none"/>
+        </w:rPr>
+      </w:pPr>
+      <w:r>
+        <w:rPr>
+          <w:rFonts w:asciiTheme="majorHAnsi" w:eastAsia="Times New Roman" w:hAnsiTheme="majorHAnsi" w:cs="Times New Roman"/>
+          <w:kern w:val="0"/>
+          <w14:ligatures w14:val="none"/>
+        </w:rPr>
+        <w:t xml:space="preserve">  If checksum verification fails, packets are discarded. </w:t>
+      </w:r>
+    </w:p>
+    <w:p>
+      <w:pPr>
+        <w:rPr>
+          <w:rFonts w:asciiTheme="majorHAnsi" w:hAnsiTheme="majorHAnsi"/>
+        </w:rPr>
+      </w:pPr>
+      <w:r>
+        <w:rPr>
+          <w:rFonts w:asciiTheme="majorHAnsi" w:eastAsia="Times New Roman" w:hAnsiTheme="majorHAnsi" w:cs="Times New Roman"/>
+          <w:kern w:val="0"/>
+          <w14:ligatures w14:val="none"/>
+        </w:rPr>
+        <w:t>  Wireshark indicates checksum status under the TCP header.</w:t>
+      </w:r>
+    </w:p>
+    <w:p>
+      <w:pPr>
+        <w:rPr>
+          <w:rFonts w:asciiTheme="majorHAnsi" w:hAnsiTheme="majorHAnsi"/>
+        </w:rPr>
+      </w:pPr>
+      <w:r>
+        <w:rPr>
+          <w:rFonts w:asciiTheme="majorHAnsi" w:hAnsiTheme="majorHAnsi"/>
+        </w:rPr>
+        <w:t>12. Use Wireshark statistics tools to examine TCP conversations.</w:t>
+      </w:r>
+    </w:p>
+    <w:p>
+      <w:pPr>
+        <w:rPr>
+          <w:rFonts w:asciiTheme="majorHAnsi" w:hAnsiTheme="majorHAnsi"/>
+        </w:rPr>
+      </w:pPr>
+    </w:p>
+    <w:p>
+      <w:pPr>
+        <w:rPr>
+          <w:rFonts w:asciiTheme="majorHAnsi" w:hAnsiTheme="majorHAnsi"/>
+        </w:rPr>
+      </w:pPr>
+    </w:p>
+    <w:p>
+      <w:pPr>
+        <w:rPr>
+          <w:rFonts w:asciiTheme="majorHAnsi" w:hAnsiTheme="majorHAnsi"/>
+        </w:rPr>
+      </w:pPr>
+      <w:r>
+        <w:rPr>
+          <w:rFonts w:asciiTheme="majorHAnsi" w:hAnsiTheme="majorHAnsi"/>
+        </w:rPr>
+        <w:t>UDP Protocol Exercises</w:t>
+      </w:r>
+    </w:p>
+    <w:p>
+      <w:pPr>
+        <w:rPr>
+          <w:rFonts w:asciiTheme="majorHAnsi" w:hAnsiTheme="majorHAnsi"/>
+        </w:rPr>
+      </w:pPr>
+      <w:r>
+        <w:rPr>
+          <w:rFonts w:asciiTheme="majorHAnsi" w:hAnsiTheme="majorHAnsi"/>
+        </w:rPr>
+        <w:t xml:space="preserve">1. Capture UDP packets generated by DNS or streaming applications. </w:t>
+      </w:r>
+      <w:r>
+        <w:rPr>
+          <w:rFonts w:asciiTheme="majorHAnsi" w:hAnsiTheme="majorHAnsi"/>
+        </w:rPr>
+        <w:br/>
+      </w:r>
+      <w:r>
+        <w:rPr>
+          <w:rFonts w:asciiTheme="majorHAnsi" w:hAnsiTheme="majorHAnsi"/>
+        </w:rPr>
         <w:drawing>
-          <wp:inline distT="0" distB="0" distL="0" distR="0" wp14:anchorId="647F2747" wp14:editId="5A09E8D2">
-            <wp:extent cx="3552825" cy="1961266"/>
-            <wp:effectExtent l="0" t="0" r="0" b="1270"/>
-            <wp:docPr id="1625927531" name="Picture 1"/>
+          <wp:inline distT="0" distB="0" distL="0" distR="0" wp14:anchorId="49FAEDC6" wp14:editId="3614927D">
+            <wp:extent cx="5943600" cy="1095375"/>
+            <wp:effectExtent l="0" t="0" r="0" b="9525"/>
+            <wp:docPr id="1699713863" name="Picture 1"/>
             <wp:cNvGraphicFramePr>
               <a:graphicFrameLocks xmlns:a="http://schemas.openxmlformats.org/drawingml/2006/main" noChangeAspect="1"/>
             </wp:cNvGraphicFramePr>
@@ -1431,19 +3974,19 @@
               <a:graphicData uri="http://schemas.openxmlformats.org/drawingml/2006/picture">
                 <pic:pic xmlns:pic="http://schemas.openxmlformats.org/drawingml/2006/picture">
                   <pic:nvPicPr>
-                    <pic:cNvPr id="1625927531" name=""/>
+                    <pic:cNvPr id="1699713863" name=""/>
                     <pic:cNvPicPr/>
                   </pic:nvPicPr>
                   <pic:blipFill>
-                    <a:blip r:embed="rId16"/>
+                    <a:blip r:embed="rId27"/>
                     <a:stretch>
                       <a:fillRect/>
                     </a:stretch>
                   </pic:blipFill>
                   <pic:spPr>
-                    <a:xfrm flipH="1">
+                    <a:xfrm>
                       <a:off x="0" y="0"/>
-                      <a:ext cx="3584868" cy="1978954"/>
+                      <a:ext cx="5943600" cy="1095375"/>
                     </a:xfrm>
                     <a:prstGeom prst="rect">
                       <a:avLst/>
@@ -1455,155 +3998,18 @@
           </wp:inline>
         </w:drawing>
       </w:r>
-      <w:r>
-        <w:rPr>
-          <w:noProof/>
-        </w:rPr>
-        <w:t xml:space="preserve"> </w:t>
-      </w:r>
-      <w:r>
-        <w:drawing>
-          <wp:inline distT="0" distB="0" distL="0" distR="0" wp14:anchorId="6CEDBA71" wp14:editId="564E8520">
-            <wp:extent cx="5943600" cy="2199005"/>
-            <wp:effectExtent l="0" t="0" r="0" b="0"/>
-            <wp:docPr id="497775898" name="Picture 1"/>
-            <wp:cNvGraphicFramePr>
-              <a:graphicFrameLocks xmlns:a="http://schemas.openxmlformats.org/drawingml/2006/main" noChangeAspect="1"/>
-            </wp:cNvGraphicFramePr>
-            <a:graphic xmlns:a="http://schemas.openxmlformats.org/drawingml/2006/main">
-              <a:graphicData uri="http://schemas.openxmlformats.org/drawingml/2006/picture">
-                <pic:pic xmlns:pic="http://schemas.openxmlformats.org/drawingml/2006/picture">
-                  <pic:nvPicPr>
-                    <pic:cNvPr id="497775898" name=""/>
-                    <pic:cNvPicPr/>
-                  </pic:nvPicPr>
-                  <pic:blipFill>
-                    <a:blip r:embed="rId17"/>
-                    <a:stretch>
-                      <a:fillRect/>
-                    </a:stretch>
-                  </pic:blipFill>
-                  <pic:spPr>
-                    <a:xfrm>
-                      <a:off x="0" y="0"/>
-                      <a:ext cx="5943600" cy="2199005"/>
-                    </a:xfrm>
-                    <a:prstGeom prst="rect">
-                      <a:avLst/>
-                    </a:prstGeom>
-                  </pic:spPr>
-                </pic:pic>
-              </a:graphicData>
-            </a:graphic>
-          </wp:inline>
-        </w:drawing>
-      </w:r>
-    </w:p>
-    <w:p>
-      <w:r>
-        <w:lastRenderedPageBreak/>
-        <w:t xml:space="preserve">7. Identify the DNS server used by the system. </w:t>
-      </w:r>
-    </w:p>
-    <w:p>
-      <w:r>
-        <w:drawing>
-          <wp:inline distT="0" distB="0" distL="0" distR="0" wp14:anchorId="5A111170" wp14:editId="5BD6C9FB">
-            <wp:extent cx="4324954" cy="704948"/>
-            <wp:effectExtent l="0" t="0" r="0" b="0"/>
-            <wp:docPr id="655688236" name="Picture 1"/>
-            <wp:cNvGraphicFramePr>
-              <a:graphicFrameLocks xmlns:a="http://schemas.openxmlformats.org/drawingml/2006/main" noChangeAspect="1"/>
-            </wp:cNvGraphicFramePr>
-            <a:graphic xmlns:a="http://schemas.openxmlformats.org/drawingml/2006/main">
-              <a:graphicData uri="http://schemas.openxmlformats.org/drawingml/2006/picture">
-                <pic:pic xmlns:pic="http://schemas.openxmlformats.org/drawingml/2006/picture">
-                  <pic:nvPicPr>
-                    <pic:cNvPr id="655688236" name=""/>
-                    <pic:cNvPicPr/>
-                  </pic:nvPicPr>
-                  <pic:blipFill>
-                    <a:blip r:embed="rId18"/>
-                    <a:stretch>
-                      <a:fillRect/>
-                    </a:stretch>
-                  </pic:blipFill>
-                  <pic:spPr>
-                    <a:xfrm>
-                      <a:off x="0" y="0"/>
-                      <a:ext cx="4324954" cy="704948"/>
-                    </a:xfrm>
-                    <a:prstGeom prst="rect">
-                      <a:avLst/>
-                    </a:prstGeom>
-                  </pic:spPr>
-                </pic:pic>
-              </a:graphicData>
-            </a:graphic>
-          </wp:inline>
-        </w:drawing>
-      </w:r>
-    </w:p>
-    <w:p>
-      <w:r>
-        <w:t xml:space="preserve">8. Capture reverse DNS lookup traffic and explain its purpose. </w:t>
-      </w:r>
-    </w:p>
-    <w:p/>
-    <w:p>
-      <w:r>
-        <w:t xml:space="preserve">9. Observe DNS packet structure including: </w:t>
-      </w:r>
-    </w:p>
-    <w:p>
-      <w:r>
-        <w:drawing>
-          <wp:inline distT="0" distB="0" distL="0" distR="0" wp14:anchorId="108DD5AC" wp14:editId="2C4AEC1F">
-            <wp:extent cx="2686425" cy="1552792"/>
-            <wp:effectExtent l="0" t="0" r="0" b="9525"/>
-            <wp:docPr id="850739751" name="Picture 1"/>
-            <wp:cNvGraphicFramePr>
-              <a:graphicFrameLocks xmlns:a="http://schemas.openxmlformats.org/drawingml/2006/main" noChangeAspect="1"/>
-            </wp:cNvGraphicFramePr>
-            <a:graphic xmlns:a="http://schemas.openxmlformats.org/drawingml/2006/main">
-              <a:graphicData uri="http://schemas.openxmlformats.org/drawingml/2006/picture">
-                <pic:pic xmlns:pic="http://schemas.openxmlformats.org/drawingml/2006/picture">
-                  <pic:nvPicPr>
-                    <pic:cNvPr id="850739751" name=""/>
-                    <pic:cNvPicPr/>
-                  </pic:nvPicPr>
-                  <pic:blipFill>
-                    <a:blip r:embed="rId19"/>
-                    <a:stretch>
-                      <a:fillRect/>
-                    </a:stretch>
-                  </pic:blipFill>
-                  <pic:spPr>
-                    <a:xfrm>
-                      <a:off x="0" y="0"/>
-                      <a:ext cx="2686425" cy="1552792"/>
-                    </a:xfrm>
-                    <a:prstGeom prst="rect">
-                      <a:avLst/>
-                    </a:prstGeom>
-                  </pic:spPr>
-                </pic:pic>
-              </a:graphicData>
-            </a:graphic>
-          </wp:inline>
-        </w:drawing>
-      </w:r>
-    </w:p>
-    <w:p>
-      <w:pPr>
-        <w:pStyle w:val="ListParagraph"/>
-        <w:numPr>
-          <w:ilvl w:val="0"/>
-          <w:numId w:val="1"/>
-        </w:numPr>
-      </w:pPr>
-      <w:r>
-        <w:t>Compare UDP-based and TCP-based DNS communication.</w:t>
+    </w:p>
+    <w:p>
+      <w:pPr>
+        <w:rPr>
+          <w:rFonts w:asciiTheme="majorHAnsi" w:hAnsiTheme="majorHAnsi"/>
+        </w:rPr>
+      </w:pPr>
+      <w:r>
+        <w:rPr>
+          <w:rFonts w:asciiTheme="majorHAnsi" w:hAnsiTheme="majorHAnsi"/>
+        </w:rPr>
+        <w:t xml:space="preserve">2. Compare TCP and UDP packet headers. </w:t>
       </w:r>
     </w:p>
     <w:tbl>
@@ -1619,72 +4025,59 @@
         <w:tblLook w:val="04A0" w:firstRow="1" w:lastRow="0" w:firstColumn="1" w:lastColumn="0" w:noHBand="0" w:noVBand="1"/>
       </w:tblPr>
       <w:tblGrid>
-        <w:gridCol w:w="2790"/>
-        <w:gridCol w:w="3505"/>
+        <w:gridCol w:w="2625"/>
+        <w:gridCol w:w="2266"/>
       </w:tblGrid>
       <w:tr>
         <w:trPr>
-          <w:trHeight w:val="495"/>
           <w:tblHeader/>
           <w:tblCellSpacing w:w="15" w:type="dxa"/>
         </w:trPr>
         <w:tc>
           <w:tcPr>
-            <w:tcW w:w="2745" w:type="dxa"/>
+            <w:tcW w:w="0" w:type="auto"/>
             <w:vAlign w:val="center"/>
             <w:hideMark/>
           </w:tcPr>
           <w:p>
             <w:pPr>
-              <w:spacing w:after="0" w:line="240" w:lineRule="auto"/>
-              <w:jc w:val="center"/>
-              <w:rPr>
-                <w:rFonts w:ascii="Times New Roman" w:eastAsia="Times New Roman" w:hAnsi="Times New Roman" w:cs="Times New Roman"/>
+              <w:rPr>
+                <w:rFonts w:asciiTheme="majorHAnsi" w:hAnsiTheme="majorHAnsi"/>
                 <w:b/>
                 <w:bCs/>
-                <w:kern w:val="0"/>
-                <w14:ligatures w14:val="none"/>
               </w:rPr>
             </w:pPr>
             <w:r>
               <w:rPr>
-                <w:rFonts w:ascii="Times New Roman" w:eastAsia="Times New Roman" w:hAnsi="Times New Roman" w:cs="Times New Roman"/>
+                <w:rFonts w:asciiTheme="majorHAnsi" w:hAnsiTheme="majorHAnsi"/>
                 <w:b/>
                 <w:bCs/>
-                <w:kern w:val="0"/>
-                <w14:ligatures w14:val="none"/>
-              </w:rPr>
-              <w:t>UDP DNS</w:t>
+              </w:rPr>
+              <w:t>TCP</w:t>
             </w:r>
           </w:p>
         </w:tc>
         <w:tc>
           <w:tcPr>
-            <w:tcW w:w="3460" w:type="dxa"/>
+            <w:tcW w:w="0" w:type="auto"/>
             <w:vAlign w:val="center"/>
             <w:hideMark/>
           </w:tcPr>
           <w:p>
             <w:pPr>
-              <w:spacing w:after="0" w:line="240" w:lineRule="auto"/>
-              <w:jc w:val="center"/>
-              <w:rPr>
-                <w:rFonts w:ascii="Times New Roman" w:eastAsia="Times New Roman" w:hAnsi="Times New Roman" w:cs="Times New Roman"/>
+              <w:rPr>
+                <w:rFonts w:asciiTheme="majorHAnsi" w:hAnsiTheme="majorHAnsi"/>
                 <w:b/>
                 <w:bCs/>
-                <w:kern w:val="0"/>
-                <w14:ligatures w14:val="none"/>
               </w:rPr>
             </w:pPr>
             <w:r>
               <w:rPr>
-                <w:rFonts w:ascii="Times New Roman" w:eastAsia="Times New Roman" w:hAnsi="Times New Roman" w:cs="Times New Roman"/>
+                <w:rFonts w:asciiTheme="majorHAnsi" w:hAnsiTheme="majorHAnsi"/>
                 <w:b/>
                 <w:bCs/>
-                <w:kern w:val="0"/>
-                <w14:ligatures w14:val="none"/>
-              </w:rPr>
-              <w:t>TCP DNS</w:t>
+              </w:rPr>
+              <w:t>UDP</w:t>
             </w:r>
           </w:p>
         </w:tc>
@@ -1695,51 +4088,41 @@
         </w:trPr>
         <w:tc>
           <w:tcPr>
-            <w:tcW w:w="2745" w:type="dxa"/>
+            <w:tcW w:w="0" w:type="auto"/>
             <w:vAlign w:val="center"/>
             <w:hideMark/>
           </w:tcPr>
           <w:p>
             <w:pPr>
-              <w:spacing w:after="0" w:line="240" w:lineRule="auto"/>
-              <w:rPr>
-                <w:rFonts w:ascii="Times New Roman" w:eastAsia="Times New Roman" w:hAnsi="Times New Roman" w:cs="Times New Roman"/>
-                <w:kern w:val="0"/>
-                <w14:ligatures w14:val="none"/>
+              <w:rPr>
+                <w:rFonts w:asciiTheme="majorHAnsi" w:hAnsiTheme="majorHAnsi"/>
               </w:rPr>
             </w:pPr>
             <w:r>
               <w:rPr>
-                <w:rFonts w:ascii="Times New Roman" w:eastAsia="Times New Roman" w:hAnsi="Times New Roman" w:cs="Times New Roman"/>
-                <w:kern w:val="0"/>
-                <w14:ligatures w14:val="none"/>
-              </w:rPr>
-              <w:t>Faster</w:t>
+                <w:rFonts w:asciiTheme="majorHAnsi" w:hAnsiTheme="majorHAnsi"/>
+              </w:rPr>
+              <w:t>20–60 byte header</w:t>
             </w:r>
           </w:p>
         </w:tc>
         <w:tc>
           <w:tcPr>
-            <w:tcW w:w="3460" w:type="dxa"/>
+            <w:tcW w:w="0" w:type="auto"/>
             <w:vAlign w:val="center"/>
             <w:hideMark/>
           </w:tcPr>
           <w:p>
             <w:pPr>
-              <w:spacing w:after="0" w:line="240" w:lineRule="auto"/>
-              <w:rPr>
-                <w:rFonts w:ascii="Times New Roman" w:eastAsia="Times New Roman" w:hAnsi="Times New Roman" w:cs="Times New Roman"/>
-                <w:kern w:val="0"/>
-                <w14:ligatures w14:val="none"/>
+              <w:rPr>
+                <w:rFonts w:asciiTheme="majorHAnsi" w:hAnsiTheme="majorHAnsi"/>
               </w:rPr>
             </w:pPr>
             <w:r>
               <w:rPr>
-                <w:rFonts w:ascii="Times New Roman" w:eastAsia="Times New Roman" w:hAnsi="Times New Roman" w:cs="Times New Roman"/>
-                <w:kern w:val="0"/>
-                <w14:ligatures w14:val="none"/>
-              </w:rPr>
-              <w:t>Slightly slower</w:t>
+                <w:rFonts w:asciiTheme="majorHAnsi" w:hAnsiTheme="majorHAnsi"/>
+              </w:rPr>
+              <w:t>8 byte header</w:t>
             </w:r>
           </w:p>
         </w:tc>
@@ -1750,51 +4133,41 @@
         </w:trPr>
         <w:tc>
           <w:tcPr>
-            <w:tcW w:w="2745" w:type="dxa"/>
+            <w:tcW w:w="0" w:type="auto"/>
             <w:vAlign w:val="center"/>
             <w:hideMark/>
           </w:tcPr>
           <w:p>
             <w:pPr>
-              <w:spacing w:after="0" w:line="240" w:lineRule="auto"/>
-              <w:rPr>
-                <w:rFonts w:ascii="Times New Roman" w:eastAsia="Times New Roman" w:hAnsi="Times New Roman" w:cs="Times New Roman"/>
-                <w:kern w:val="0"/>
-                <w14:ligatures w14:val="none"/>
+              <w:rPr>
+                <w:rFonts w:asciiTheme="majorHAnsi" w:hAnsiTheme="majorHAnsi"/>
               </w:rPr>
             </w:pPr>
             <w:r>
               <w:rPr>
-                <w:rFonts w:ascii="Times New Roman" w:eastAsia="Times New Roman" w:hAnsi="Times New Roman" w:cs="Times New Roman"/>
-                <w:kern w:val="0"/>
-                <w14:ligatures w14:val="none"/>
-              </w:rPr>
-              <w:t>No connection setup</w:t>
+                <w:rFonts w:asciiTheme="majorHAnsi" w:hAnsiTheme="majorHAnsi"/>
+              </w:rPr>
+              <w:t>Reliable</w:t>
             </w:r>
           </w:p>
         </w:tc>
         <w:tc>
           <w:tcPr>
-            <w:tcW w:w="3460" w:type="dxa"/>
+            <w:tcW w:w="0" w:type="auto"/>
             <w:vAlign w:val="center"/>
             <w:hideMark/>
           </w:tcPr>
           <w:p>
             <w:pPr>
-              <w:spacing w:after="0" w:line="240" w:lineRule="auto"/>
-              <w:rPr>
-                <w:rFonts w:ascii="Times New Roman" w:eastAsia="Times New Roman" w:hAnsi="Times New Roman" w:cs="Times New Roman"/>
-                <w:kern w:val="0"/>
-                <w14:ligatures w14:val="none"/>
+              <w:rPr>
+                <w:rFonts w:asciiTheme="majorHAnsi" w:hAnsiTheme="majorHAnsi"/>
               </w:rPr>
             </w:pPr>
             <w:r>
               <w:rPr>
-                <w:rFonts w:ascii="Times New Roman" w:eastAsia="Times New Roman" w:hAnsi="Times New Roman" w:cs="Times New Roman"/>
-                <w:kern w:val="0"/>
-                <w14:ligatures w14:val="none"/>
-              </w:rPr>
-              <w:t>Requires TCP handshake</w:t>
+                <w:rFonts w:asciiTheme="majorHAnsi" w:hAnsiTheme="majorHAnsi"/>
+              </w:rPr>
+              <w:t>Unreliable</w:t>
             </w:r>
           </w:p>
         </w:tc>
@@ -1805,51 +4178,41 @@
         </w:trPr>
         <w:tc>
           <w:tcPr>
-            <w:tcW w:w="2745" w:type="dxa"/>
+            <w:tcW w:w="0" w:type="auto"/>
             <w:vAlign w:val="center"/>
             <w:hideMark/>
           </w:tcPr>
           <w:p>
             <w:pPr>
-              <w:spacing w:after="0" w:line="240" w:lineRule="auto"/>
-              <w:rPr>
-                <w:rFonts w:ascii="Times New Roman" w:eastAsia="Times New Roman" w:hAnsi="Times New Roman" w:cs="Times New Roman"/>
-                <w:kern w:val="0"/>
-                <w14:ligatures w14:val="none"/>
+              <w:rPr>
+                <w:rFonts w:asciiTheme="majorHAnsi" w:hAnsiTheme="majorHAnsi"/>
               </w:rPr>
             </w:pPr>
             <w:r>
               <w:rPr>
-                <w:rFonts w:ascii="Times New Roman" w:eastAsia="Times New Roman" w:hAnsi="Times New Roman" w:cs="Times New Roman"/>
-                <w:kern w:val="0"/>
-                <w14:ligatures w14:val="none"/>
-              </w:rPr>
-              <w:t>Default for queries</w:t>
+                <w:rFonts w:asciiTheme="majorHAnsi" w:hAnsiTheme="majorHAnsi"/>
+              </w:rPr>
+              <w:t>Connection-oriented</w:t>
             </w:r>
           </w:p>
         </w:tc>
         <w:tc>
           <w:tcPr>
-            <w:tcW w:w="3460" w:type="dxa"/>
+            <w:tcW w:w="0" w:type="auto"/>
             <w:vAlign w:val="center"/>
             <w:hideMark/>
           </w:tcPr>
           <w:p>
             <w:pPr>
-              <w:spacing w:after="0" w:line="240" w:lineRule="auto"/>
-              <w:rPr>
-                <w:rFonts w:ascii="Times New Roman" w:eastAsia="Times New Roman" w:hAnsi="Times New Roman" w:cs="Times New Roman"/>
-                <w:kern w:val="0"/>
-                <w14:ligatures w14:val="none"/>
+              <w:rPr>
+                <w:rFonts w:asciiTheme="majorHAnsi" w:hAnsiTheme="majorHAnsi"/>
               </w:rPr>
             </w:pPr>
             <w:r>
               <w:rPr>
-                <w:rFonts w:ascii="Times New Roman" w:eastAsia="Times New Roman" w:hAnsi="Times New Roman" w:cs="Times New Roman"/>
-                <w:kern w:val="0"/>
-                <w14:ligatures w14:val="none"/>
-              </w:rPr>
-              <w:t>Used for large responses and zone transfers</w:t>
+                <w:rFonts w:asciiTheme="majorHAnsi" w:hAnsiTheme="majorHAnsi"/>
+              </w:rPr>
+              <w:t>Connectionless</w:t>
             </w:r>
           </w:p>
         </w:tc>
@@ -1860,51 +4223,86 @@
         </w:trPr>
         <w:tc>
           <w:tcPr>
-            <w:tcW w:w="2745" w:type="dxa"/>
+            <w:tcW w:w="0" w:type="auto"/>
             <w:vAlign w:val="center"/>
             <w:hideMark/>
           </w:tcPr>
           <w:p>
             <w:pPr>
-              <w:spacing w:after="0" w:line="240" w:lineRule="auto"/>
-              <w:rPr>
-                <w:rFonts w:ascii="Times New Roman" w:eastAsia="Times New Roman" w:hAnsi="Times New Roman" w:cs="Times New Roman"/>
-                <w:kern w:val="0"/>
-                <w14:ligatures w14:val="none"/>
+              <w:rPr>
+                <w:rFonts w:asciiTheme="majorHAnsi" w:hAnsiTheme="majorHAnsi"/>
               </w:rPr>
             </w:pPr>
             <w:r>
               <w:rPr>
-                <w:rFonts w:ascii="Times New Roman" w:eastAsia="Times New Roman" w:hAnsi="Times New Roman" w:cs="Times New Roman"/>
-                <w:kern w:val="0"/>
-                <w14:ligatures w14:val="none"/>
-              </w:rPr>
-              <w:t>Less overhead</w:t>
+                <w:rFonts w:asciiTheme="majorHAnsi" w:hAnsiTheme="majorHAnsi"/>
+              </w:rPr>
+              <w:t>Sequence &amp; ACK numbers</w:t>
             </w:r>
           </w:p>
         </w:tc>
         <w:tc>
           <w:tcPr>
-            <w:tcW w:w="3460" w:type="dxa"/>
+            <w:tcW w:w="0" w:type="auto"/>
             <w:vAlign w:val="center"/>
             <w:hideMark/>
           </w:tcPr>
           <w:p>
             <w:pPr>
-              <w:spacing w:after="0" w:line="240" w:lineRule="auto"/>
-              <w:rPr>
-                <w:rFonts w:ascii="Times New Roman" w:eastAsia="Times New Roman" w:hAnsi="Times New Roman" w:cs="Times New Roman"/>
-                <w:kern w:val="0"/>
-                <w14:ligatures w14:val="none"/>
+              <w:rPr>
+                <w:rFonts w:asciiTheme="majorHAnsi" w:hAnsiTheme="majorHAnsi"/>
               </w:rPr>
             </w:pPr>
             <w:r>
               <w:rPr>
-                <w:rFonts w:ascii="Times New Roman" w:eastAsia="Times New Roman" w:hAnsi="Times New Roman" w:cs="Times New Roman"/>
-                <w:kern w:val="0"/>
-                <w14:ligatures w14:val="none"/>
-              </w:rPr>
-              <w:t>More reliable</w:t>
+                <w:rFonts w:asciiTheme="majorHAnsi" w:hAnsiTheme="majorHAnsi"/>
+              </w:rPr>
+              <w:t>No sequence numbers</w:t>
+            </w:r>
+          </w:p>
+        </w:tc>
+      </w:tr>
+      <w:tr>
+        <w:trPr>
+          <w:tblCellSpacing w:w="15" w:type="dxa"/>
+        </w:trPr>
+        <w:tc>
+          <w:tcPr>
+            <w:tcW w:w="0" w:type="auto"/>
+            <w:vAlign w:val="center"/>
+            <w:hideMark/>
+          </w:tcPr>
+          <w:p>
+            <w:pPr>
+              <w:rPr>
+                <w:rFonts w:asciiTheme="majorHAnsi" w:hAnsiTheme="majorHAnsi"/>
+              </w:rPr>
+            </w:pPr>
+            <w:r>
+              <w:rPr>
+                <w:rFonts w:asciiTheme="majorHAnsi" w:hAnsiTheme="majorHAnsi"/>
+              </w:rPr>
+              <w:t>Flow &amp; congestion control</w:t>
+            </w:r>
+          </w:p>
+        </w:tc>
+        <w:tc>
+          <w:tcPr>
+            <w:tcW w:w="0" w:type="auto"/>
+            <w:vAlign w:val="center"/>
+            <w:hideMark/>
+          </w:tcPr>
+          <w:p>
+            <w:pPr>
+              <w:rPr>
+                <w:rFonts w:asciiTheme="majorHAnsi" w:hAnsiTheme="majorHAnsi"/>
+              </w:rPr>
+            </w:pPr>
+            <w:r>
+              <w:rPr>
+                <w:rFonts w:asciiTheme="majorHAnsi" w:hAnsiTheme="majorHAnsi"/>
+              </w:rPr>
+              <w:t>None</w:t>
             </w:r>
           </w:p>
         </w:tc>
@@ -1912,8 +4310,2155 @@
     </w:tbl>
     <w:p>
       <w:pPr>
+        <w:rPr>
+          <w:rFonts w:asciiTheme="majorHAnsi" w:hAnsiTheme="majorHAnsi"/>
+        </w:rPr>
+      </w:pPr>
+    </w:p>
+    <w:p>
+      <w:pPr>
+        <w:rPr>
+          <w:rFonts w:asciiTheme="majorHAnsi" w:hAnsiTheme="majorHAnsi"/>
+        </w:rPr>
+      </w:pPr>
+      <w:r>
+        <w:rPr>
+          <w:rFonts w:asciiTheme="majorHAnsi" w:hAnsiTheme="majorHAnsi"/>
+        </w:rPr>
+        <w:t xml:space="preserve">3. Identify source and destination ports in UDP communication. </w:t>
+      </w:r>
+    </w:p>
+    <w:p>
+      <w:pPr>
+        <w:rPr>
+          <w:rFonts w:asciiTheme="majorHAnsi" w:hAnsiTheme="majorHAnsi"/>
+        </w:rPr>
+      </w:pPr>
+      <w:r>
+        <w:rPr>
+          <w:rFonts w:asciiTheme="majorHAnsi" w:hAnsiTheme="majorHAnsi"/>
+        </w:rPr>
+        <w:t xml:space="preserve">4. Measure delay variation in UDP traffic. </w:t>
+      </w:r>
+    </w:p>
+    <w:p>
+      <w:pPr>
+        <w:spacing w:after="0" w:line="240" w:lineRule="auto"/>
+        <w:rPr>
+          <w:rFonts w:ascii="Times New Roman" w:eastAsia="Times New Roman" w:hAnsi="Times New Roman" w:cs="Times New Roman"/>
+          <w:kern w:val="0"/>
+          <w14:ligatures w14:val="none"/>
+        </w:rPr>
+      </w:pPr>
+      <w:r>
+        <w:rPr>
+          <w:rFonts w:ascii="Times New Roman" w:eastAsia="Times New Roman" w:hAnsi="Symbol" w:cs="Times New Roman"/>
+          <w:kern w:val="0"/>
+          <w14:ligatures w14:val="none"/>
+        </w:rPr>
+        <w:t></w:t>
+      </w:r>
+      <w:r>
+        <w:rPr>
+          <w:rFonts w:ascii="Times New Roman" w:eastAsia="Times New Roman" w:hAnsi="Times New Roman" w:cs="Times New Roman"/>
+          <w:kern w:val="0"/>
+          <w14:ligatures w14:val="none"/>
+        </w:rPr>
+        <w:t xml:space="preserve">  Compare packet arrival timestamps. </w:t>
+      </w:r>
+    </w:p>
+    <w:p>
+      <w:pPr>
+        <w:rPr>
+          <w:rFonts w:ascii="Times New Roman" w:eastAsia="Times New Roman" w:hAnsi="Times New Roman" w:cs="Times New Roman"/>
+          <w:kern w:val="0"/>
+          <w14:ligatures w14:val="none"/>
+        </w:rPr>
+      </w:pPr>
+      <w:r>
+        <w:rPr>
+          <w:rFonts w:ascii="Times New Roman" w:eastAsia="Times New Roman" w:hAnsi="Symbol" w:cs="Times New Roman"/>
+          <w:kern w:val="0"/>
+          <w14:ligatures w14:val="none"/>
+        </w:rPr>
+        <w:t></w:t>
+      </w:r>
+      <w:r>
+        <w:rPr>
+          <w:rFonts w:ascii="Times New Roman" w:eastAsia="Times New Roman" w:hAnsi="Times New Roman" w:cs="Times New Roman"/>
+          <w:kern w:val="0"/>
+          <w14:ligatures w14:val="none"/>
+        </w:rPr>
+        <w:t xml:space="preserve">  Delay variation (jitter) is calculated from differences between consecutive packet arrival times.</w:t>
+      </w:r>
+    </w:p>
+    <w:p>
+      <w:pPr>
+        <w:rPr>
+          <w:rFonts w:asciiTheme="majorHAnsi" w:hAnsiTheme="majorHAnsi"/>
+        </w:rPr>
+      </w:pPr>
+      <w:r>
+        <w:rPr>
+          <w:rFonts w:ascii="Times New Roman" w:eastAsia="Times New Roman" w:hAnsi="Times New Roman" w:cs="Times New Roman"/>
+          <w:kern w:val="0"/>
+          <w14:ligatures w14:val="none"/>
+        </w:rPr>
+        <w:t>0.000004s</w:t>
+      </w:r>
+    </w:p>
+    <w:p>
+      <w:pPr>
+        <w:rPr>
+          <w:rFonts w:asciiTheme="majorHAnsi" w:hAnsiTheme="majorHAnsi"/>
+        </w:rPr>
+      </w:pPr>
+      <w:r>
+        <w:rPr>
+          <w:rFonts w:asciiTheme="majorHAnsi" w:hAnsiTheme="majorHAnsi"/>
+        </w:rPr>
+        <w:t xml:space="preserve">5. Analyze UDP traffic generated by online video or voice applications. </w:t>
+      </w:r>
+    </w:p>
+    <w:p>
+      <w:pPr>
+        <w:rPr>
+          <w:rFonts w:asciiTheme="majorHAnsi" w:hAnsiTheme="majorHAnsi"/>
+        </w:rPr>
+      </w:pPr>
+      <w:r>
+        <w:rPr>
+          <w:rFonts w:asciiTheme="majorHAnsi" w:hAnsiTheme="majorHAnsi"/>
+        </w:rPr>
+        <w:lastRenderedPageBreak/>
+        <w:drawing>
+          <wp:inline distT="0" distB="0" distL="0" distR="0" wp14:anchorId="537F81DA" wp14:editId="725348CC">
+            <wp:extent cx="5943600" cy="1753235"/>
+            <wp:effectExtent l="0" t="0" r="0" b="0"/>
+            <wp:docPr id="2126598959" name="Picture 1"/>
+            <wp:cNvGraphicFramePr>
+              <a:graphicFrameLocks xmlns:a="http://schemas.openxmlformats.org/drawingml/2006/main" noChangeAspect="1"/>
+            </wp:cNvGraphicFramePr>
+            <a:graphic xmlns:a="http://schemas.openxmlformats.org/drawingml/2006/main">
+              <a:graphicData uri="http://schemas.openxmlformats.org/drawingml/2006/picture">
+                <pic:pic xmlns:pic="http://schemas.openxmlformats.org/drawingml/2006/picture">
+                  <pic:nvPicPr>
+                    <pic:cNvPr id="2126598959" name=""/>
+                    <pic:cNvPicPr/>
+                  </pic:nvPicPr>
+                  <pic:blipFill>
+                    <a:blip r:embed="rId28"/>
+                    <a:stretch>
+                      <a:fillRect/>
+                    </a:stretch>
+                  </pic:blipFill>
+                  <pic:spPr>
+                    <a:xfrm>
+                      <a:off x="0" y="0"/>
+                      <a:ext cx="5943600" cy="1753235"/>
+                    </a:xfrm>
+                    <a:prstGeom prst="rect">
+                      <a:avLst/>
+                    </a:prstGeom>
+                  </pic:spPr>
+                </pic:pic>
+              </a:graphicData>
+            </a:graphic>
+          </wp:inline>
+        </w:drawing>
+      </w:r>
+    </w:p>
+    <w:p>
+      <w:pPr>
+        <w:rPr>
+          <w:rFonts w:asciiTheme="majorHAnsi" w:hAnsiTheme="majorHAnsi"/>
+        </w:rPr>
+      </w:pPr>
+      <w:r>
+        <w:rPr>
+          <w:rFonts w:asciiTheme="majorHAnsi" w:hAnsiTheme="majorHAnsi"/>
+        </w:rPr>
+        <w:t xml:space="preserve">6. Use Wireshark filters to display only UDP traffic. </w:t>
+      </w:r>
+    </w:p>
+    <w:p>
+      <w:pPr>
+        <w:rPr>
+          <w:rFonts w:asciiTheme="majorHAnsi" w:hAnsiTheme="majorHAnsi"/>
+        </w:rPr>
+      </w:pPr>
+      <w:r>
+        <w:rPr>
+          <w:rFonts w:asciiTheme="majorHAnsi" w:hAnsiTheme="majorHAnsi"/>
+        </w:rPr>
+        <w:t xml:space="preserve">7. Observe packet loss behavior in UDP communication. </w:t>
+      </w:r>
+    </w:p>
+    <w:p>
+      <w:pPr>
+        <w:rPr>
+          <w:rFonts w:asciiTheme="majorHAnsi" w:hAnsiTheme="majorHAnsi"/>
+          <w:b/>
+          <w:bCs/>
+        </w:rPr>
+      </w:pPr>
+      <w:r>
+        <w:rPr>
+          <w:rFonts w:asciiTheme="majorHAnsi" w:hAnsiTheme="majorHAnsi"/>
+          <w:b/>
+          <w:bCs/>
+        </w:rPr>
+        <w:t>Observe packet loss behavior in UDP communication.</w:t>
+      </w:r>
+    </w:p>
+    <w:p>
+      <w:pPr>
+        <w:numPr>
+          <w:ilvl w:val="0"/>
+          <w:numId w:val="2"/>
+        </w:numPr>
+        <w:rPr>
+          <w:rFonts w:asciiTheme="majorHAnsi" w:hAnsiTheme="majorHAnsi"/>
+        </w:rPr>
+      </w:pPr>
+      <w:r>
+        <w:rPr>
+          <w:rFonts w:asciiTheme="majorHAnsi" w:hAnsiTheme="majorHAnsi"/>
+        </w:rPr>
+        <w:t xml:space="preserve">Lost packets are </w:t>
+      </w:r>
+      <w:r>
+        <w:rPr>
+          <w:rFonts w:asciiTheme="majorHAnsi" w:hAnsiTheme="majorHAnsi"/>
+          <w:b/>
+          <w:bCs/>
+        </w:rPr>
+        <w:t>not retransmitted</w:t>
+      </w:r>
+      <w:r>
+        <w:rPr>
+          <w:rFonts w:asciiTheme="majorHAnsi" w:hAnsiTheme="majorHAnsi"/>
+        </w:rPr>
+        <w:t xml:space="preserve">. </w:t>
+      </w:r>
+    </w:p>
+    <w:p>
+      <w:pPr>
+        <w:numPr>
+          <w:ilvl w:val="0"/>
+          <w:numId w:val="2"/>
+        </w:numPr>
+        <w:rPr>
+          <w:rFonts w:asciiTheme="majorHAnsi" w:hAnsiTheme="majorHAnsi"/>
+        </w:rPr>
+      </w:pPr>
+      <w:r>
+        <w:rPr>
+          <w:rFonts w:asciiTheme="majorHAnsi" w:hAnsiTheme="majorHAnsi"/>
+        </w:rPr>
+        <w:t>Missing packets may cause video glitches or audio distortion.</w:t>
+      </w:r>
+    </w:p>
+    <w:p>
+      <w:pPr>
+        <w:rPr>
+          <w:rFonts w:asciiTheme="majorHAnsi" w:hAnsiTheme="majorHAnsi"/>
+        </w:rPr>
+      </w:pPr>
+    </w:p>
+    <w:p>
+      <w:pPr>
+        <w:rPr>
+          <w:rFonts w:asciiTheme="majorHAnsi" w:hAnsiTheme="majorHAnsi"/>
+        </w:rPr>
+      </w:pPr>
+      <w:r>
+        <w:rPr>
+          <w:rFonts w:asciiTheme="majorHAnsi" w:hAnsiTheme="majorHAnsi"/>
+        </w:rPr>
+        <w:t>8. Compare reliability mechanisms in TCP and UDP using captured traffic.</w:t>
+      </w:r>
+    </w:p>
+    <w:tbl>
+      <w:tblPr>
+        <w:tblW w:w="0" w:type="auto"/>
+        <w:tblCellSpacing w:w="15" w:type="dxa"/>
+        <w:tblCellMar>
+          <w:top w:w="15" w:type="dxa"/>
+          <w:left w:w="15" w:type="dxa"/>
+          <w:bottom w:w="15" w:type="dxa"/>
+          <w:right w:w="15" w:type="dxa"/>
+        </w:tblCellMar>
+        <w:tblLook w:val="04A0" w:firstRow="1" w:lastRow="0" w:firstColumn="1" w:lastColumn="0" w:noHBand="0" w:noVBand="1"/>
+      </w:tblPr>
+      <w:tblGrid>
+        <w:gridCol w:w="2470"/>
+        <w:gridCol w:w="2203"/>
+      </w:tblGrid>
+      <w:tr>
+        <w:trPr>
+          <w:tblHeader/>
+          <w:tblCellSpacing w:w="15" w:type="dxa"/>
+        </w:trPr>
+        <w:tc>
+          <w:tcPr>
+            <w:tcW w:w="0" w:type="auto"/>
+            <w:vAlign w:val="center"/>
+            <w:hideMark/>
+          </w:tcPr>
+          <w:p>
+            <w:pPr>
+              <w:rPr>
+                <w:rFonts w:asciiTheme="majorHAnsi" w:hAnsiTheme="majorHAnsi"/>
+                <w:b/>
+                <w:bCs/>
+              </w:rPr>
+            </w:pPr>
+            <w:r>
+              <w:rPr>
+                <w:rFonts w:asciiTheme="majorHAnsi" w:hAnsiTheme="majorHAnsi"/>
+                <w:b/>
+                <w:bCs/>
+              </w:rPr>
+              <w:t>TCP</w:t>
+            </w:r>
+          </w:p>
+        </w:tc>
+        <w:tc>
+          <w:tcPr>
+            <w:tcW w:w="0" w:type="auto"/>
+            <w:vAlign w:val="center"/>
+            <w:hideMark/>
+          </w:tcPr>
+          <w:p>
+            <w:pPr>
+              <w:rPr>
+                <w:rFonts w:asciiTheme="majorHAnsi" w:hAnsiTheme="majorHAnsi"/>
+                <w:b/>
+                <w:bCs/>
+              </w:rPr>
+            </w:pPr>
+            <w:r>
+              <w:rPr>
+                <w:rFonts w:asciiTheme="majorHAnsi" w:hAnsiTheme="majorHAnsi"/>
+                <w:b/>
+                <w:bCs/>
+              </w:rPr>
+              <w:t>UDP</w:t>
+            </w:r>
+          </w:p>
+        </w:tc>
+      </w:tr>
+      <w:tr>
+        <w:trPr>
+          <w:tblCellSpacing w:w="15" w:type="dxa"/>
+        </w:trPr>
+        <w:tc>
+          <w:tcPr>
+            <w:tcW w:w="0" w:type="auto"/>
+            <w:vAlign w:val="center"/>
+            <w:hideMark/>
+          </w:tcPr>
+          <w:p>
+            <w:pPr>
+              <w:rPr>
+                <w:rFonts w:asciiTheme="majorHAnsi" w:hAnsiTheme="majorHAnsi"/>
+              </w:rPr>
+            </w:pPr>
+            <w:r>
+              <w:rPr>
+                <w:rFonts w:asciiTheme="majorHAnsi" w:hAnsiTheme="majorHAnsi"/>
+              </w:rPr>
+              <w:t>Retransmits lost packets</w:t>
+            </w:r>
+          </w:p>
+        </w:tc>
+        <w:tc>
+          <w:tcPr>
+            <w:tcW w:w="0" w:type="auto"/>
+            <w:vAlign w:val="center"/>
+            <w:hideMark/>
+          </w:tcPr>
+          <w:p>
+            <w:pPr>
+              <w:rPr>
+                <w:rFonts w:asciiTheme="majorHAnsi" w:hAnsiTheme="majorHAnsi"/>
+              </w:rPr>
+            </w:pPr>
+            <w:r>
+              <w:rPr>
+                <w:rFonts w:asciiTheme="majorHAnsi" w:hAnsiTheme="majorHAnsi"/>
+              </w:rPr>
+              <w:t>No retransmission</w:t>
+            </w:r>
+          </w:p>
+        </w:tc>
+      </w:tr>
+      <w:tr>
+        <w:trPr>
+          <w:tblCellSpacing w:w="15" w:type="dxa"/>
+        </w:trPr>
+        <w:tc>
+          <w:tcPr>
+            <w:tcW w:w="0" w:type="auto"/>
+            <w:vAlign w:val="center"/>
+            <w:hideMark/>
+          </w:tcPr>
+          <w:p>
+            <w:pPr>
+              <w:rPr>
+                <w:rFonts w:asciiTheme="majorHAnsi" w:hAnsiTheme="majorHAnsi"/>
+              </w:rPr>
+            </w:pPr>
+            <w:r>
+              <w:rPr>
+                <w:rFonts w:asciiTheme="majorHAnsi" w:hAnsiTheme="majorHAnsi"/>
+              </w:rPr>
+              <w:t>ACKs</w:t>
+            </w:r>
+          </w:p>
+        </w:tc>
+        <w:tc>
+          <w:tcPr>
+            <w:tcW w:w="0" w:type="auto"/>
+            <w:vAlign w:val="center"/>
+            <w:hideMark/>
+          </w:tcPr>
+          <w:p>
+            <w:pPr>
+              <w:rPr>
+                <w:rFonts w:asciiTheme="majorHAnsi" w:hAnsiTheme="majorHAnsi"/>
+              </w:rPr>
+            </w:pPr>
+            <w:r>
+              <w:rPr>
+                <w:rFonts w:asciiTheme="majorHAnsi" w:hAnsiTheme="majorHAnsi"/>
+              </w:rPr>
+              <w:t>No ACKs</w:t>
+            </w:r>
+          </w:p>
+        </w:tc>
+      </w:tr>
+      <w:tr>
+        <w:trPr>
+          <w:tblCellSpacing w:w="15" w:type="dxa"/>
+        </w:trPr>
+        <w:tc>
+          <w:tcPr>
+            <w:tcW w:w="0" w:type="auto"/>
+            <w:vAlign w:val="center"/>
+            <w:hideMark/>
+          </w:tcPr>
+          <w:p>
+            <w:pPr>
+              <w:rPr>
+                <w:rFonts w:asciiTheme="majorHAnsi" w:hAnsiTheme="majorHAnsi"/>
+              </w:rPr>
+            </w:pPr>
+            <w:r>
+              <w:rPr>
+                <w:rFonts w:asciiTheme="majorHAnsi" w:hAnsiTheme="majorHAnsi"/>
+              </w:rPr>
+              <w:t>Reliable</w:t>
+            </w:r>
+          </w:p>
+        </w:tc>
+        <w:tc>
+          <w:tcPr>
+            <w:tcW w:w="0" w:type="auto"/>
+            <w:vAlign w:val="center"/>
+            <w:hideMark/>
+          </w:tcPr>
+          <w:p>
+            <w:pPr>
+              <w:rPr>
+                <w:rFonts w:asciiTheme="majorHAnsi" w:hAnsiTheme="majorHAnsi"/>
+              </w:rPr>
+            </w:pPr>
+            <w:r>
+              <w:rPr>
+                <w:rFonts w:asciiTheme="majorHAnsi" w:hAnsiTheme="majorHAnsi"/>
+              </w:rPr>
+              <w:t>Best-effort</w:t>
+            </w:r>
+          </w:p>
+        </w:tc>
+      </w:tr>
+      <w:tr>
+        <w:trPr>
+          <w:tblCellSpacing w:w="15" w:type="dxa"/>
+        </w:trPr>
+        <w:tc>
+          <w:tcPr>
+            <w:tcW w:w="0" w:type="auto"/>
+            <w:vAlign w:val="center"/>
+            <w:hideMark/>
+          </w:tcPr>
+          <w:p>
+            <w:pPr>
+              <w:rPr>
+                <w:rFonts w:asciiTheme="majorHAnsi" w:hAnsiTheme="majorHAnsi"/>
+              </w:rPr>
+            </w:pPr>
+            <w:r>
+              <w:rPr>
+                <w:rFonts w:asciiTheme="majorHAnsi" w:hAnsiTheme="majorHAnsi"/>
+              </w:rPr>
+              <w:t>Ordered delivery</w:t>
+            </w:r>
+          </w:p>
+        </w:tc>
+        <w:tc>
+          <w:tcPr>
+            <w:tcW w:w="0" w:type="auto"/>
+            <w:vAlign w:val="center"/>
+            <w:hideMark/>
+          </w:tcPr>
+          <w:p>
+            <w:pPr>
+              <w:rPr>
+                <w:rFonts w:asciiTheme="majorHAnsi" w:hAnsiTheme="majorHAnsi"/>
+              </w:rPr>
+            </w:pPr>
+            <w:r>
+              <w:rPr>
+                <w:rFonts w:asciiTheme="majorHAnsi" w:hAnsiTheme="majorHAnsi"/>
+              </w:rPr>
+              <w:t>No ordering guarantee</w:t>
+            </w:r>
+          </w:p>
+        </w:tc>
+      </w:tr>
+    </w:tbl>
+    <w:p>
+      <w:pPr>
+        <w:rPr>
+          <w:rFonts w:asciiTheme="majorHAnsi" w:hAnsiTheme="majorHAnsi"/>
+        </w:rPr>
+      </w:pPr>
+      <w:r>
+        <w:rPr>
+          <w:rFonts w:asciiTheme="majorHAnsi" w:hAnsiTheme="majorHAnsi"/>
+        </w:rPr>
+        <w:t xml:space="preserve"> </w:t>
+      </w:r>
+    </w:p>
+    <w:p>
+      <w:pPr>
+        <w:rPr>
+          <w:rFonts w:asciiTheme="majorHAnsi" w:hAnsiTheme="majorHAnsi"/>
+        </w:rPr>
+      </w:pPr>
+      <w:r>
+        <w:rPr>
+          <w:rFonts w:asciiTheme="majorHAnsi" w:hAnsiTheme="majorHAnsi"/>
+        </w:rPr>
+        <w:t xml:space="preserve">9. Analyze packet size variations in UDP applications. </w:t>
+      </w:r>
+      <w:r>
+        <w:rPr>
+          <w:rFonts w:asciiTheme="majorHAnsi" w:hAnsiTheme="majorHAnsi"/>
+        </w:rPr>
+        <w:br/>
+      </w:r>
+      <w:r>
+        <w:rPr>
+          <w:rFonts w:asciiTheme="majorHAnsi" w:hAnsiTheme="majorHAnsi"/>
+        </w:rPr>
+        <w:t xml:space="preserve">  DNS: </w:t>
+      </w:r>
+      <w:r>
+        <w:rPr>
+          <w:rFonts w:asciiTheme="majorHAnsi" w:hAnsiTheme="majorHAnsi"/>
+          <w:b/>
+          <w:bCs/>
+        </w:rPr>
+        <w:t>60–150 bytes</w:t>
+      </w:r>
+      <w:r>
+        <w:rPr>
+          <w:rFonts w:asciiTheme="majorHAnsi" w:hAnsiTheme="majorHAnsi"/>
+        </w:rPr>
+        <w:t xml:space="preserve"> </w:t>
+      </w:r>
+    </w:p>
+    <w:p>
+      <w:pPr>
+        <w:rPr>
+          <w:rFonts w:asciiTheme="majorHAnsi" w:hAnsiTheme="majorHAnsi"/>
+        </w:rPr>
+      </w:pPr>
+      <w:r>
+        <w:rPr>
+          <w:rFonts w:asciiTheme="majorHAnsi" w:hAnsiTheme="majorHAnsi"/>
+        </w:rPr>
+        <w:t xml:space="preserve">  VoIP: </w:t>
+      </w:r>
+      <w:r>
+        <w:rPr>
+          <w:rFonts w:asciiTheme="majorHAnsi" w:hAnsiTheme="majorHAnsi"/>
+          <w:b/>
+          <w:bCs/>
+        </w:rPr>
+        <w:t>60–200 bytes</w:t>
+      </w:r>
+      <w:r>
+        <w:rPr>
+          <w:rFonts w:asciiTheme="majorHAnsi" w:hAnsiTheme="majorHAnsi"/>
+        </w:rPr>
+        <w:t xml:space="preserve"> </w:t>
+      </w:r>
+    </w:p>
+    <w:p>
+      <w:pPr>
+        <w:rPr>
+          <w:rFonts w:asciiTheme="majorHAnsi" w:hAnsiTheme="majorHAnsi"/>
+        </w:rPr>
+      </w:pPr>
+      <w:r>
+        <w:rPr>
+          <w:rFonts w:asciiTheme="majorHAnsi" w:hAnsiTheme="majorHAnsi"/>
+        </w:rPr>
+        <w:t xml:space="preserve">  Video streaming: </w:t>
+      </w:r>
+      <w:r>
+        <w:rPr>
+          <w:rFonts w:asciiTheme="majorHAnsi" w:hAnsiTheme="majorHAnsi"/>
+          <w:b/>
+          <w:bCs/>
+        </w:rPr>
+        <w:t>500–1400 bytes</w:t>
+      </w:r>
+    </w:p>
+    <w:p>
+      <w:pPr>
+        <w:rPr>
+          <w:rFonts w:asciiTheme="majorHAnsi" w:hAnsiTheme="majorHAnsi"/>
+        </w:rPr>
+      </w:pPr>
+      <w:r>
+        <w:rPr>
+          <w:rFonts w:asciiTheme="majorHAnsi" w:hAnsiTheme="majorHAnsi"/>
+        </w:rPr>
+        <w:t>10. Study real-time traffic behavior using UDP streams.</w:t>
+      </w:r>
+    </w:p>
+    <w:p>
+      <w:pPr>
+        <w:rPr>
+          <w:rFonts w:asciiTheme="majorHAnsi" w:hAnsiTheme="majorHAnsi"/>
+        </w:rPr>
+      </w:pPr>
+      <w:r>
+        <w:rPr>
+          <w:rFonts w:asciiTheme="majorHAnsi" w:hAnsiTheme="majorHAnsi"/>
+        </w:rPr>
+        <w:t>Real-time applications:</w:t>
+      </w:r>
+    </w:p>
+    <w:p>
+      <w:pPr>
+        <w:numPr>
+          <w:ilvl w:val="0"/>
+          <w:numId w:val="3"/>
+        </w:numPr>
+        <w:rPr>
+          <w:rFonts w:asciiTheme="majorHAnsi" w:hAnsiTheme="majorHAnsi"/>
+        </w:rPr>
+      </w:pPr>
+      <w:r>
+        <w:rPr>
+          <w:rFonts w:asciiTheme="majorHAnsi" w:hAnsiTheme="majorHAnsi"/>
+        </w:rPr>
+        <w:t xml:space="preserve">VoIP </w:t>
+      </w:r>
+    </w:p>
+    <w:p>
+      <w:pPr>
+        <w:numPr>
+          <w:ilvl w:val="0"/>
+          <w:numId w:val="3"/>
+        </w:numPr>
+        <w:rPr>
+          <w:rFonts w:asciiTheme="majorHAnsi" w:hAnsiTheme="majorHAnsi"/>
+        </w:rPr>
+      </w:pPr>
+      <w:r>
+        <w:rPr>
+          <w:rFonts w:asciiTheme="majorHAnsi" w:hAnsiTheme="majorHAnsi"/>
+        </w:rPr>
+        <w:lastRenderedPageBreak/>
+        <w:t xml:space="preserve">Online gaming </w:t>
+      </w:r>
+    </w:p>
+    <w:p>
+      <w:pPr>
+        <w:numPr>
+          <w:ilvl w:val="0"/>
+          <w:numId w:val="3"/>
+        </w:numPr>
+        <w:rPr>
+          <w:rFonts w:asciiTheme="majorHAnsi" w:hAnsiTheme="majorHAnsi"/>
+        </w:rPr>
+      </w:pPr>
+      <w:r>
+        <w:rPr>
+          <w:rFonts w:asciiTheme="majorHAnsi" w:hAnsiTheme="majorHAnsi"/>
+        </w:rPr>
+        <w:t xml:space="preserve">Live streaming </w:t>
+      </w:r>
+    </w:p>
+    <w:p>
+      <w:pPr>
+        <w:rPr>
+          <w:rFonts w:asciiTheme="majorHAnsi" w:hAnsiTheme="majorHAnsi"/>
+        </w:rPr>
+      </w:pPr>
+      <w:r>
+        <w:rPr>
+          <w:rFonts w:asciiTheme="majorHAnsi" w:hAnsiTheme="majorHAnsi"/>
+        </w:rPr>
+        <w:t>Characteristics:</w:t>
+      </w:r>
+    </w:p>
+    <w:p>
+      <w:pPr>
+        <w:numPr>
+          <w:ilvl w:val="0"/>
+          <w:numId w:val="4"/>
+        </w:numPr>
+        <w:rPr>
+          <w:rFonts w:asciiTheme="majorHAnsi" w:hAnsiTheme="majorHAnsi"/>
+        </w:rPr>
+      </w:pPr>
+      <w:r>
+        <w:rPr>
+          <w:rFonts w:asciiTheme="majorHAnsi" w:hAnsiTheme="majorHAnsi"/>
+        </w:rPr>
+        <w:t xml:space="preserve">Low latency </w:t>
+      </w:r>
+    </w:p>
+    <w:p>
+      <w:pPr>
+        <w:numPr>
+          <w:ilvl w:val="0"/>
+          <w:numId w:val="4"/>
+        </w:numPr>
+        <w:rPr>
+          <w:rFonts w:asciiTheme="majorHAnsi" w:hAnsiTheme="majorHAnsi"/>
+        </w:rPr>
+      </w:pPr>
+      <w:r>
+        <w:rPr>
+          <w:rFonts w:asciiTheme="majorHAnsi" w:hAnsiTheme="majorHAnsi"/>
+        </w:rPr>
+        <w:t xml:space="preserve">Minimal overhead </w:t>
+      </w:r>
+    </w:p>
+    <w:p>
+      <w:pPr>
+        <w:numPr>
+          <w:ilvl w:val="0"/>
+          <w:numId w:val="4"/>
+        </w:numPr>
+        <w:rPr>
+          <w:rFonts w:asciiTheme="majorHAnsi" w:hAnsiTheme="majorHAnsi"/>
+        </w:rPr>
+      </w:pPr>
+      <w:r>
+        <w:rPr>
+          <w:rFonts w:asciiTheme="majorHAnsi" w:hAnsiTheme="majorHAnsi"/>
+        </w:rPr>
+        <w:t>Some packet loss acceptable</w:t>
+      </w:r>
+    </w:p>
+    <w:p>
+      <w:pPr>
+        <w:rPr>
+          <w:rFonts w:asciiTheme="majorHAnsi" w:hAnsiTheme="majorHAnsi"/>
+        </w:rPr>
+      </w:pPr>
+    </w:p>
+    <w:p>
+      <w:pPr>
+        <w:rPr>
+          <w:rFonts w:asciiTheme="majorHAnsi" w:hAnsiTheme="majorHAnsi"/>
+        </w:rPr>
+      </w:pPr>
+    </w:p>
+    <w:p>
+      <w:pPr>
+        <w:rPr>
+          <w:rFonts w:asciiTheme="majorHAnsi" w:hAnsiTheme="majorHAnsi"/>
+        </w:rPr>
+      </w:pPr>
+    </w:p>
+    <w:p>
+      <w:pPr>
+        <w:rPr>
+          <w:rFonts w:asciiTheme="majorHAnsi" w:hAnsiTheme="majorHAnsi"/>
+        </w:rPr>
+      </w:pPr>
+    </w:p>
+    <w:p>
+      <w:pPr>
+        <w:rPr>
+          <w:rFonts w:asciiTheme="majorHAnsi" w:hAnsiTheme="majorHAnsi"/>
+        </w:rPr>
+      </w:pPr>
+    </w:p>
+    <w:p>
+      <w:pPr>
+        <w:rPr>
+          <w:rFonts w:asciiTheme="majorHAnsi" w:hAnsiTheme="majorHAnsi"/>
+        </w:rPr>
+      </w:pPr>
+      <w:r>
+        <w:rPr>
+          <w:rFonts w:asciiTheme="majorHAnsi" w:hAnsiTheme="majorHAnsi"/>
+        </w:rPr>
+        <w:t>NAT (Network Address Translation) Exercises</w:t>
+      </w:r>
+    </w:p>
+    <w:p>
+      <w:pPr>
+        <w:rPr>
+          <w:rFonts w:asciiTheme="majorHAnsi" w:hAnsiTheme="majorHAnsi"/>
+        </w:rPr>
+      </w:pPr>
+      <w:r>
+        <w:rPr>
+          <w:rFonts w:asciiTheme="majorHAnsi" w:hAnsiTheme="majorHAnsi"/>
+        </w:rPr>
+        <w:t xml:space="preserve">1. Capture packets before and after NAT translation and identify IP changes. </w:t>
+      </w:r>
+    </w:p>
+    <w:p>
+      <w:pPr>
+        <w:rPr>
+          <w:rFonts w:asciiTheme="majorHAnsi" w:hAnsiTheme="majorHAnsi"/>
+        </w:rPr>
+      </w:pPr>
+      <w:r>
+        <w:rPr>
+          <w:rFonts w:asciiTheme="majorHAnsi" w:hAnsiTheme="majorHAnsi"/>
+        </w:rPr>
+        <w:t xml:space="preserve">2. Analyze source NAT and destination NAT behavior. </w:t>
+      </w:r>
+    </w:p>
+    <w:p>
+      <w:pPr>
+        <w:rPr>
+          <w:rFonts w:asciiTheme="majorHAnsi" w:hAnsiTheme="majorHAnsi"/>
+          <w:b/>
+          <w:bCs/>
+        </w:rPr>
+      </w:pPr>
+      <w:r>
+        <w:rPr>
+          <w:rFonts w:asciiTheme="majorHAnsi" w:hAnsiTheme="majorHAnsi"/>
+          <w:b/>
+          <w:bCs/>
+        </w:rPr>
+        <w:t>Analyze source NAT and destination NAT behavior.</w:t>
+      </w:r>
+    </w:p>
+    <w:p>
+      <w:pPr>
+        <w:numPr>
+          <w:ilvl w:val="0"/>
+          <w:numId w:val="5"/>
+        </w:numPr>
+        <w:rPr>
+          <w:rFonts w:asciiTheme="majorHAnsi" w:hAnsiTheme="majorHAnsi"/>
+        </w:rPr>
+      </w:pPr>
+      <w:r>
+        <w:rPr>
+          <w:rFonts w:asciiTheme="majorHAnsi" w:hAnsiTheme="majorHAnsi"/>
+          <w:b/>
+          <w:bCs/>
+        </w:rPr>
+        <w:t>Source NAT (SNAT):</w:t>
+      </w:r>
+      <w:r>
+        <w:rPr>
+          <w:rFonts w:asciiTheme="majorHAnsi" w:hAnsiTheme="majorHAnsi"/>
+        </w:rPr>
+        <w:t xml:space="preserve"> Changes the source IP before sending packets to the Internet. </w:t>
+      </w:r>
+    </w:p>
+    <w:p>
+      <w:pPr>
+        <w:numPr>
+          <w:ilvl w:val="0"/>
+          <w:numId w:val="5"/>
+        </w:numPr>
+        <w:rPr>
+          <w:rFonts w:asciiTheme="majorHAnsi" w:hAnsiTheme="majorHAnsi"/>
+        </w:rPr>
+      </w:pPr>
+      <w:r>
+        <w:rPr>
+          <w:rFonts w:asciiTheme="majorHAnsi" w:hAnsiTheme="majorHAnsi"/>
+          <w:b/>
+          <w:bCs/>
+        </w:rPr>
+        <w:t>Destination NAT (DNAT):</w:t>
+      </w:r>
+      <w:r>
+        <w:rPr>
+          <w:rFonts w:asciiTheme="majorHAnsi" w:hAnsiTheme="majorHAnsi"/>
+        </w:rPr>
+        <w:t xml:space="preserve"> Changes the destination IP to forward incoming traffic to an internal host.</w:t>
+      </w:r>
+    </w:p>
+    <w:p>
+      <w:pPr>
+        <w:rPr>
+          <w:rFonts w:asciiTheme="majorHAnsi" w:hAnsiTheme="majorHAnsi"/>
+        </w:rPr>
+      </w:pPr>
+    </w:p>
+    <w:p>
+      <w:pPr>
+        <w:rPr>
+          <w:rFonts w:asciiTheme="majorHAnsi" w:hAnsiTheme="majorHAnsi"/>
+        </w:rPr>
+      </w:pPr>
+      <w:r>
+        <w:rPr>
+          <w:rFonts w:asciiTheme="majorHAnsi" w:hAnsiTheme="majorHAnsi"/>
+        </w:rPr>
+        <w:t xml:space="preserve">3. Observe private and public IP address mapping. </w:t>
+      </w:r>
+    </w:p>
+    <w:p>
+      <w:pPr>
+        <w:rPr>
+          <w:rFonts w:asciiTheme="majorHAnsi" w:hAnsiTheme="majorHAnsi"/>
+        </w:rPr>
+      </w:pPr>
+      <w:r>
+        <w:rPr>
+          <w:rFonts w:asciiTheme="majorHAnsi" w:hAnsiTheme="majorHAnsi"/>
+        </w:rPr>
+        <w:t xml:space="preserve">4. Identify port translation performed by NAT devices. </w:t>
+      </w:r>
+    </w:p>
+    <w:p>
+      <w:pPr>
+        <w:rPr>
+          <w:rFonts w:asciiTheme="majorHAnsi" w:hAnsiTheme="majorHAnsi"/>
+        </w:rPr>
+      </w:pPr>
+      <w:r>
+        <w:rPr>
+          <w:rFonts w:asciiTheme="majorHAnsi" w:hAnsiTheme="majorHAnsi"/>
+        </w:rPr>
+        <w:t xml:space="preserve">5. Compare static NAT and dynamic NAT operations. </w:t>
+      </w:r>
+    </w:p>
+    <w:tbl>
+      <w:tblPr>
+        <w:tblW w:w="0" w:type="auto"/>
+        <w:tblCellSpacing w:w="15" w:type="dxa"/>
+        <w:tblCellMar>
+          <w:top w:w="15" w:type="dxa"/>
+          <w:left w:w="15" w:type="dxa"/>
+          <w:bottom w:w="15" w:type="dxa"/>
+          <w:right w:w="15" w:type="dxa"/>
+        </w:tblCellMar>
+        <w:tblLook w:val="04A0" w:firstRow="1" w:lastRow="0" w:firstColumn="1" w:lastColumn="0" w:noHBand="0" w:noVBand="1"/>
+      </w:tblPr>
+      <w:tblGrid>
+        <w:gridCol w:w="2099"/>
+        <w:gridCol w:w="2777"/>
+      </w:tblGrid>
+      <w:tr>
+        <w:trPr>
+          <w:tblHeader/>
+          <w:tblCellSpacing w:w="15" w:type="dxa"/>
+        </w:trPr>
+        <w:tc>
+          <w:tcPr>
+            <w:tcW w:w="0" w:type="auto"/>
+            <w:vAlign w:val="center"/>
+            <w:hideMark/>
+          </w:tcPr>
+          <w:p>
+            <w:pPr>
+              <w:rPr>
+                <w:rFonts w:asciiTheme="majorHAnsi" w:hAnsiTheme="majorHAnsi"/>
+                <w:b/>
+                <w:bCs/>
+              </w:rPr>
+            </w:pPr>
+            <w:r>
+              <w:rPr>
+                <w:rFonts w:asciiTheme="majorHAnsi" w:hAnsiTheme="majorHAnsi"/>
+                <w:b/>
+                <w:bCs/>
+              </w:rPr>
+              <w:t>Static NAT</w:t>
+            </w:r>
+          </w:p>
+        </w:tc>
+        <w:tc>
+          <w:tcPr>
+            <w:tcW w:w="0" w:type="auto"/>
+            <w:vAlign w:val="center"/>
+            <w:hideMark/>
+          </w:tcPr>
+          <w:p>
+            <w:pPr>
+              <w:rPr>
+                <w:rFonts w:asciiTheme="majorHAnsi" w:hAnsiTheme="majorHAnsi"/>
+                <w:b/>
+                <w:bCs/>
+              </w:rPr>
+            </w:pPr>
+            <w:r>
+              <w:rPr>
+                <w:rFonts w:asciiTheme="majorHAnsi" w:hAnsiTheme="majorHAnsi"/>
+                <w:b/>
+                <w:bCs/>
+              </w:rPr>
+              <w:t>Dynamic NAT</w:t>
+            </w:r>
+          </w:p>
+        </w:tc>
+      </w:tr>
+      <w:tr>
+        <w:trPr>
+          <w:tblCellSpacing w:w="15" w:type="dxa"/>
+        </w:trPr>
+        <w:tc>
+          <w:tcPr>
+            <w:tcW w:w="0" w:type="auto"/>
+            <w:vAlign w:val="center"/>
+            <w:hideMark/>
+          </w:tcPr>
+          <w:p>
+            <w:pPr>
+              <w:rPr>
+                <w:rFonts w:asciiTheme="majorHAnsi" w:hAnsiTheme="majorHAnsi"/>
+              </w:rPr>
+            </w:pPr>
+            <w:r>
+              <w:rPr>
+                <w:rFonts w:asciiTheme="majorHAnsi" w:hAnsiTheme="majorHAnsi"/>
+              </w:rPr>
+              <w:t>One-to-one mapping</w:t>
+            </w:r>
+          </w:p>
+        </w:tc>
+        <w:tc>
+          <w:tcPr>
+            <w:tcW w:w="0" w:type="auto"/>
+            <w:vAlign w:val="center"/>
+            <w:hideMark/>
+          </w:tcPr>
+          <w:p>
+            <w:pPr>
+              <w:rPr>
+                <w:rFonts w:asciiTheme="majorHAnsi" w:hAnsiTheme="majorHAnsi"/>
+              </w:rPr>
+            </w:pPr>
+            <w:r>
+              <w:rPr>
+                <w:rFonts w:asciiTheme="majorHAnsi" w:hAnsiTheme="majorHAnsi"/>
+              </w:rPr>
+              <w:t>Uses available address pool</w:t>
+            </w:r>
+          </w:p>
+        </w:tc>
+      </w:tr>
+      <w:tr>
+        <w:trPr>
+          <w:tblCellSpacing w:w="15" w:type="dxa"/>
+        </w:trPr>
+        <w:tc>
+          <w:tcPr>
+            <w:tcW w:w="0" w:type="auto"/>
+            <w:vAlign w:val="center"/>
+            <w:hideMark/>
+          </w:tcPr>
+          <w:p>
+            <w:pPr>
+              <w:rPr>
+                <w:rFonts w:asciiTheme="majorHAnsi" w:hAnsiTheme="majorHAnsi"/>
+              </w:rPr>
+            </w:pPr>
+            <w:r>
+              <w:rPr>
+                <w:rFonts w:asciiTheme="majorHAnsi" w:hAnsiTheme="majorHAnsi"/>
+              </w:rPr>
+              <w:t>Permanent mapping</w:t>
+            </w:r>
+          </w:p>
+        </w:tc>
+        <w:tc>
+          <w:tcPr>
+            <w:tcW w:w="0" w:type="auto"/>
+            <w:vAlign w:val="center"/>
+            <w:hideMark/>
+          </w:tcPr>
+          <w:p>
+            <w:pPr>
+              <w:rPr>
+                <w:rFonts w:asciiTheme="majorHAnsi" w:hAnsiTheme="majorHAnsi"/>
+              </w:rPr>
+            </w:pPr>
+            <w:r>
+              <w:rPr>
+                <w:rFonts w:asciiTheme="majorHAnsi" w:hAnsiTheme="majorHAnsi"/>
+              </w:rPr>
+              <w:t>Temporary mapping</w:t>
+            </w:r>
+          </w:p>
+        </w:tc>
+      </w:tr>
+      <w:tr>
+        <w:trPr>
+          <w:tblCellSpacing w:w="15" w:type="dxa"/>
+        </w:trPr>
+        <w:tc>
+          <w:tcPr>
+            <w:tcW w:w="0" w:type="auto"/>
+            <w:vAlign w:val="center"/>
+            <w:hideMark/>
+          </w:tcPr>
+          <w:p>
+            <w:pPr>
+              <w:rPr>
+                <w:rFonts w:asciiTheme="majorHAnsi" w:hAnsiTheme="majorHAnsi"/>
+              </w:rPr>
+            </w:pPr>
+            <w:r>
+              <w:rPr>
+                <w:rFonts w:asciiTheme="majorHAnsi" w:hAnsiTheme="majorHAnsi"/>
+              </w:rPr>
+              <w:lastRenderedPageBreak/>
+              <w:t>Used for servers</w:t>
+            </w:r>
+          </w:p>
+        </w:tc>
+        <w:tc>
+          <w:tcPr>
+            <w:tcW w:w="0" w:type="auto"/>
+            <w:vAlign w:val="center"/>
+            <w:hideMark/>
+          </w:tcPr>
+          <w:p>
+            <w:pPr>
+              <w:rPr>
+                <w:rFonts w:asciiTheme="majorHAnsi" w:hAnsiTheme="majorHAnsi"/>
+              </w:rPr>
+            </w:pPr>
+            <w:r>
+              <w:rPr>
+                <w:rFonts w:asciiTheme="majorHAnsi" w:hAnsiTheme="majorHAnsi"/>
+              </w:rPr>
+              <w:t>Used for client devices</w:t>
+            </w:r>
+          </w:p>
+        </w:tc>
+      </w:tr>
+    </w:tbl>
+    <w:p>
+      <w:pPr>
+        <w:rPr>
+          <w:rFonts w:asciiTheme="majorHAnsi" w:hAnsiTheme="majorHAnsi"/>
+        </w:rPr>
+      </w:pPr>
+    </w:p>
+    <w:p>
+      <w:pPr>
+        <w:rPr>
+          <w:rFonts w:asciiTheme="majorHAnsi" w:hAnsiTheme="majorHAnsi"/>
+        </w:rPr>
+      </w:pPr>
+      <w:r>
+        <w:rPr>
+          <w:rFonts w:asciiTheme="majorHAnsi" w:hAnsiTheme="majorHAnsi"/>
+        </w:rPr>
+        <w:t xml:space="preserve">6. Use Wireshark to examine packets passing through a home router. </w:t>
+      </w:r>
+    </w:p>
+    <w:p>
+      <w:pPr>
+        <w:rPr>
+          <w:rFonts w:asciiTheme="majorHAnsi" w:hAnsiTheme="majorHAnsi"/>
+        </w:rPr>
+      </w:pPr>
+      <w:r>
+        <w:rPr>
+          <w:rFonts w:asciiTheme="majorHAnsi" w:hAnsiTheme="majorHAnsi"/>
+        </w:rPr>
+        <w:t xml:space="preserve">7. Analyze how NAT affects TCP and UDP communication. </w:t>
+      </w:r>
+    </w:p>
+    <w:p>
+      <w:pPr>
         <w:pStyle w:val="ListParagraph"/>
-      </w:pPr>
+        <w:numPr>
+          <w:ilvl w:val="0"/>
+          <w:numId w:val="6"/>
+        </w:numPr>
+        <w:rPr>
+          <w:rFonts w:asciiTheme="majorHAnsi" w:hAnsiTheme="majorHAnsi"/>
+        </w:rPr>
+      </w:pPr>
+      <w:r>
+        <w:rPr>
+          <w:rFonts w:asciiTheme="majorHAnsi" w:hAnsiTheme="majorHAnsi"/>
+        </w:rPr>
+        <w:t>Changes</w:t>
+      </w:r>
+      <w:r>
+        <w:rPr>
+          <w:rFonts w:asciiTheme="majorHAnsi" w:hAnsiTheme="majorHAnsi"/>
+        </w:rPr>
+        <w:t xml:space="preserve"> IP addresses and ports. </w:t>
+      </w:r>
+    </w:p>
+    <w:p>
+      <w:pPr>
+        <w:pStyle w:val="ListParagraph"/>
+        <w:numPr>
+          <w:ilvl w:val="0"/>
+          <w:numId w:val="6"/>
+        </w:numPr>
+        <w:rPr>
+          <w:rFonts w:asciiTheme="majorHAnsi" w:hAnsiTheme="majorHAnsi"/>
+        </w:rPr>
+      </w:pPr>
+      <w:r>
+        <w:rPr>
+          <w:rFonts w:asciiTheme="majorHAnsi" w:hAnsiTheme="majorHAnsi"/>
+        </w:rPr>
+        <w:t xml:space="preserve">TCP connections continue normally due to connection tracking. </w:t>
+      </w:r>
+    </w:p>
+    <w:p>
+      <w:pPr>
+        <w:pStyle w:val="ListParagraph"/>
+        <w:numPr>
+          <w:ilvl w:val="0"/>
+          <w:numId w:val="6"/>
+        </w:numPr>
+        <w:rPr>
+          <w:rFonts w:asciiTheme="majorHAnsi" w:hAnsiTheme="majorHAnsi"/>
+        </w:rPr>
+      </w:pPr>
+      <w:r>
+        <w:rPr>
+          <w:rFonts w:asciiTheme="majorHAnsi" w:hAnsiTheme="majorHAnsi"/>
+        </w:rPr>
+        <w:t>UDP mappings expire faster because UDP is connectionless.</w:t>
+      </w:r>
+    </w:p>
+    <w:p>
+      <w:pPr>
+        <w:rPr>
+          <w:rFonts w:asciiTheme="majorHAnsi" w:hAnsiTheme="majorHAnsi"/>
+        </w:rPr>
+      </w:pPr>
+      <w:r>
+        <w:rPr>
+          <w:rFonts w:asciiTheme="majorHAnsi" w:hAnsiTheme="majorHAnsi"/>
+        </w:rPr>
+        <w:t xml:space="preserve">8. Observe packet headers modified by NAT devices. </w:t>
+      </w:r>
+    </w:p>
+    <w:p>
+      <w:pPr>
+        <w:spacing w:after="0" w:line="240" w:lineRule="auto"/>
+        <w:rPr>
+          <w:rFonts w:asciiTheme="majorHAnsi" w:eastAsia="Times New Roman" w:hAnsiTheme="majorHAnsi" w:cs="Times New Roman"/>
+          <w:kern w:val="0"/>
+          <w14:ligatures w14:val="none"/>
+        </w:rPr>
+      </w:pPr>
+      <w:r>
+        <w:rPr>
+          <w:rFonts w:asciiTheme="majorHAnsi" w:eastAsia="Times New Roman" w:hAnsiTheme="majorHAnsi" w:cs="Times New Roman"/>
+          <w:kern w:val="0"/>
+          <w14:ligatures w14:val="none"/>
+        </w:rPr>
+        <w:t xml:space="preserve">  Source IP </w:t>
+      </w:r>
+    </w:p>
+    <w:p>
+      <w:pPr>
+        <w:spacing w:after="0" w:line="240" w:lineRule="auto"/>
+        <w:rPr>
+          <w:rFonts w:asciiTheme="majorHAnsi" w:eastAsia="Times New Roman" w:hAnsiTheme="majorHAnsi" w:cs="Times New Roman"/>
+          <w:kern w:val="0"/>
+          <w14:ligatures w14:val="none"/>
+        </w:rPr>
+      </w:pPr>
+      <w:r>
+        <w:rPr>
+          <w:rFonts w:asciiTheme="majorHAnsi" w:eastAsia="Times New Roman" w:hAnsiTheme="majorHAnsi" w:cs="Times New Roman"/>
+          <w:kern w:val="0"/>
+          <w14:ligatures w14:val="none"/>
+        </w:rPr>
+        <w:t xml:space="preserve">  Destination IP (DNAT) </w:t>
+      </w:r>
+    </w:p>
+    <w:p>
+      <w:pPr>
+        <w:spacing w:after="0" w:line="240" w:lineRule="auto"/>
+        <w:rPr>
+          <w:rFonts w:asciiTheme="majorHAnsi" w:eastAsia="Times New Roman" w:hAnsiTheme="majorHAnsi" w:cs="Times New Roman"/>
+          <w:kern w:val="0"/>
+          <w14:ligatures w14:val="none"/>
+        </w:rPr>
+      </w:pPr>
+      <w:r>
+        <w:rPr>
+          <w:rFonts w:asciiTheme="majorHAnsi" w:eastAsia="Times New Roman" w:hAnsiTheme="majorHAnsi" w:cs="Times New Roman"/>
+          <w:kern w:val="0"/>
+          <w14:ligatures w14:val="none"/>
+        </w:rPr>
+        <w:t xml:space="preserve">  Source Port </w:t>
+      </w:r>
+    </w:p>
+    <w:p>
+      <w:pPr>
+        <w:spacing w:after="0" w:line="240" w:lineRule="auto"/>
+        <w:rPr>
+          <w:rFonts w:asciiTheme="majorHAnsi" w:eastAsia="Times New Roman" w:hAnsiTheme="majorHAnsi" w:cs="Times New Roman"/>
+          <w:kern w:val="0"/>
+          <w14:ligatures w14:val="none"/>
+        </w:rPr>
+      </w:pPr>
+      <w:r>
+        <w:rPr>
+          <w:rFonts w:asciiTheme="majorHAnsi" w:eastAsia="Times New Roman" w:hAnsiTheme="majorHAnsi" w:cs="Times New Roman"/>
+          <w:kern w:val="0"/>
+          <w14:ligatures w14:val="none"/>
+        </w:rPr>
+        <w:t xml:space="preserve">  Destination Port </w:t>
+      </w:r>
+    </w:p>
+    <w:p>
+      <w:pPr>
+        <w:spacing w:after="0" w:line="240" w:lineRule="auto"/>
+        <w:rPr>
+          <w:rFonts w:asciiTheme="majorHAnsi" w:eastAsia="Times New Roman" w:hAnsiTheme="majorHAnsi" w:cs="Times New Roman"/>
+          <w:kern w:val="0"/>
+          <w14:ligatures w14:val="none"/>
+        </w:rPr>
+      </w:pPr>
+      <w:r>
+        <w:rPr>
+          <w:rFonts w:asciiTheme="majorHAnsi" w:eastAsia="Times New Roman" w:hAnsiTheme="majorHAnsi" w:cs="Times New Roman"/>
+          <w:kern w:val="0"/>
+          <w14:ligatures w14:val="none"/>
+        </w:rPr>
+        <w:t xml:space="preserve">  IP checksum </w:t>
+      </w:r>
+    </w:p>
+    <w:p>
+      <w:pPr>
+        <w:rPr>
+          <w:rFonts w:asciiTheme="majorHAnsi" w:hAnsiTheme="majorHAnsi"/>
+        </w:rPr>
+      </w:pPr>
+      <w:r>
+        <w:rPr>
+          <w:rFonts w:asciiTheme="majorHAnsi" w:eastAsia="Times New Roman" w:hAnsiTheme="majorHAnsi" w:cs="Times New Roman"/>
+          <w:kern w:val="0"/>
+          <w14:ligatures w14:val="none"/>
+        </w:rPr>
+        <w:t>  TCP/UDP checksum</w:t>
+      </w:r>
+    </w:p>
+    <w:p>
+      <w:pPr>
+        <w:rPr>
+          <w:rFonts w:asciiTheme="majorHAnsi" w:hAnsiTheme="majorHAnsi"/>
+        </w:rPr>
+      </w:pPr>
+      <w:r>
+        <w:rPr>
+          <w:rFonts w:asciiTheme="majorHAnsi" w:hAnsiTheme="majorHAnsi"/>
+        </w:rPr>
+        <w:t xml:space="preserve">9. Study internet access from multiple devices behind a NAT router. </w:t>
+      </w:r>
+    </w:p>
+    <w:p>
+      <w:pPr>
+        <w:rPr>
+          <w:rFonts w:asciiTheme="majorHAnsi" w:hAnsiTheme="majorHAnsi"/>
+        </w:rPr>
+      </w:pPr>
+      <w:r>
+        <w:rPr>
+          <w:rFonts w:asciiTheme="majorHAnsi" w:hAnsiTheme="majorHAnsi"/>
+        </w:rPr>
+        <w:t>All devices share one public IP using different translated port numbers.</w:t>
+      </w:r>
+    </w:p>
+    <w:p>
+      <w:pPr>
+        <w:rPr>
+          <w:rFonts w:asciiTheme="majorHAnsi" w:hAnsiTheme="majorHAnsi"/>
+        </w:rPr>
+      </w:pPr>
+      <w:r>
+        <w:rPr>
+          <w:rFonts w:asciiTheme="majorHAnsi" w:hAnsiTheme="majorHAnsi"/>
+        </w:rPr>
+        <w:t>10. Explain the role of NAT in IPv4 address conservation.</w:t>
+      </w:r>
+    </w:p>
+    <w:p>
+      <w:pPr>
+        <w:rPr>
+          <w:rFonts w:asciiTheme="majorHAnsi" w:hAnsiTheme="majorHAnsi"/>
+        </w:rPr>
+      </w:pPr>
+      <w:r>
+        <w:rPr>
+          <w:rFonts w:asciiTheme="majorHAnsi" w:hAnsiTheme="majorHAnsi"/>
+        </w:rPr>
+        <w:t>NAT allows many private devices to share a single public IPv4 address, reducing public IP address consumption and improving network security by hiding internal addresses.</w:t>
+      </w:r>
+    </w:p>
+    <w:p>
+      <w:pPr>
+        <w:rPr>
+          <w:rFonts w:asciiTheme="majorHAnsi" w:hAnsiTheme="majorHAnsi"/>
+        </w:rPr>
+      </w:pPr>
+    </w:p>
+    <w:p>
+      <w:pPr>
+        <w:rPr>
+          <w:rFonts w:asciiTheme="majorHAnsi" w:hAnsiTheme="majorHAnsi"/>
+        </w:rPr>
+      </w:pPr>
+    </w:p>
+    <w:p>
+      <w:pPr>
+        <w:rPr>
+          <w:rFonts w:asciiTheme="majorHAnsi" w:hAnsiTheme="majorHAnsi"/>
+        </w:rPr>
+      </w:pPr>
+      <w:r>
+        <w:rPr>
+          <w:rFonts w:asciiTheme="majorHAnsi" w:hAnsiTheme="majorHAnsi"/>
+        </w:rPr>
+        <w:t>ICMP Protocol Exercises</w:t>
+      </w:r>
+    </w:p>
+    <w:p>
+      <w:pPr>
+        <w:rPr>
+          <w:rFonts w:asciiTheme="majorHAnsi" w:hAnsiTheme="majorHAnsi"/>
+        </w:rPr>
+      </w:pPr>
+      <w:r>
+        <w:rPr>
+          <w:rFonts w:asciiTheme="majorHAnsi" w:hAnsiTheme="majorHAnsi"/>
+        </w:rPr>
+        <w:t>1. Capture ICMP packets generated using the ping command.</w:t>
+      </w:r>
+    </w:p>
+    <w:p>
+      <w:pPr>
+        <w:rPr>
+          <w:rFonts w:asciiTheme="majorHAnsi" w:hAnsiTheme="majorHAnsi"/>
+        </w:rPr>
+      </w:pPr>
+      <w:r>
+        <w:rPr>
+          <w:rFonts w:asciiTheme="majorHAnsi" w:hAnsiTheme="majorHAnsi"/>
+        </w:rPr>
+        <w:drawing>
+          <wp:inline distT="0" distB="0" distL="0" distR="0" wp14:anchorId="5AEE36A5" wp14:editId="049FEDFF">
+            <wp:extent cx="5943600" cy="265430"/>
+            <wp:effectExtent l="0" t="0" r="0" b="1270"/>
+            <wp:docPr id="1327239207" name="Picture 1"/>
+            <wp:cNvGraphicFramePr>
+              <a:graphicFrameLocks xmlns:a="http://schemas.openxmlformats.org/drawingml/2006/main" noChangeAspect="1"/>
+            </wp:cNvGraphicFramePr>
+            <a:graphic xmlns:a="http://schemas.openxmlformats.org/drawingml/2006/main">
+              <a:graphicData uri="http://schemas.openxmlformats.org/drawingml/2006/picture">
+                <pic:pic xmlns:pic="http://schemas.openxmlformats.org/drawingml/2006/picture">
+                  <pic:nvPicPr>
+                    <pic:cNvPr id="1327239207" name=""/>
+                    <pic:cNvPicPr/>
+                  </pic:nvPicPr>
+                  <pic:blipFill>
+                    <a:blip r:embed="rId29"/>
+                    <a:stretch>
+                      <a:fillRect/>
+                    </a:stretch>
+                  </pic:blipFill>
+                  <pic:spPr>
+                    <a:xfrm>
+                      <a:off x="0" y="0"/>
+                      <a:ext cx="5943600" cy="265430"/>
+                    </a:xfrm>
+                    <a:prstGeom prst="rect">
+                      <a:avLst/>
+                    </a:prstGeom>
+                  </pic:spPr>
+                </pic:pic>
+              </a:graphicData>
+            </a:graphic>
+          </wp:inline>
+        </w:drawing>
+      </w:r>
+    </w:p>
+    <w:p>
+      <w:pPr>
+        <w:rPr>
+          <w:rFonts w:asciiTheme="majorHAnsi" w:hAnsiTheme="majorHAnsi"/>
+        </w:rPr>
+      </w:pPr>
+      <w:r>
+        <w:rPr>
+          <w:rFonts w:asciiTheme="majorHAnsi" w:hAnsiTheme="majorHAnsi"/>
+        </w:rPr>
+        <w:t>2. Identify:</w:t>
+      </w:r>
+    </w:p>
+    <w:p>
+      <w:pPr>
+        <w:ind w:firstLine="720"/>
+        <w:rPr>
+          <w:rFonts w:asciiTheme="majorHAnsi" w:hAnsiTheme="majorHAnsi"/>
+        </w:rPr>
+      </w:pPr>
+      <w:r>
+        <w:rPr>
+          <w:rFonts w:asciiTheme="majorHAnsi" w:hAnsiTheme="majorHAnsi"/>
+        </w:rPr>
+        <w:t xml:space="preserve"> o Echo Request</w:t>
+      </w:r>
+      <w:r>
+        <w:rPr>
+          <w:rFonts w:asciiTheme="majorHAnsi" w:hAnsiTheme="majorHAnsi"/>
+        </w:rPr>
+        <w:t xml:space="preserve"> : Send by the Sender</w:t>
+      </w:r>
+    </w:p>
+    <w:p>
+      <w:pPr>
+        <w:ind w:left="720"/>
+        <w:rPr>
+          <w:rFonts w:asciiTheme="majorHAnsi" w:hAnsiTheme="majorHAnsi"/>
+        </w:rPr>
+      </w:pPr>
+      <w:r>
+        <w:rPr>
+          <w:rFonts w:asciiTheme="majorHAnsi" w:hAnsiTheme="majorHAnsi"/>
+        </w:rPr>
+        <w:lastRenderedPageBreak/>
+        <w:t xml:space="preserve"> o Echo Reply packets </w:t>
+      </w:r>
+      <w:r>
+        <w:rPr>
+          <w:rFonts w:asciiTheme="majorHAnsi" w:hAnsiTheme="majorHAnsi"/>
+        </w:rPr>
+        <w:t xml:space="preserve"> : Returned by the Destination Host</w:t>
+      </w:r>
+      <w:r>
+        <w:rPr>
+          <w:rFonts w:asciiTheme="majorHAnsi" w:hAnsiTheme="majorHAnsi"/>
+        </w:rPr>
+        <w:br/>
+      </w:r>
+      <w:r>
+        <w:rPr>
+          <w:rFonts w:asciiTheme="majorHAnsi" w:hAnsiTheme="majorHAnsi"/>
+        </w:rPr>
+        <w:br/>
+      </w:r>
+      <w:r>
+        <w:rPr>
+          <w:rFonts w:asciiTheme="majorHAnsi" w:hAnsiTheme="majorHAnsi"/>
+        </w:rPr>
+        <w:drawing>
+          <wp:inline distT="0" distB="0" distL="0" distR="0" wp14:anchorId="4A1B04CA" wp14:editId="5B2FBC03">
+            <wp:extent cx="5943600" cy="265430"/>
+            <wp:effectExtent l="0" t="0" r="0" b="1270"/>
+            <wp:docPr id="1773339030" name="Picture 1"/>
+            <wp:cNvGraphicFramePr>
+              <a:graphicFrameLocks xmlns:a="http://schemas.openxmlformats.org/drawingml/2006/main" noChangeAspect="1"/>
+            </wp:cNvGraphicFramePr>
+            <a:graphic xmlns:a="http://schemas.openxmlformats.org/drawingml/2006/main">
+              <a:graphicData uri="http://schemas.openxmlformats.org/drawingml/2006/picture">
+                <pic:pic xmlns:pic="http://schemas.openxmlformats.org/drawingml/2006/picture">
+                  <pic:nvPicPr>
+                    <pic:cNvPr id="1773339030" name=""/>
+                    <pic:cNvPicPr/>
+                  </pic:nvPicPr>
+                  <pic:blipFill>
+                    <a:blip r:embed="rId29"/>
+                    <a:stretch>
+                      <a:fillRect/>
+                    </a:stretch>
+                  </pic:blipFill>
+                  <pic:spPr>
+                    <a:xfrm>
+                      <a:off x="0" y="0"/>
+                      <a:ext cx="5943600" cy="265430"/>
+                    </a:xfrm>
+                    <a:prstGeom prst="rect">
+                      <a:avLst/>
+                    </a:prstGeom>
+                  </pic:spPr>
+                </pic:pic>
+              </a:graphicData>
+            </a:graphic>
+          </wp:inline>
+        </w:drawing>
+      </w:r>
+    </w:p>
+    <w:p>
+      <w:pPr>
+        <w:rPr>
+          <w:rFonts w:asciiTheme="majorHAnsi" w:hAnsiTheme="majorHAnsi"/>
+        </w:rPr>
+      </w:pPr>
+      <w:r>
+        <w:rPr>
+          <w:rFonts w:asciiTheme="majorHAnsi" w:hAnsiTheme="majorHAnsi"/>
+        </w:rPr>
+        <w:t>3. Measure round-trip time (RTT) using ICMP packets.</w:t>
+      </w:r>
+    </w:p>
+    <w:p>
+      <w:pPr>
+        <w:rPr>
+          <w:rFonts w:asciiTheme="majorHAnsi" w:hAnsiTheme="majorHAnsi"/>
+        </w:rPr>
+      </w:pPr>
+      <w:r>
+        <w:rPr>
+          <w:rFonts w:asciiTheme="majorHAnsi" w:hAnsiTheme="majorHAnsi"/>
+        </w:rPr>
+        <w:t>RTT is the time between an Echo Request and its corresponding Echo Reply.</w:t>
+      </w:r>
+    </w:p>
+    <w:p>
+      <w:pPr>
+        <w:rPr>
+          <w:rFonts w:asciiTheme="majorHAnsi" w:hAnsiTheme="majorHAnsi"/>
+        </w:rPr>
+      </w:pPr>
+      <w:r>
+        <w:rPr>
+          <w:rFonts w:asciiTheme="majorHAnsi" w:hAnsiTheme="majorHAnsi"/>
+        </w:rPr>
+        <w:t>0.</w:t>
+      </w:r>
+      <w:r>
+        <w:rPr>
+          <w:rFonts w:asciiTheme="majorHAnsi" w:hAnsiTheme="majorHAnsi"/>
+        </w:rPr>
+        <w:t>0522658</w:t>
+      </w:r>
+    </w:p>
+    <w:p>
+      <w:pPr>
+        <w:rPr>
+          <w:rFonts w:asciiTheme="majorHAnsi" w:hAnsiTheme="majorHAnsi"/>
+        </w:rPr>
+      </w:pPr>
+      <w:r>
+        <w:rPr>
+          <w:rFonts w:asciiTheme="majorHAnsi" w:hAnsiTheme="majorHAnsi"/>
+        </w:rPr>
+        <w:t xml:space="preserve"> 4. Use traceroute or tracert and analyze ICMP Time Exceeded messages. </w:t>
+      </w:r>
+      <w:r>
+        <w:rPr>
+          <w:rFonts w:asciiTheme="majorHAnsi" w:hAnsiTheme="majorHAnsi"/>
+        </w:rPr>
+        <w:br/>
+      </w:r>
+      <w:r>
+        <w:rPr>
+          <w:rFonts w:asciiTheme="majorHAnsi" w:hAnsiTheme="majorHAnsi"/>
+        </w:rPr>
+        <w:drawing>
+          <wp:inline distT="0" distB="0" distL="0" distR="0" wp14:anchorId="33FCD696" wp14:editId="01C23EC8">
+            <wp:extent cx="5943600" cy="615950"/>
+            <wp:effectExtent l="0" t="0" r="0" b="0"/>
+            <wp:docPr id="1224864875" name="Picture 1"/>
+            <wp:cNvGraphicFramePr>
+              <a:graphicFrameLocks xmlns:a="http://schemas.openxmlformats.org/drawingml/2006/main" noChangeAspect="1"/>
+            </wp:cNvGraphicFramePr>
+            <a:graphic xmlns:a="http://schemas.openxmlformats.org/drawingml/2006/main">
+              <a:graphicData uri="http://schemas.openxmlformats.org/drawingml/2006/picture">
+                <pic:pic xmlns:pic="http://schemas.openxmlformats.org/drawingml/2006/picture">
+                  <pic:nvPicPr>
+                    <pic:cNvPr id="1224864875" name=""/>
+                    <pic:cNvPicPr/>
+                  </pic:nvPicPr>
+                  <pic:blipFill>
+                    <a:blip r:embed="rId30"/>
+                    <a:stretch>
+                      <a:fillRect/>
+                    </a:stretch>
+                  </pic:blipFill>
+                  <pic:spPr>
+                    <a:xfrm>
+                      <a:off x="0" y="0"/>
+                      <a:ext cx="5943600" cy="615950"/>
+                    </a:xfrm>
+                    <a:prstGeom prst="rect">
+                      <a:avLst/>
+                    </a:prstGeom>
+                  </pic:spPr>
+                </pic:pic>
+              </a:graphicData>
+            </a:graphic>
+          </wp:inline>
+        </w:drawing>
+      </w:r>
+    </w:p>
+    <w:p>
+      <w:pPr>
+        <w:rPr>
+          <w:rFonts w:asciiTheme="majorHAnsi" w:hAnsiTheme="majorHAnsi"/>
+        </w:rPr>
+      </w:pPr>
+      <w:r>
+        <w:rPr>
+          <w:rFonts w:asciiTheme="majorHAnsi" w:hAnsiTheme="majorHAnsi"/>
+        </w:rPr>
+        <w:t xml:space="preserve">5. Compare ICMP traffic for reachable and unreachable hosts. </w:t>
+      </w:r>
+    </w:p>
+    <w:tbl>
+      <w:tblPr>
+        <w:tblW w:w="0" w:type="auto"/>
+        <w:tblCellSpacing w:w="15" w:type="dxa"/>
+        <w:tblCellMar>
+          <w:top w:w="15" w:type="dxa"/>
+          <w:left w:w="15" w:type="dxa"/>
+          <w:bottom w:w="15" w:type="dxa"/>
+          <w:right w:w="15" w:type="dxa"/>
+        </w:tblCellMar>
+        <w:tblLook w:val="04A0" w:firstRow="1" w:lastRow="0" w:firstColumn="1" w:lastColumn="0" w:noHBand="0" w:noVBand="1"/>
+      </w:tblPr>
+      <w:tblGrid>
+        <w:gridCol w:w="2029"/>
+        <w:gridCol w:w="3517"/>
+      </w:tblGrid>
+      <w:tr>
+        <w:trPr>
+          <w:tblHeader/>
+          <w:tblCellSpacing w:w="15" w:type="dxa"/>
+        </w:trPr>
+        <w:tc>
+          <w:tcPr>
+            <w:tcW w:w="0" w:type="auto"/>
+            <w:vAlign w:val="center"/>
+            <w:hideMark/>
+          </w:tcPr>
+          <w:p>
+            <w:pPr>
+              <w:rPr>
+                <w:rFonts w:asciiTheme="majorHAnsi" w:hAnsiTheme="majorHAnsi"/>
+                <w:b/>
+                <w:bCs/>
+              </w:rPr>
+            </w:pPr>
+            <w:r>
+              <w:rPr>
+                <w:rFonts w:asciiTheme="majorHAnsi" w:hAnsiTheme="majorHAnsi"/>
+                <w:b/>
+                <w:bCs/>
+              </w:rPr>
+              <w:t>Reachable Host</w:t>
+            </w:r>
+          </w:p>
+        </w:tc>
+        <w:tc>
+          <w:tcPr>
+            <w:tcW w:w="0" w:type="auto"/>
+            <w:vAlign w:val="center"/>
+            <w:hideMark/>
+          </w:tcPr>
+          <w:p>
+            <w:pPr>
+              <w:rPr>
+                <w:rFonts w:asciiTheme="majorHAnsi" w:hAnsiTheme="majorHAnsi"/>
+                <w:b/>
+                <w:bCs/>
+              </w:rPr>
+            </w:pPr>
+            <w:r>
+              <w:rPr>
+                <w:rFonts w:asciiTheme="majorHAnsi" w:hAnsiTheme="majorHAnsi"/>
+                <w:b/>
+                <w:bCs/>
+              </w:rPr>
+              <w:t>Unreachable Host</w:t>
+            </w:r>
+          </w:p>
+        </w:tc>
+      </w:tr>
+      <w:tr>
+        <w:trPr>
+          <w:tblCellSpacing w:w="15" w:type="dxa"/>
+        </w:trPr>
+        <w:tc>
+          <w:tcPr>
+            <w:tcW w:w="0" w:type="auto"/>
+            <w:vAlign w:val="center"/>
+            <w:hideMark/>
+          </w:tcPr>
+          <w:p>
+            <w:pPr>
+              <w:rPr>
+                <w:rFonts w:asciiTheme="majorHAnsi" w:hAnsiTheme="majorHAnsi"/>
+              </w:rPr>
+            </w:pPr>
+            <w:r>
+              <w:rPr>
+                <w:rFonts w:asciiTheme="majorHAnsi" w:hAnsiTheme="majorHAnsi"/>
+              </w:rPr>
+              <w:t>Echo Reply received</w:t>
+            </w:r>
+          </w:p>
+        </w:tc>
+        <w:tc>
+          <w:tcPr>
+            <w:tcW w:w="0" w:type="auto"/>
+            <w:vAlign w:val="center"/>
+            <w:hideMark/>
+          </w:tcPr>
+          <w:p>
+            <w:pPr>
+              <w:rPr>
+                <w:rFonts w:asciiTheme="majorHAnsi" w:hAnsiTheme="majorHAnsi"/>
+              </w:rPr>
+            </w:pPr>
+            <w:r>
+              <w:rPr>
+                <w:rFonts w:asciiTheme="majorHAnsi" w:hAnsiTheme="majorHAnsi"/>
+              </w:rPr>
+              <w:t>Destination Unreachable or timeout</w:t>
+            </w:r>
+          </w:p>
+        </w:tc>
+      </w:tr>
+      <w:tr>
+        <w:trPr>
+          <w:tblCellSpacing w:w="15" w:type="dxa"/>
+        </w:trPr>
+        <w:tc>
+          <w:tcPr>
+            <w:tcW w:w="0" w:type="auto"/>
+            <w:vAlign w:val="center"/>
+            <w:hideMark/>
+          </w:tcPr>
+          <w:p>
+            <w:pPr>
+              <w:rPr>
+                <w:rFonts w:asciiTheme="majorHAnsi" w:hAnsiTheme="majorHAnsi"/>
+              </w:rPr>
+            </w:pPr>
+            <w:r>
+              <w:rPr>
+                <w:rFonts w:asciiTheme="majorHAnsi" w:hAnsiTheme="majorHAnsi"/>
+              </w:rPr>
+              <w:t>RTT available</w:t>
+            </w:r>
+          </w:p>
+        </w:tc>
+        <w:tc>
+          <w:tcPr>
+            <w:tcW w:w="0" w:type="auto"/>
+            <w:vAlign w:val="center"/>
+            <w:hideMark/>
+          </w:tcPr>
+          <w:p>
+            <w:pPr>
+              <w:rPr>
+                <w:rFonts w:asciiTheme="majorHAnsi" w:hAnsiTheme="majorHAnsi"/>
+              </w:rPr>
+            </w:pPr>
+            <w:r>
+              <w:rPr>
+                <w:rFonts w:asciiTheme="majorHAnsi" w:hAnsiTheme="majorHAnsi"/>
+              </w:rPr>
+              <w:t>No RTT</w:t>
+            </w:r>
+          </w:p>
+        </w:tc>
+      </w:tr>
+    </w:tbl>
+    <w:p>
+      <w:pPr>
+        <w:rPr>
+          <w:rFonts w:asciiTheme="majorHAnsi" w:hAnsiTheme="majorHAnsi"/>
+        </w:rPr>
+      </w:pPr>
+    </w:p>
+    <w:p>
+      <w:pPr>
+        <w:rPr>
+          <w:rFonts w:asciiTheme="majorHAnsi" w:hAnsiTheme="majorHAnsi"/>
+        </w:rPr>
+      </w:pPr>
+      <w:r>
+        <w:rPr>
+          <w:rFonts w:asciiTheme="majorHAnsi" w:hAnsiTheme="majorHAnsi"/>
+        </w:rPr>
+        <w:t xml:space="preserve">6. Analyze Destination Unreachable ICMP messages. </w:t>
+      </w:r>
+    </w:p>
+    <w:p>
+      <w:pPr>
+        <w:spacing w:after="0" w:line="240" w:lineRule="auto"/>
+        <w:rPr>
+          <w:rFonts w:asciiTheme="majorHAnsi" w:eastAsia="Times New Roman" w:hAnsiTheme="majorHAnsi" w:cs="Times New Roman"/>
+          <w:kern w:val="0"/>
+          <w14:ligatures w14:val="none"/>
+        </w:rPr>
+      </w:pPr>
+      <w:r>
+        <w:rPr>
+          <w:rFonts w:asciiTheme="majorHAnsi" w:eastAsia="Times New Roman" w:hAnsiTheme="majorHAnsi" w:cs="Times New Roman"/>
+          <w:kern w:val="0"/>
+          <w14:ligatures w14:val="none"/>
+        </w:rPr>
+        <w:t xml:space="preserve">  Network unreachable </w:t>
+      </w:r>
+    </w:p>
+    <w:p>
+      <w:pPr>
+        <w:spacing w:after="0" w:line="240" w:lineRule="auto"/>
+        <w:rPr>
+          <w:rFonts w:asciiTheme="majorHAnsi" w:eastAsia="Times New Roman" w:hAnsiTheme="majorHAnsi" w:cs="Times New Roman"/>
+          <w:kern w:val="0"/>
+          <w14:ligatures w14:val="none"/>
+        </w:rPr>
+      </w:pPr>
+      <w:r>
+        <w:rPr>
+          <w:rFonts w:asciiTheme="majorHAnsi" w:eastAsia="Times New Roman" w:hAnsiTheme="majorHAnsi" w:cs="Times New Roman"/>
+          <w:kern w:val="0"/>
+          <w14:ligatures w14:val="none"/>
+        </w:rPr>
+        <w:t xml:space="preserve">  Host unreachable </w:t>
+      </w:r>
+    </w:p>
+    <w:p>
+      <w:pPr>
+        <w:spacing w:after="0" w:line="240" w:lineRule="auto"/>
+        <w:rPr>
+          <w:rFonts w:asciiTheme="majorHAnsi" w:eastAsia="Times New Roman" w:hAnsiTheme="majorHAnsi" w:cs="Times New Roman"/>
+          <w:kern w:val="0"/>
+          <w14:ligatures w14:val="none"/>
+        </w:rPr>
+      </w:pPr>
+      <w:r>
+        <w:rPr>
+          <w:rFonts w:asciiTheme="majorHAnsi" w:eastAsia="Times New Roman" w:hAnsiTheme="majorHAnsi" w:cs="Times New Roman"/>
+          <w:kern w:val="0"/>
+          <w14:ligatures w14:val="none"/>
+        </w:rPr>
+        <w:t xml:space="preserve">  Port unreachable </w:t>
+      </w:r>
+    </w:p>
+    <w:p>
+      <w:pPr>
+        <w:rPr>
+          <w:rFonts w:asciiTheme="majorHAnsi" w:hAnsiTheme="majorHAnsi"/>
+        </w:rPr>
+      </w:pPr>
+      <w:r>
+        <w:rPr>
+          <w:rFonts w:asciiTheme="majorHAnsi" w:eastAsia="Times New Roman" w:hAnsiTheme="majorHAnsi" w:cs="Times New Roman"/>
+          <w:kern w:val="0"/>
+          <w14:ligatures w14:val="none"/>
+        </w:rPr>
+        <w:t>  Communication administratively prohibited</w:t>
+      </w:r>
+    </w:p>
+    <w:p>
+      <w:pPr>
+        <w:rPr>
+          <w:rFonts w:asciiTheme="majorHAnsi" w:hAnsiTheme="majorHAnsi"/>
+        </w:rPr>
+      </w:pPr>
+      <w:r>
+        <w:rPr>
+          <w:rFonts w:asciiTheme="majorHAnsi" w:hAnsiTheme="majorHAnsi"/>
+        </w:rPr>
+        <w:t xml:space="preserve">7. Use Wireshark filters to display only ICMP traffic. </w:t>
+      </w:r>
+      <w:r>
+        <w:rPr>
+          <w:rFonts w:asciiTheme="majorHAnsi" w:hAnsiTheme="majorHAnsi"/>
+        </w:rPr>
+        <w:br/>
+      </w:r>
+      <w:r>
+        <w:rPr>
+          <w:rFonts w:asciiTheme="majorHAnsi" w:hAnsiTheme="majorHAnsi"/>
+        </w:rPr>
+        <w:drawing>
+          <wp:inline distT="0" distB="0" distL="0" distR="0" wp14:anchorId="5F458360" wp14:editId="3465AD69">
+            <wp:extent cx="5943600" cy="1456690"/>
+            <wp:effectExtent l="0" t="0" r="0" b="0"/>
+            <wp:docPr id="1740929332" name="Picture 1"/>
+            <wp:cNvGraphicFramePr>
+              <a:graphicFrameLocks xmlns:a="http://schemas.openxmlformats.org/drawingml/2006/main" noChangeAspect="1"/>
+            </wp:cNvGraphicFramePr>
+            <a:graphic xmlns:a="http://schemas.openxmlformats.org/drawingml/2006/main">
+              <a:graphicData uri="http://schemas.openxmlformats.org/drawingml/2006/picture">
+                <pic:pic xmlns:pic="http://schemas.openxmlformats.org/drawingml/2006/picture">
+                  <pic:nvPicPr>
+                    <pic:cNvPr id="1740929332" name=""/>
+                    <pic:cNvPicPr/>
+                  </pic:nvPicPr>
+                  <pic:blipFill>
+                    <a:blip r:embed="rId31"/>
+                    <a:stretch>
+                      <a:fillRect/>
+                    </a:stretch>
+                  </pic:blipFill>
+                  <pic:spPr>
+                    <a:xfrm>
+                      <a:off x="0" y="0"/>
+                      <a:ext cx="5943600" cy="1456690"/>
+                    </a:xfrm>
+                    <a:prstGeom prst="rect">
+                      <a:avLst/>
+                    </a:prstGeom>
+                  </pic:spPr>
+                </pic:pic>
+              </a:graphicData>
+            </a:graphic>
+          </wp:inline>
+        </w:drawing>
+      </w:r>
+    </w:p>
+    <w:p>
+      <w:pPr>
+        <w:rPr>
+          <w:rFonts w:asciiTheme="majorHAnsi" w:hAnsiTheme="majorHAnsi"/>
+        </w:rPr>
+      </w:pPr>
+      <w:r>
+        <w:rPr>
+          <w:rFonts w:asciiTheme="majorHAnsi" w:hAnsiTheme="majorHAnsi"/>
+        </w:rPr>
+        <w:t xml:space="preserve">8. Observe TTL values in ICMP packets. </w:t>
+      </w:r>
+    </w:p>
+    <w:p>
+      <w:pPr>
+        <w:rPr>
+          <w:rFonts w:asciiTheme="majorHAnsi" w:hAnsiTheme="majorHAnsi"/>
+        </w:rPr>
+      </w:pPr>
+      <w:r>
+        <w:rPr>
+          <w:rFonts w:asciiTheme="majorHAnsi" w:hAnsiTheme="majorHAnsi"/>
+        </w:rPr>
+        <w:t xml:space="preserve">Windows default TTL: </w:t>
+      </w:r>
+      <w:r>
+        <w:rPr>
+          <w:rFonts w:asciiTheme="majorHAnsi" w:hAnsiTheme="majorHAnsi"/>
+          <w:b/>
+          <w:bCs/>
+        </w:rPr>
+        <w:t>128</w:t>
+      </w:r>
+    </w:p>
+    <w:p>
+      <w:pPr>
+        <w:rPr>
+          <w:rFonts w:asciiTheme="majorHAnsi" w:hAnsiTheme="majorHAnsi"/>
+        </w:rPr>
+      </w:pPr>
+      <w:r>
+        <w:rPr>
+          <w:rFonts w:asciiTheme="majorHAnsi" w:hAnsiTheme="majorHAnsi"/>
+        </w:rPr>
+        <w:lastRenderedPageBreak/>
+        <w:t xml:space="preserve">9. Capture fragmented ICMP packets and analyze fragmentation behavior. </w:t>
+      </w:r>
+    </w:p>
+    <w:p>
+      <w:pPr>
+        <w:spacing w:after="0" w:line="240" w:lineRule="auto"/>
+        <w:rPr>
+          <w:rFonts w:asciiTheme="majorHAnsi" w:eastAsia="Times New Roman" w:hAnsiTheme="majorHAnsi" w:cs="Times New Roman"/>
+          <w:kern w:val="0"/>
+          <w14:ligatures w14:val="none"/>
+        </w:rPr>
+      </w:pPr>
+      <w:r>
+        <w:rPr>
+          <w:rFonts w:asciiTheme="majorHAnsi" w:eastAsia="Times New Roman" w:hAnsiTheme="majorHAnsi" w:cs="Times New Roman"/>
+          <w:kern w:val="0"/>
+          <w14:ligatures w14:val="none"/>
+        </w:rPr>
+        <w:t xml:space="preserve">  Large ICMP packets may be fragmented if they exceed the MTU. </w:t>
+      </w:r>
+    </w:p>
+    <w:p>
+      <w:pPr>
+        <w:spacing w:after="0" w:line="240" w:lineRule="auto"/>
+        <w:rPr>
+          <w:rFonts w:asciiTheme="majorHAnsi" w:eastAsia="Times New Roman" w:hAnsiTheme="majorHAnsi" w:cs="Times New Roman"/>
+          <w:kern w:val="0"/>
+          <w14:ligatures w14:val="none"/>
+        </w:rPr>
+      </w:pPr>
+      <w:r>
+        <w:rPr>
+          <w:rFonts w:asciiTheme="majorHAnsi" w:eastAsia="Times New Roman" w:hAnsiTheme="majorHAnsi" w:cs="Times New Roman"/>
+          <w:kern w:val="0"/>
+          <w14:ligatures w14:val="none"/>
+        </w:rPr>
+        <w:t xml:space="preserve">  Each fragment has the same Identification field but different Fragment Offset values. </w:t>
+      </w:r>
+    </w:p>
+    <w:p>
+      <w:pPr>
+        <w:rPr>
+          <w:rFonts w:asciiTheme="majorHAnsi" w:hAnsiTheme="majorHAnsi"/>
+        </w:rPr>
+      </w:pPr>
+      <w:r>
+        <w:rPr>
+          <w:rFonts w:asciiTheme="majorHAnsi" w:eastAsia="Times New Roman" w:hAnsiTheme="majorHAnsi" w:cs="Times New Roman"/>
+          <w:kern w:val="0"/>
+          <w14:ligatures w14:val="none"/>
+        </w:rPr>
+        <w:t>  Reassembly occurs at the destination.</w:t>
+      </w:r>
+    </w:p>
+    <w:p>
+      <w:pPr>
+        <w:rPr>
+          <w:rFonts w:asciiTheme="majorHAnsi" w:hAnsiTheme="majorHAnsi"/>
+        </w:rPr>
+      </w:pPr>
+      <w:r>
+        <w:rPr>
+          <w:rFonts w:asciiTheme="majorHAnsi" w:hAnsiTheme="majorHAnsi"/>
+        </w:rPr>
+        <w:t>10. Study network diagnostics using ICMP utilities.</w:t>
+      </w:r>
     </w:p>
     <w:sectPr>
       <w:pgSz w:w="12240" w:h="15840"/>
@@ -1928,6 +6473,417 @@
 <file path=word/numbering.xml><?xml version="1.0" encoding="utf-8"?>
 <w:numbering xmlns:wpc="http://schemas.microsoft.com/office/word/2010/wordprocessingCanvas" xmlns:cx="http://schemas.microsoft.com/office/drawing/2014/chartex" xmlns:cx1="http://schemas.microsoft.com/office/drawing/2015/9/8/chartex" xmlns:cx2="http://schemas.microsoft.com/office/drawing/2015/10/21/chartex" xmlns:cx3="http://schemas.microsoft.com/office/drawing/2016/5/9/chartex" xmlns:cx4="http://schemas.microsoft.com/office/drawing/2016/5/10/chartex" xmlns:cx5="http://schemas.microsoft.com/office/drawing/2016/5/11/chartex" xmlns:cx6="http://schemas.microsoft.com/office/drawing/2016/5/12/chartex" xmlns:cx7="http://schemas.microsoft.com/office/drawing/2016/5/13/chartex" xmlns:cx8="http://schemas.microsoft.com/office/drawing/2016/5/14/chartex" xmlns:mc="http://schemas.openxmlformats.org/markup-compatibility/2006" xmlns:aink="http://schemas.microsoft.com/office/drawing/2016/ink" xmlns:am3d="http://schemas.microsoft.com/office/drawing/2017/model3d" xmlns:o="urn:schemas-microsoft-com:office:office" xmlns:oel="http://schemas.microsoft.com/office/2019/extlst" xmlns:r="http://schemas.openxmlformats.org/officeDocument/2006/relationships" xmlns:m="http://schemas.openxmlformats.org/officeDocument/2006/math" xmlns:v="urn:schemas-microsoft-com:vml" xmlns:wp14="http://schemas.microsoft.com/office/word/2010/wordprocessingDrawing" xmlns:wp="http://schemas.openxmlformats.org/drawingml/2006/wordprocessingDrawing" xmlns:w10="urn:schemas-microsoft-com:office:word" xmlns:w="http://schemas.openxmlformats.org/wordprocessingml/2006/main" xmlns:w14="http://schemas.microsoft.com/office/word/2010/wordml" xmlns:w15="http://schemas.microsoft.com/office/word/2012/wordml" xmlns:w16cex="http://schemas.microsoft.com/office/word/2018/wordml/cex" xmlns:w16cid="http://schemas.microsoft.com/office/word/2016/wordml/cid" xmlns:w16="http://schemas.microsoft.com/office/word/2018/wordml" xmlns:w16du="http://schemas.microsoft.com/office/word/2023/wordml/word16du" xmlns:w16sdtdh="http://schemas.microsoft.com/office/word/2020/wordml/sdtdatahash" xmlns:w16sdtfl="http://schemas.microsoft.com/office/word/2024/wordml/sdtformatlock" xmlns:w16se="http://schemas.microsoft.com/office/word/2015/wordml/symex" xmlns:wpg="http://schemas.microsoft.com/office/word/2010/wordprocessingGroup" xmlns:wpi="http://schemas.microsoft.com/office/word/2010/wordprocessingInk" xmlns:wne="http://schemas.microsoft.com/office/word/2006/wordml" xmlns:wps="http://schemas.microsoft.com/office/word/2010/wordprocessingShape" mc:Ignorable="w14 w15 w16se w16cid w16 w16cex w16sdtdh w16sdtfl w16du wp14">
   <w:abstractNum w:abstractNumId="0" w15:restartNumberingAfterBreak="0">
+    <w:nsid w:val="257479D1"/>
+    <w:multiLevelType w:val="multilevel"/>
+    <w:tmpl w:val="496E8778"/>
+    <w:lvl w:ilvl="0">
+      <w:start w:val="1"/>
+      <w:numFmt w:val="bullet"/>
+      <w:lvlText w:val=""/>
+      <w:lvlJc w:val="left"/>
+      <w:pPr>
+        <w:tabs>
+          <w:tab w:val="num" w:pos="720"/>
+        </w:tabs>
+        <w:ind w:left="720" w:hanging="360"/>
+      </w:pPr>
+      <w:rPr>
+        <w:rFonts w:ascii="Symbol" w:hAnsi="Symbol" w:hint="default"/>
+        <w:sz w:val="20"/>
+      </w:rPr>
+    </w:lvl>
+    <w:lvl w:ilvl="1" w:tentative="1">
+      <w:start w:val="1"/>
+      <w:numFmt w:val="bullet"/>
+      <w:lvlText w:val="o"/>
+      <w:lvlJc w:val="left"/>
+      <w:pPr>
+        <w:tabs>
+          <w:tab w:val="num" w:pos="1440"/>
+        </w:tabs>
+        <w:ind w:left="1440" w:hanging="360"/>
+      </w:pPr>
+      <w:rPr>
+        <w:rFonts w:ascii="Courier New" w:hAnsi="Courier New" w:hint="default"/>
+        <w:sz w:val="20"/>
+      </w:rPr>
+    </w:lvl>
+    <w:lvl w:ilvl="2" w:tentative="1">
+      <w:start w:val="1"/>
+      <w:numFmt w:val="bullet"/>
+      <w:lvlText w:val=""/>
+      <w:lvlJc w:val="left"/>
+      <w:pPr>
+        <w:tabs>
+          <w:tab w:val="num" w:pos="2160"/>
+        </w:tabs>
+        <w:ind w:left="2160" w:hanging="360"/>
+      </w:pPr>
+      <w:rPr>
+        <w:rFonts w:ascii="Wingdings" w:hAnsi="Wingdings" w:hint="default"/>
+        <w:sz w:val="20"/>
+      </w:rPr>
+    </w:lvl>
+    <w:lvl w:ilvl="3" w:tentative="1">
+      <w:start w:val="1"/>
+      <w:numFmt w:val="bullet"/>
+      <w:lvlText w:val=""/>
+      <w:lvlJc w:val="left"/>
+      <w:pPr>
+        <w:tabs>
+          <w:tab w:val="num" w:pos="2880"/>
+        </w:tabs>
+        <w:ind w:left="2880" w:hanging="360"/>
+      </w:pPr>
+      <w:rPr>
+        <w:rFonts w:ascii="Wingdings" w:hAnsi="Wingdings" w:hint="default"/>
+        <w:sz w:val="20"/>
+      </w:rPr>
+    </w:lvl>
+    <w:lvl w:ilvl="4" w:tentative="1">
+      <w:start w:val="1"/>
+      <w:numFmt w:val="bullet"/>
+      <w:lvlText w:val=""/>
+      <w:lvlJc w:val="left"/>
+      <w:pPr>
+        <w:tabs>
+          <w:tab w:val="num" w:pos="3600"/>
+        </w:tabs>
+        <w:ind w:left="3600" w:hanging="360"/>
+      </w:pPr>
+      <w:rPr>
+        <w:rFonts w:ascii="Wingdings" w:hAnsi="Wingdings" w:hint="default"/>
+        <w:sz w:val="20"/>
+      </w:rPr>
+    </w:lvl>
+    <w:lvl w:ilvl="5" w:tentative="1">
+      <w:start w:val="1"/>
+      <w:numFmt w:val="bullet"/>
+      <w:lvlText w:val=""/>
+      <w:lvlJc w:val="left"/>
+      <w:pPr>
+        <w:tabs>
+          <w:tab w:val="num" w:pos="4320"/>
+        </w:tabs>
+        <w:ind w:left="4320" w:hanging="360"/>
+      </w:pPr>
+      <w:rPr>
+        <w:rFonts w:ascii="Wingdings" w:hAnsi="Wingdings" w:hint="default"/>
+        <w:sz w:val="20"/>
+      </w:rPr>
+    </w:lvl>
+    <w:lvl w:ilvl="6" w:tentative="1">
+      <w:start w:val="1"/>
+      <w:numFmt w:val="bullet"/>
+      <w:lvlText w:val=""/>
+      <w:lvlJc w:val="left"/>
+      <w:pPr>
+        <w:tabs>
+          <w:tab w:val="num" w:pos="5040"/>
+        </w:tabs>
+        <w:ind w:left="5040" w:hanging="360"/>
+      </w:pPr>
+      <w:rPr>
+        <w:rFonts w:ascii="Wingdings" w:hAnsi="Wingdings" w:hint="default"/>
+        <w:sz w:val="20"/>
+      </w:rPr>
+    </w:lvl>
+    <w:lvl w:ilvl="7" w:tentative="1">
+      <w:start w:val="1"/>
+      <w:numFmt w:val="bullet"/>
+      <w:lvlText w:val=""/>
+      <w:lvlJc w:val="left"/>
+      <w:pPr>
+        <w:tabs>
+          <w:tab w:val="num" w:pos="5760"/>
+        </w:tabs>
+        <w:ind w:left="5760" w:hanging="360"/>
+      </w:pPr>
+      <w:rPr>
+        <w:rFonts w:ascii="Wingdings" w:hAnsi="Wingdings" w:hint="default"/>
+        <w:sz w:val="20"/>
+      </w:rPr>
+    </w:lvl>
+    <w:lvl w:ilvl="8" w:tentative="1">
+      <w:start w:val="1"/>
+      <w:numFmt w:val="bullet"/>
+      <w:lvlText w:val=""/>
+      <w:lvlJc w:val="left"/>
+      <w:pPr>
+        <w:tabs>
+          <w:tab w:val="num" w:pos="6480"/>
+        </w:tabs>
+        <w:ind w:left="6480" w:hanging="360"/>
+      </w:pPr>
+      <w:rPr>
+        <w:rFonts w:ascii="Wingdings" w:hAnsi="Wingdings" w:hint="default"/>
+        <w:sz w:val="20"/>
+      </w:rPr>
+    </w:lvl>
+  </w:abstractNum>
+  <w:abstractNum w:abstractNumId="1" w15:restartNumberingAfterBreak="0">
+    <w:nsid w:val="2E6D34A9"/>
+    <w:multiLevelType w:val="multilevel"/>
+    <w:tmpl w:val="08167C36"/>
+    <w:lvl w:ilvl="0">
+      <w:start w:val="1"/>
+      <w:numFmt w:val="bullet"/>
+      <w:lvlText w:val=""/>
+      <w:lvlJc w:val="left"/>
+      <w:pPr>
+        <w:tabs>
+          <w:tab w:val="num" w:pos="720"/>
+        </w:tabs>
+        <w:ind w:left="720" w:hanging="360"/>
+      </w:pPr>
+      <w:rPr>
+        <w:rFonts w:ascii="Symbol" w:hAnsi="Symbol" w:hint="default"/>
+        <w:sz w:val="20"/>
+      </w:rPr>
+    </w:lvl>
+    <w:lvl w:ilvl="1" w:tentative="1">
+      <w:start w:val="1"/>
+      <w:numFmt w:val="bullet"/>
+      <w:lvlText w:val="o"/>
+      <w:lvlJc w:val="left"/>
+      <w:pPr>
+        <w:tabs>
+          <w:tab w:val="num" w:pos="1440"/>
+        </w:tabs>
+        <w:ind w:left="1440" w:hanging="360"/>
+      </w:pPr>
+      <w:rPr>
+        <w:rFonts w:ascii="Courier New" w:hAnsi="Courier New" w:hint="default"/>
+        <w:sz w:val="20"/>
+      </w:rPr>
+    </w:lvl>
+    <w:lvl w:ilvl="2" w:tentative="1">
+      <w:start w:val="1"/>
+      <w:numFmt w:val="bullet"/>
+      <w:lvlText w:val=""/>
+      <w:lvlJc w:val="left"/>
+      <w:pPr>
+        <w:tabs>
+          <w:tab w:val="num" w:pos="2160"/>
+        </w:tabs>
+        <w:ind w:left="2160" w:hanging="360"/>
+      </w:pPr>
+      <w:rPr>
+        <w:rFonts w:ascii="Wingdings" w:hAnsi="Wingdings" w:hint="default"/>
+        <w:sz w:val="20"/>
+      </w:rPr>
+    </w:lvl>
+    <w:lvl w:ilvl="3" w:tentative="1">
+      <w:start w:val="1"/>
+      <w:numFmt w:val="bullet"/>
+      <w:lvlText w:val=""/>
+      <w:lvlJc w:val="left"/>
+      <w:pPr>
+        <w:tabs>
+          <w:tab w:val="num" w:pos="2880"/>
+        </w:tabs>
+        <w:ind w:left="2880" w:hanging="360"/>
+      </w:pPr>
+      <w:rPr>
+        <w:rFonts w:ascii="Wingdings" w:hAnsi="Wingdings" w:hint="default"/>
+        <w:sz w:val="20"/>
+      </w:rPr>
+    </w:lvl>
+    <w:lvl w:ilvl="4" w:tentative="1">
+      <w:start w:val="1"/>
+      <w:numFmt w:val="bullet"/>
+      <w:lvlText w:val=""/>
+      <w:lvlJc w:val="left"/>
+      <w:pPr>
+        <w:tabs>
+          <w:tab w:val="num" w:pos="3600"/>
+        </w:tabs>
+        <w:ind w:left="3600" w:hanging="360"/>
+      </w:pPr>
+      <w:rPr>
+        <w:rFonts w:ascii="Wingdings" w:hAnsi="Wingdings" w:hint="default"/>
+        <w:sz w:val="20"/>
+      </w:rPr>
+    </w:lvl>
+    <w:lvl w:ilvl="5" w:tentative="1">
+      <w:start w:val="1"/>
+      <w:numFmt w:val="bullet"/>
+      <w:lvlText w:val=""/>
+      <w:lvlJc w:val="left"/>
+      <w:pPr>
+        <w:tabs>
+          <w:tab w:val="num" w:pos="4320"/>
+        </w:tabs>
+        <w:ind w:left="4320" w:hanging="360"/>
+      </w:pPr>
+      <w:rPr>
+        <w:rFonts w:ascii="Wingdings" w:hAnsi="Wingdings" w:hint="default"/>
+        <w:sz w:val="20"/>
+      </w:rPr>
+    </w:lvl>
+    <w:lvl w:ilvl="6" w:tentative="1">
+      <w:start w:val="1"/>
+      <w:numFmt w:val="bullet"/>
+      <w:lvlText w:val=""/>
+      <w:lvlJc w:val="left"/>
+      <w:pPr>
+        <w:tabs>
+          <w:tab w:val="num" w:pos="5040"/>
+        </w:tabs>
+        <w:ind w:left="5040" w:hanging="360"/>
+      </w:pPr>
+      <w:rPr>
+        <w:rFonts w:ascii="Wingdings" w:hAnsi="Wingdings" w:hint="default"/>
+        <w:sz w:val="20"/>
+      </w:rPr>
+    </w:lvl>
+    <w:lvl w:ilvl="7" w:tentative="1">
+      <w:start w:val="1"/>
+      <w:numFmt w:val="bullet"/>
+      <w:lvlText w:val=""/>
+      <w:lvlJc w:val="left"/>
+      <w:pPr>
+        <w:tabs>
+          <w:tab w:val="num" w:pos="5760"/>
+        </w:tabs>
+        <w:ind w:left="5760" w:hanging="360"/>
+      </w:pPr>
+      <w:rPr>
+        <w:rFonts w:ascii="Wingdings" w:hAnsi="Wingdings" w:hint="default"/>
+        <w:sz w:val="20"/>
+      </w:rPr>
+    </w:lvl>
+    <w:lvl w:ilvl="8" w:tentative="1">
+      <w:start w:val="1"/>
+      <w:numFmt w:val="bullet"/>
+      <w:lvlText w:val=""/>
+      <w:lvlJc w:val="left"/>
+      <w:pPr>
+        <w:tabs>
+          <w:tab w:val="num" w:pos="6480"/>
+        </w:tabs>
+        <w:ind w:left="6480" w:hanging="360"/>
+      </w:pPr>
+      <w:rPr>
+        <w:rFonts w:ascii="Wingdings" w:hAnsi="Wingdings" w:hint="default"/>
+        <w:sz w:val="20"/>
+      </w:rPr>
+    </w:lvl>
+  </w:abstractNum>
+  <w:abstractNum w:abstractNumId="2" w15:restartNumberingAfterBreak="0">
+    <w:nsid w:val="364F286C"/>
+    <w:multiLevelType w:val="hybridMultilevel"/>
+    <w:tmpl w:val="C49AF190"/>
+    <w:lvl w:ilvl="0" w:tplc="04090001">
+      <w:start w:val="1"/>
+      <w:numFmt w:val="bullet"/>
+      <w:lvlText w:val=""/>
+      <w:lvlJc w:val="left"/>
+      <w:pPr>
+        <w:ind w:left="720" w:hanging="360"/>
+      </w:pPr>
+      <w:rPr>
+        <w:rFonts w:ascii="Symbol" w:hAnsi="Symbol" w:hint="default"/>
+      </w:rPr>
+    </w:lvl>
+    <w:lvl w:ilvl="1" w:tplc="04090003" w:tentative="1">
+      <w:start w:val="1"/>
+      <w:numFmt w:val="bullet"/>
+      <w:lvlText w:val="o"/>
+      <w:lvlJc w:val="left"/>
+      <w:pPr>
+        <w:ind w:left="1440" w:hanging="360"/>
+      </w:pPr>
+      <w:rPr>
+        <w:rFonts w:ascii="Courier New" w:hAnsi="Courier New" w:cs="Courier New" w:hint="default"/>
+      </w:rPr>
+    </w:lvl>
+    <w:lvl w:ilvl="2" w:tplc="04090005" w:tentative="1">
+      <w:start w:val="1"/>
+      <w:numFmt w:val="bullet"/>
+      <w:lvlText w:val=""/>
+      <w:lvlJc w:val="left"/>
+      <w:pPr>
+        <w:ind w:left="2160" w:hanging="360"/>
+      </w:pPr>
+      <w:rPr>
+        <w:rFonts w:ascii="Wingdings" w:hAnsi="Wingdings" w:hint="default"/>
+      </w:rPr>
+    </w:lvl>
+    <w:lvl w:ilvl="3" w:tplc="04090001" w:tentative="1">
+      <w:start w:val="1"/>
+      <w:numFmt w:val="bullet"/>
+      <w:lvlText w:val=""/>
+      <w:lvlJc w:val="left"/>
+      <w:pPr>
+        <w:ind w:left="2880" w:hanging="360"/>
+      </w:pPr>
+      <w:rPr>
+        <w:rFonts w:ascii="Symbol" w:hAnsi="Symbol" w:hint="default"/>
+      </w:rPr>
+    </w:lvl>
+    <w:lvl w:ilvl="4" w:tplc="04090003" w:tentative="1">
+      <w:start w:val="1"/>
+      <w:numFmt w:val="bullet"/>
+      <w:lvlText w:val="o"/>
+      <w:lvlJc w:val="left"/>
+      <w:pPr>
+        <w:ind w:left="3600" w:hanging="360"/>
+      </w:pPr>
+      <w:rPr>
+        <w:rFonts w:ascii="Courier New" w:hAnsi="Courier New" w:cs="Courier New" w:hint="default"/>
+      </w:rPr>
+    </w:lvl>
+    <w:lvl w:ilvl="5" w:tplc="04090005" w:tentative="1">
+      <w:start w:val="1"/>
+      <w:numFmt w:val="bullet"/>
+      <w:lvlText w:val=""/>
+      <w:lvlJc w:val="left"/>
+      <w:pPr>
+        <w:ind w:left="4320" w:hanging="360"/>
+      </w:pPr>
+      <w:rPr>
+        <w:rFonts w:ascii="Wingdings" w:hAnsi="Wingdings" w:hint="default"/>
+      </w:rPr>
+    </w:lvl>
+    <w:lvl w:ilvl="6" w:tplc="04090001" w:tentative="1">
+      <w:start w:val="1"/>
+      <w:numFmt w:val="bullet"/>
+      <w:lvlText w:val=""/>
+      <w:lvlJc w:val="left"/>
+      <w:pPr>
+        <w:ind w:left="5040" w:hanging="360"/>
+      </w:pPr>
+      <w:rPr>
+        <w:rFonts w:ascii="Symbol" w:hAnsi="Symbol" w:hint="default"/>
+      </w:rPr>
+    </w:lvl>
+    <w:lvl w:ilvl="7" w:tplc="04090003" w:tentative="1">
+      <w:start w:val="1"/>
+      <w:numFmt w:val="bullet"/>
+      <w:lvlText w:val="o"/>
+      <w:lvlJc w:val="left"/>
+      <w:pPr>
+        <w:ind w:left="5760" w:hanging="360"/>
+      </w:pPr>
+      <w:rPr>
+        <w:rFonts w:ascii="Courier New" w:hAnsi="Courier New" w:cs="Courier New" w:hint="default"/>
+      </w:rPr>
+    </w:lvl>
+    <w:lvl w:ilvl="8" w:tplc="04090005" w:tentative="1">
+      <w:start w:val="1"/>
+      <w:numFmt w:val="bullet"/>
+      <w:lvlText w:val=""/>
+      <w:lvlJc w:val="left"/>
+      <w:pPr>
+        <w:ind w:left="6480" w:hanging="360"/>
+      </w:pPr>
+      <w:rPr>
+        <w:rFonts w:ascii="Wingdings" w:hAnsi="Wingdings" w:hint="default"/>
+      </w:rPr>
+    </w:lvl>
+  </w:abstractNum>
+  <w:abstractNum w:abstractNumId="3" w15:restartNumberingAfterBreak="0">
     <w:nsid w:val="61442B10"/>
     <w:multiLevelType w:val="hybridMultilevel"/>
     <w:tmpl w:val="8AEE3A4C"/>
@@ -2016,8 +6972,553 @@
       </w:pPr>
     </w:lvl>
   </w:abstractNum>
+  <w:abstractNum w:abstractNumId="4" w15:restartNumberingAfterBreak="0">
+    <w:nsid w:val="6C9B5447"/>
+    <w:multiLevelType w:val="multilevel"/>
+    <w:tmpl w:val="BCB89934"/>
+    <w:lvl w:ilvl="0">
+      <w:start w:val="1"/>
+      <w:numFmt w:val="bullet"/>
+      <w:lvlText w:val=""/>
+      <w:lvlJc w:val="left"/>
+      <w:pPr>
+        <w:tabs>
+          <w:tab w:val="num" w:pos="720"/>
+        </w:tabs>
+        <w:ind w:left="720" w:hanging="360"/>
+      </w:pPr>
+      <w:rPr>
+        <w:rFonts w:ascii="Symbol" w:hAnsi="Symbol" w:hint="default"/>
+        <w:sz w:val="20"/>
+      </w:rPr>
+    </w:lvl>
+    <w:lvl w:ilvl="1" w:tentative="1">
+      <w:start w:val="1"/>
+      <w:numFmt w:val="bullet"/>
+      <w:lvlText w:val="o"/>
+      <w:lvlJc w:val="left"/>
+      <w:pPr>
+        <w:tabs>
+          <w:tab w:val="num" w:pos="1440"/>
+        </w:tabs>
+        <w:ind w:left="1440" w:hanging="360"/>
+      </w:pPr>
+      <w:rPr>
+        <w:rFonts w:ascii="Courier New" w:hAnsi="Courier New" w:hint="default"/>
+        <w:sz w:val="20"/>
+      </w:rPr>
+    </w:lvl>
+    <w:lvl w:ilvl="2" w:tentative="1">
+      <w:start w:val="1"/>
+      <w:numFmt w:val="bullet"/>
+      <w:lvlText w:val=""/>
+      <w:lvlJc w:val="left"/>
+      <w:pPr>
+        <w:tabs>
+          <w:tab w:val="num" w:pos="2160"/>
+        </w:tabs>
+        <w:ind w:left="2160" w:hanging="360"/>
+      </w:pPr>
+      <w:rPr>
+        <w:rFonts w:ascii="Wingdings" w:hAnsi="Wingdings" w:hint="default"/>
+        <w:sz w:val="20"/>
+      </w:rPr>
+    </w:lvl>
+    <w:lvl w:ilvl="3" w:tentative="1">
+      <w:start w:val="1"/>
+      <w:numFmt w:val="bullet"/>
+      <w:lvlText w:val=""/>
+      <w:lvlJc w:val="left"/>
+      <w:pPr>
+        <w:tabs>
+          <w:tab w:val="num" w:pos="2880"/>
+        </w:tabs>
+        <w:ind w:left="2880" w:hanging="360"/>
+      </w:pPr>
+      <w:rPr>
+        <w:rFonts w:ascii="Wingdings" w:hAnsi="Wingdings" w:hint="default"/>
+        <w:sz w:val="20"/>
+      </w:rPr>
+    </w:lvl>
+    <w:lvl w:ilvl="4" w:tentative="1">
+      <w:start w:val="1"/>
+      <w:numFmt w:val="bullet"/>
+      <w:lvlText w:val=""/>
+      <w:lvlJc w:val="left"/>
+      <w:pPr>
+        <w:tabs>
+          <w:tab w:val="num" w:pos="3600"/>
+        </w:tabs>
+        <w:ind w:left="3600" w:hanging="360"/>
+      </w:pPr>
+      <w:rPr>
+        <w:rFonts w:ascii="Wingdings" w:hAnsi="Wingdings" w:hint="default"/>
+        <w:sz w:val="20"/>
+      </w:rPr>
+    </w:lvl>
+    <w:lvl w:ilvl="5" w:tentative="1">
+      <w:start w:val="1"/>
+      <w:numFmt w:val="bullet"/>
+      <w:lvlText w:val=""/>
+      <w:lvlJc w:val="left"/>
+      <w:pPr>
+        <w:tabs>
+          <w:tab w:val="num" w:pos="4320"/>
+        </w:tabs>
+        <w:ind w:left="4320" w:hanging="360"/>
+      </w:pPr>
+      <w:rPr>
+        <w:rFonts w:ascii="Wingdings" w:hAnsi="Wingdings" w:hint="default"/>
+        <w:sz w:val="20"/>
+      </w:rPr>
+    </w:lvl>
+    <w:lvl w:ilvl="6" w:tentative="1">
+      <w:start w:val="1"/>
+      <w:numFmt w:val="bullet"/>
+      <w:lvlText w:val=""/>
+      <w:lvlJc w:val="left"/>
+      <w:pPr>
+        <w:tabs>
+          <w:tab w:val="num" w:pos="5040"/>
+        </w:tabs>
+        <w:ind w:left="5040" w:hanging="360"/>
+      </w:pPr>
+      <w:rPr>
+        <w:rFonts w:ascii="Wingdings" w:hAnsi="Wingdings" w:hint="default"/>
+        <w:sz w:val="20"/>
+      </w:rPr>
+    </w:lvl>
+    <w:lvl w:ilvl="7" w:tentative="1">
+      <w:start w:val="1"/>
+      <w:numFmt w:val="bullet"/>
+      <w:lvlText w:val=""/>
+      <w:lvlJc w:val="left"/>
+      <w:pPr>
+        <w:tabs>
+          <w:tab w:val="num" w:pos="5760"/>
+        </w:tabs>
+        <w:ind w:left="5760" w:hanging="360"/>
+      </w:pPr>
+      <w:rPr>
+        <w:rFonts w:ascii="Wingdings" w:hAnsi="Wingdings" w:hint="default"/>
+        <w:sz w:val="20"/>
+      </w:rPr>
+    </w:lvl>
+    <w:lvl w:ilvl="8" w:tentative="1">
+      <w:start w:val="1"/>
+      <w:numFmt w:val="bullet"/>
+      <w:lvlText w:val=""/>
+      <w:lvlJc w:val="left"/>
+      <w:pPr>
+        <w:tabs>
+          <w:tab w:val="num" w:pos="6480"/>
+        </w:tabs>
+        <w:ind w:left="6480" w:hanging="360"/>
+      </w:pPr>
+      <w:rPr>
+        <w:rFonts w:ascii="Wingdings" w:hAnsi="Wingdings" w:hint="default"/>
+        <w:sz w:val="20"/>
+      </w:rPr>
+    </w:lvl>
+  </w:abstractNum>
+  <w:abstractNum w:abstractNumId="5" w15:restartNumberingAfterBreak="0">
+    <w:nsid w:val="7C906819"/>
+    <w:multiLevelType w:val="hybridMultilevel"/>
+    <w:tmpl w:val="C38EA366"/>
+    <w:lvl w:ilvl="0" w:tplc="04090001">
+      <w:start w:val="1"/>
+      <w:numFmt w:val="bullet"/>
+      <w:lvlText w:val=""/>
+      <w:lvlJc w:val="left"/>
+      <w:pPr>
+        <w:ind w:left="761" w:hanging="360"/>
+      </w:pPr>
+      <w:rPr>
+        <w:rFonts w:ascii="Symbol" w:hAnsi="Symbol" w:hint="default"/>
+      </w:rPr>
+    </w:lvl>
+    <w:lvl w:ilvl="1" w:tplc="04090003" w:tentative="1">
+      <w:start w:val="1"/>
+      <w:numFmt w:val="bullet"/>
+      <w:lvlText w:val="o"/>
+      <w:lvlJc w:val="left"/>
+      <w:pPr>
+        <w:ind w:left="1481" w:hanging="360"/>
+      </w:pPr>
+      <w:rPr>
+        <w:rFonts w:ascii="Courier New" w:hAnsi="Courier New" w:cs="Courier New" w:hint="default"/>
+      </w:rPr>
+    </w:lvl>
+    <w:lvl w:ilvl="2" w:tplc="04090005" w:tentative="1">
+      <w:start w:val="1"/>
+      <w:numFmt w:val="bullet"/>
+      <w:lvlText w:val=""/>
+      <w:lvlJc w:val="left"/>
+      <w:pPr>
+        <w:ind w:left="2201" w:hanging="360"/>
+      </w:pPr>
+      <w:rPr>
+        <w:rFonts w:ascii="Wingdings" w:hAnsi="Wingdings" w:hint="default"/>
+      </w:rPr>
+    </w:lvl>
+    <w:lvl w:ilvl="3" w:tplc="04090001" w:tentative="1">
+      <w:start w:val="1"/>
+      <w:numFmt w:val="bullet"/>
+      <w:lvlText w:val=""/>
+      <w:lvlJc w:val="left"/>
+      <w:pPr>
+        <w:ind w:left="2921" w:hanging="360"/>
+      </w:pPr>
+      <w:rPr>
+        <w:rFonts w:ascii="Symbol" w:hAnsi="Symbol" w:hint="default"/>
+      </w:rPr>
+    </w:lvl>
+    <w:lvl w:ilvl="4" w:tplc="04090003" w:tentative="1">
+      <w:start w:val="1"/>
+      <w:numFmt w:val="bullet"/>
+      <w:lvlText w:val="o"/>
+      <w:lvlJc w:val="left"/>
+      <w:pPr>
+        <w:ind w:left="3641" w:hanging="360"/>
+      </w:pPr>
+      <w:rPr>
+        <w:rFonts w:ascii="Courier New" w:hAnsi="Courier New" w:cs="Courier New" w:hint="default"/>
+      </w:rPr>
+    </w:lvl>
+    <w:lvl w:ilvl="5" w:tplc="04090005" w:tentative="1">
+      <w:start w:val="1"/>
+      <w:numFmt w:val="bullet"/>
+      <w:lvlText w:val=""/>
+      <w:lvlJc w:val="left"/>
+      <w:pPr>
+        <w:ind w:left="4361" w:hanging="360"/>
+      </w:pPr>
+      <w:rPr>
+        <w:rFonts w:ascii="Wingdings" w:hAnsi="Wingdings" w:hint="default"/>
+      </w:rPr>
+    </w:lvl>
+    <w:lvl w:ilvl="6" w:tplc="04090001" w:tentative="1">
+      <w:start w:val="1"/>
+      <w:numFmt w:val="bullet"/>
+      <w:lvlText w:val=""/>
+      <w:lvlJc w:val="left"/>
+      <w:pPr>
+        <w:ind w:left="5081" w:hanging="360"/>
+      </w:pPr>
+      <w:rPr>
+        <w:rFonts w:ascii="Symbol" w:hAnsi="Symbol" w:hint="default"/>
+      </w:rPr>
+    </w:lvl>
+    <w:lvl w:ilvl="7" w:tplc="04090003" w:tentative="1">
+      <w:start w:val="1"/>
+      <w:numFmt w:val="bullet"/>
+      <w:lvlText w:val="o"/>
+      <w:lvlJc w:val="left"/>
+      <w:pPr>
+        <w:ind w:left="5801" w:hanging="360"/>
+      </w:pPr>
+      <w:rPr>
+        <w:rFonts w:ascii="Courier New" w:hAnsi="Courier New" w:cs="Courier New" w:hint="default"/>
+      </w:rPr>
+    </w:lvl>
+    <w:lvl w:ilvl="8" w:tplc="04090005" w:tentative="1">
+      <w:start w:val="1"/>
+      <w:numFmt w:val="bullet"/>
+      <w:lvlText w:val=""/>
+      <w:lvlJc w:val="left"/>
+      <w:pPr>
+        <w:ind w:left="6521" w:hanging="360"/>
+      </w:pPr>
+      <w:rPr>
+        <w:rFonts w:ascii="Wingdings" w:hAnsi="Wingdings" w:hint="default"/>
+      </w:rPr>
+    </w:lvl>
+  </w:abstractNum>
+  <w:abstractNum w:abstractNumId="6" w15:restartNumberingAfterBreak="0">
+    <w:nsid w:val="7D06147B"/>
+    <w:multiLevelType w:val="hybridMultilevel"/>
+    <w:tmpl w:val="B67C2D6E"/>
+    <w:lvl w:ilvl="0" w:tplc="04090001">
+      <w:start w:val="1"/>
+      <w:numFmt w:val="bullet"/>
+      <w:lvlText w:val=""/>
+      <w:lvlJc w:val="left"/>
+      <w:pPr>
+        <w:ind w:left="720" w:hanging="360"/>
+      </w:pPr>
+      <w:rPr>
+        <w:rFonts w:ascii="Symbol" w:hAnsi="Symbol" w:hint="default"/>
+      </w:rPr>
+    </w:lvl>
+    <w:lvl w:ilvl="1" w:tplc="04090003">
+      <w:start w:val="1"/>
+      <w:numFmt w:val="bullet"/>
+      <w:lvlText w:val="o"/>
+      <w:lvlJc w:val="left"/>
+      <w:pPr>
+        <w:ind w:left="1440" w:hanging="360"/>
+      </w:pPr>
+      <w:rPr>
+        <w:rFonts w:ascii="Courier New" w:hAnsi="Courier New" w:cs="Courier New" w:hint="default"/>
+      </w:rPr>
+    </w:lvl>
+    <w:lvl w:ilvl="2" w:tplc="04090005" w:tentative="1">
+      <w:start w:val="1"/>
+      <w:numFmt w:val="bullet"/>
+      <w:lvlText w:val=""/>
+      <w:lvlJc w:val="left"/>
+      <w:pPr>
+        <w:ind w:left="2160" w:hanging="360"/>
+      </w:pPr>
+      <w:rPr>
+        <w:rFonts w:ascii="Wingdings" w:hAnsi="Wingdings" w:hint="default"/>
+      </w:rPr>
+    </w:lvl>
+    <w:lvl w:ilvl="3" w:tplc="04090001" w:tentative="1">
+      <w:start w:val="1"/>
+      <w:numFmt w:val="bullet"/>
+      <w:lvlText w:val=""/>
+      <w:lvlJc w:val="left"/>
+      <w:pPr>
+        <w:ind w:left="2880" w:hanging="360"/>
+      </w:pPr>
+      <w:rPr>
+        <w:rFonts w:ascii="Symbol" w:hAnsi="Symbol" w:hint="default"/>
+      </w:rPr>
+    </w:lvl>
+    <w:lvl w:ilvl="4" w:tplc="04090003" w:tentative="1">
+      <w:start w:val="1"/>
+      <w:numFmt w:val="bullet"/>
+      <w:lvlText w:val="o"/>
+      <w:lvlJc w:val="left"/>
+      <w:pPr>
+        <w:ind w:left="3600" w:hanging="360"/>
+      </w:pPr>
+      <w:rPr>
+        <w:rFonts w:ascii="Courier New" w:hAnsi="Courier New" w:cs="Courier New" w:hint="default"/>
+      </w:rPr>
+    </w:lvl>
+    <w:lvl w:ilvl="5" w:tplc="04090005" w:tentative="1">
+      <w:start w:val="1"/>
+      <w:numFmt w:val="bullet"/>
+      <w:lvlText w:val=""/>
+      <w:lvlJc w:val="left"/>
+      <w:pPr>
+        <w:ind w:left="4320" w:hanging="360"/>
+      </w:pPr>
+      <w:rPr>
+        <w:rFonts w:ascii="Wingdings" w:hAnsi="Wingdings" w:hint="default"/>
+      </w:rPr>
+    </w:lvl>
+    <w:lvl w:ilvl="6" w:tplc="04090001" w:tentative="1">
+      <w:start w:val="1"/>
+      <w:numFmt w:val="bullet"/>
+      <w:lvlText w:val=""/>
+      <w:lvlJc w:val="left"/>
+      <w:pPr>
+        <w:ind w:left="5040" w:hanging="360"/>
+      </w:pPr>
+      <w:rPr>
+        <w:rFonts w:ascii="Symbol" w:hAnsi="Symbol" w:hint="default"/>
+      </w:rPr>
+    </w:lvl>
+    <w:lvl w:ilvl="7" w:tplc="04090003" w:tentative="1">
+      <w:start w:val="1"/>
+      <w:numFmt w:val="bullet"/>
+      <w:lvlText w:val="o"/>
+      <w:lvlJc w:val="left"/>
+      <w:pPr>
+        <w:ind w:left="5760" w:hanging="360"/>
+      </w:pPr>
+      <w:rPr>
+        <w:rFonts w:ascii="Courier New" w:hAnsi="Courier New" w:cs="Courier New" w:hint="default"/>
+      </w:rPr>
+    </w:lvl>
+    <w:lvl w:ilvl="8" w:tplc="04090005" w:tentative="1">
+      <w:start w:val="1"/>
+      <w:numFmt w:val="bullet"/>
+      <w:lvlText w:val=""/>
+      <w:lvlJc w:val="left"/>
+      <w:pPr>
+        <w:ind w:left="6480" w:hanging="360"/>
+      </w:pPr>
+      <w:rPr>
+        <w:rFonts w:ascii="Wingdings" w:hAnsi="Wingdings" w:hint="default"/>
+      </w:rPr>
+    </w:lvl>
+  </w:abstractNum>
+  <w:abstractNum w:abstractNumId="7" w15:restartNumberingAfterBreak="0">
+    <w:nsid w:val="7E667056"/>
+    <w:multiLevelType w:val="multilevel"/>
+    <w:tmpl w:val="A9FCCE0C"/>
+    <w:lvl w:ilvl="0">
+      <w:start w:val="1"/>
+      <w:numFmt w:val="bullet"/>
+      <w:lvlText w:val=""/>
+      <w:lvlJc w:val="left"/>
+      <w:pPr>
+        <w:tabs>
+          <w:tab w:val="num" w:pos="720"/>
+        </w:tabs>
+        <w:ind w:left="720" w:hanging="360"/>
+      </w:pPr>
+      <w:rPr>
+        <w:rFonts w:ascii="Symbol" w:hAnsi="Symbol" w:hint="default"/>
+        <w:sz w:val="20"/>
+      </w:rPr>
+    </w:lvl>
+    <w:lvl w:ilvl="1" w:tentative="1">
+      <w:start w:val="1"/>
+      <w:numFmt w:val="bullet"/>
+      <w:lvlText w:val="o"/>
+      <w:lvlJc w:val="left"/>
+      <w:pPr>
+        <w:tabs>
+          <w:tab w:val="num" w:pos="1440"/>
+        </w:tabs>
+        <w:ind w:left="1440" w:hanging="360"/>
+      </w:pPr>
+      <w:rPr>
+        <w:rFonts w:ascii="Courier New" w:hAnsi="Courier New" w:hint="default"/>
+        <w:sz w:val="20"/>
+      </w:rPr>
+    </w:lvl>
+    <w:lvl w:ilvl="2" w:tentative="1">
+      <w:start w:val="1"/>
+      <w:numFmt w:val="bullet"/>
+      <w:lvlText w:val=""/>
+      <w:lvlJc w:val="left"/>
+      <w:pPr>
+        <w:tabs>
+          <w:tab w:val="num" w:pos="2160"/>
+        </w:tabs>
+        <w:ind w:left="2160" w:hanging="360"/>
+      </w:pPr>
+      <w:rPr>
+        <w:rFonts w:ascii="Wingdings" w:hAnsi="Wingdings" w:hint="default"/>
+        <w:sz w:val="20"/>
+      </w:rPr>
+    </w:lvl>
+    <w:lvl w:ilvl="3" w:tentative="1">
+      <w:start w:val="1"/>
+      <w:numFmt w:val="bullet"/>
+      <w:lvlText w:val=""/>
+      <w:lvlJc w:val="left"/>
+      <w:pPr>
+        <w:tabs>
+          <w:tab w:val="num" w:pos="2880"/>
+        </w:tabs>
+        <w:ind w:left="2880" w:hanging="360"/>
+      </w:pPr>
+      <w:rPr>
+        <w:rFonts w:ascii="Wingdings" w:hAnsi="Wingdings" w:hint="default"/>
+        <w:sz w:val="20"/>
+      </w:rPr>
+    </w:lvl>
+    <w:lvl w:ilvl="4" w:tentative="1">
+      <w:start w:val="1"/>
+      <w:numFmt w:val="bullet"/>
+      <w:lvlText w:val=""/>
+      <w:lvlJc w:val="left"/>
+      <w:pPr>
+        <w:tabs>
+          <w:tab w:val="num" w:pos="3600"/>
+        </w:tabs>
+        <w:ind w:left="3600" w:hanging="360"/>
+      </w:pPr>
+      <w:rPr>
+        <w:rFonts w:ascii="Wingdings" w:hAnsi="Wingdings" w:hint="default"/>
+        <w:sz w:val="20"/>
+      </w:rPr>
+    </w:lvl>
+    <w:lvl w:ilvl="5" w:tentative="1">
+      <w:start w:val="1"/>
+      <w:numFmt w:val="bullet"/>
+      <w:lvlText w:val=""/>
+      <w:lvlJc w:val="left"/>
+      <w:pPr>
+        <w:tabs>
+          <w:tab w:val="num" w:pos="4320"/>
+        </w:tabs>
+        <w:ind w:left="4320" w:hanging="360"/>
+      </w:pPr>
+      <w:rPr>
+        <w:rFonts w:ascii="Wingdings" w:hAnsi="Wingdings" w:hint="default"/>
+        <w:sz w:val="20"/>
+      </w:rPr>
+    </w:lvl>
+    <w:lvl w:ilvl="6" w:tentative="1">
+      <w:start w:val="1"/>
+      <w:numFmt w:val="bullet"/>
+      <w:lvlText w:val=""/>
+      <w:lvlJc w:val="left"/>
+      <w:pPr>
+        <w:tabs>
+          <w:tab w:val="num" w:pos="5040"/>
+        </w:tabs>
+        <w:ind w:left="5040" w:hanging="360"/>
+      </w:pPr>
+      <w:rPr>
+        <w:rFonts w:ascii="Wingdings" w:hAnsi="Wingdings" w:hint="default"/>
+        <w:sz w:val="20"/>
+      </w:rPr>
+    </w:lvl>
+    <w:lvl w:ilvl="7" w:tentative="1">
+      <w:start w:val="1"/>
+      <w:numFmt w:val="bullet"/>
+      <w:lvlText w:val=""/>
+      <w:lvlJc w:val="left"/>
+      <w:pPr>
+        <w:tabs>
+          <w:tab w:val="num" w:pos="5760"/>
+        </w:tabs>
+        <w:ind w:left="5760" w:hanging="360"/>
+      </w:pPr>
+      <w:rPr>
+        <w:rFonts w:ascii="Wingdings" w:hAnsi="Wingdings" w:hint="default"/>
+        <w:sz w:val="20"/>
+      </w:rPr>
+    </w:lvl>
+    <w:lvl w:ilvl="8" w:tentative="1">
+      <w:start w:val="1"/>
+      <w:numFmt w:val="bullet"/>
+      <w:lvlText w:val=""/>
+      <w:lvlJc w:val="left"/>
+      <w:pPr>
+        <w:tabs>
+          <w:tab w:val="num" w:pos="6480"/>
+        </w:tabs>
+        <w:ind w:left="6480" w:hanging="360"/>
+      </w:pPr>
+      <w:rPr>
+        <w:rFonts w:ascii="Wingdings" w:hAnsi="Wingdings" w:hint="default"/>
+        <w:sz w:val="20"/>
+      </w:rPr>
+    </w:lvl>
+  </w:abstractNum>
   <w:num w:numId="1" w16cid:durableId="144663756">
+    <w:abstractNumId w:val="3"/>
+  </w:num>
+  <w:num w:numId="2" w16cid:durableId="583145599">
+    <w:abstractNumId w:val="7"/>
+  </w:num>
+  <w:num w:numId="3" w16cid:durableId="1023746594">
     <w:abstractNumId w:val="0"/>
+  </w:num>
+  <w:num w:numId="4" w16cid:durableId="1310984017">
+    <w:abstractNumId w:val="1"/>
+  </w:num>
+  <w:num w:numId="5" w16cid:durableId="2047558363">
+    <w:abstractNumId w:val="4"/>
+  </w:num>
+  <w:num w:numId="6" w16cid:durableId="1104106676">
+    <w:abstractNumId w:val="2"/>
+  </w:num>
+  <w:num w:numId="7" w16cid:durableId="1512790668">
+    <w:abstractNumId w:val="5"/>
+  </w:num>
+  <w:num w:numId="8" w16cid:durableId="1402412954">
+    <w:abstractNumId w:val="6"/>
   </w:num>
 </w:numbering>
 </file>
